--- a/docs/여행말_API_기능명세서.docx
+++ b/docs/여행말_API_기능명세서.docx
@@ -129,7 +129,7 @@
                 <w:sz w:val="18"/>
                 <w:szCs w:val="18"/>
               </w:rPr>
-              <w:t xml:space="preserve">v0.1</w:t>
+              <w:t xml:space="preserve">v0.2 (팀 설계와 정합)</w:t>
             </w:r>
           </w:p>
         </w:tc>
@@ -200,6 +200,76 @@
                 <w:szCs w:val="18"/>
               </w:rPr>
               <w:t xml:space="preserve">프론트엔드(React)가 호출하는 백엔드 REST API 전체 (프론트 계약: src/api/types.ts)</w:t>
+            </w:r>
+          </w:p>
+        </w:tc>
+      </w:tr>
+      <w:tr>
+        <w:trPr>
+          <w:cantSplit/>
+        </w:trPr>
+        <w:tc>
+          <w:tcPr>
+            <w:tcW w:type="dxa" w:w="1700"/>
+            <w:tcBorders>
+              <w:top w:val="single" w:color="D9CDB8" w:sz="4"/>
+              <w:left w:val="single" w:color="D9CDB8" w:sz="4"/>
+              <w:bottom w:val="single" w:color="D9CDB8" w:sz="4"/>
+              <w:right w:val="single" w:color="D9CDB8" w:sz="4"/>
+            </w:tcBorders>
+            <w:shd w:fill="EFE6D6" w:color="auto" w:val="clear"/>
+            <w:tcMar>
+              <w:top w:type="dxa" w:w="60"/>
+              <w:left w:type="dxa" w:w="90"/>
+              <w:bottom w:type="dxa" w:w="60"/>
+              <w:right w:type="dxa" w:w="90"/>
+            </w:tcMar>
+          </w:tcPr>
+          <w:p>
+            <w:pPr>
+              <w:spacing w:after="30" w:line="265"/>
+            </w:pPr>
+            <w:r>
+              <w:rPr>
+                <w:rFonts w:ascii="Malgun Gothic" w:cs="Malgun Gothic" w:eastAsia="Malgun Gothic" w:hAnsi="Malgun Gothic"/>
+                <w:b/>
+                <w:bCs/>
+                <w:color w:val="2A2420"/>
+                <w:sz w:val="18"/>
+                <w:szCs w:val="18"/>
+              </w:rPr>
+              <w:t xml:space="preserve">기준 문서</w:t>
+            </w:r>
+          </w:p>
+        </w:tc>
+        <w:tc>
+          <w:tcPr>
+            <w:tcW w:type="dxa" w:w="7938"/>
+            <w:tcBorders>
+              <w:top w:val="single" w:color="D9CDB8" w:sz="4"/>
+              <w:left w:val="single" w:color="D9CDB8" w:sz="4"/>
+              <w:bottom w:val="single" w:color="D9CDB8" w:sz="4"/>
+              <w:right w:val="single" w:color="D9CDB8" w:sz="4"/>
+            </w:tcBorders>
+            <w:tcMar>
+              <w:top w:type="dxa" w:w="60"/>
+              <w:left w:type="dxa" w:w="90"/>
+              <w:bottom w:type="dxa" w:w="60"/>
+              <w:right w:type="dxa" w:w="90"/>
+            </w:tcMar>
+          </w:tcPr>
+          <w:p>
+            <w:pPr>
+              <w:spacing w:after="30" w:line="265"/>
+            </w:pPr>
+            <w:r>
+              <w:rPr>
+                <w:rFonts w:ascii="Malgun Gothic" w:cs="Malgun Gothic" w:eastAsia="Malgun Gothic" w:hAnsi="Malgun Gothic"/>
+                <w:color w:val="2A2420"/>
+                <w:sz w:val="18"/>
+                <w:szCs w:val="18"/>
+              </w:rPr>
+              <w:t xml:space="preserve">팀 설계(아키텍처 구상도 · ERD · 데이터 테이블 설계서 v0.4)와 정합. 충돌·결정 사항은 「정합성 검증 보고서」 참고</w:t>
             </w:r>
           </w:p>
         </w:tc>
@@ -459,7 +529,7 @@
           <w:sz w:val="21"/>
           <w:szCs w:val="21"/>
         </w:rPr>
-        <w:t xml:space="preserve">프론트엔드가 mock으로 돌리던 19개 API를 실제 서버로 바꾸기 위한 명세다. 서버는 사진 분석, AI 인터뷰(질문 음성 생성 → 답변 음성 인식), 챕터 작성, 책 엮기, 문체 변경을 처리한다. 가능한 모든 AI·저장·좌표 변환 기능은 NAVER Cloud Platform(NCP) 서비스를 쓰고, NCP에 없는 부분만 오픈소스 라이브러리나 외부 API로 최소한만 채운다.</w:t>
+        <w:t xml:space="preserve">프론트엔드가 mock으로 돌리던 21개 API를 실제 서버로 바꾸기 위한 명세다. 서버는 사진 분석, AI 인터뷰(질문 음성 생성 → 답변 음성 인식), 챕터 작성, 책 엮기, 문체 변경을 처리한다. 가능한 모든 AI·저장·좌표 변환 기능은 NAVER Cloud Platform(NCP) 서비스를 쓰고, NCP에 없는 부분만 오픈소스 라이브러리나 외부 API로 최소한만 채운다.</w:t>
       </w:r>
     </w:p>
     <w:p>
@@ -491,7 +561,7 @@
           <w:sz w:val="21"/>
           <w:szCs w:val="21"/>
         </w:rPr>
-        <w:t xml:space="preserve">서버 1대(API + 백그라운드 작업) + Object Storage(사진·음성) + CLOVA Studio / CLOVA Speech Recognition / CLOVA Voice / Maps(역지오코딩). DB는 MVP에서 서버 디스크의 SQLite, 이후 Cloud DB for MySQL로 이전.</w:t>
+        <w:t xml:space="preserve">팀 구상도 기준: 사용자 → Public Load Balancer(HTTPS) → Nginx(프론트 화면 제공 + API 전달) → WAS(백엔드: 여행 관리 · AI 연동 · 이야기 생성 · 작업 실행) → Cloud DB for MySQL. WAS는 NAT Gateway를 거쳐 VPC 밖의 NCP 관리형 서비스(CLOVA Studio / Speech Recognition / Voice / OCR, Maps 역지오코딩, Object Storage)를 호출하고, 브라우저는 서명 URL로 Object Storage에 사진을 직접 올린다.</w:t>
       </w:r>
     </w:p>
     <w:p>
@@ -1258,7 +1328,21 @@
           <w:sz w:val="30"/>
           <w:szCs w:val="30"/>
         </w:rPr>
-        <w:t xml:space="preserve">2. 최소 구성도</w:t>
+        <w:t xml:space="preserve">2. 아키텍처</w:t>
+      </w:r>
+    </w:p>
+    <w:p>
+      <w:pPr>
+        <w:spacing w:after="100" w:line="300"/>
+      </w:pPr>
+      <w:r>
+        <w:rPr>
+          <w:rFonts w:ascii="Malgun Gothic" w:cs="Malgun Gothic" w:eastAsia="Malgun Gothic" w:hAnsi="Malgun Gothic"/>
+          <w:color w:val="5A4F46"/>
+          <w:sz w:val="21"/>
+          <w:szCs w:val="21"/>
+        </w:rPr>
+        <w:t xml:space="preserve">팀이 만든 아키텍처 구상도(3티어 + Load Balancer + NAT Gateway)를 기준으로 하고, 이 API 명세가 요구하는 보완 사항만 덧붙였다.</w:t>
       </w:r>
     </w:p>
     <w:p>
@@ -1276,7 +1360,233 @@
           <w:sz w:val="25"/>
           <w:szCs w:val="25"/>
         </w:rPr>
-        <w:t xml:space="preserve">2.1 구성 요소</w:t>
+        <w:t xml:space="preserve">2.1 구성도</w:t>
+      </w:r>
+    </w:p>
+    <w:p>
+      <w:pPr>
+        <w:shd w:fill="F3EEE4" w:color="auto" w:val="clear"/>
+        <w:spacing w:after="0" w:line="250"/>
+        <w:ind w:left="120" w:right="120"/>
+      </w:pPr>
+      <w:r>
+        <w:rPr>
+          <w:rFonts w:ascii="Consolas" w:cs="Consolas" w:eastAsia="Consolas" w:hAnsi="Consolas"/>
+          <w:color w:val="2A2420"/>
+          <w:sz w:val="17"/>
+          <w:szCs w:val="17"/>
+        </w:rPr>
+        <w:t xml:space="preserve">사용자(모바일 웹)</w:t>
+      </w:r>
+    </w:p>
+    <w:p>
+      <w:pPr>
+        <w:shd w:fill="F3EEE4" w:color="auto" w:val="clear"/>
+        <w:spacing w:after="0" w:line="250"/>
+        <w:ind w:left="120" w:right="120"/>
+      </w:pPr>
+      <w:r>
+        <w:rPr>
+          <w:rFonts w:ascii="Consolas" w:cs="Consolas" w:eastAsia="Consolas" w:hAnsi="Consolas"/>
+          <w:color w:val="2A2420"/>
+          <w:sz w:val="17"/>
+          <w:szCs w:val="17"/>
+        </w:rPr>
+        <w:t xml:space="preserve">  │ HTTPS                                  │ 서명 URL로 직접 업로드·조회(사진, 음성)</w:t>
+      </w:r>
+    </w:p>
+    <w:p>
+      <w:pPr>
+        <w:shd w:fill="F3EEE4" w:color="auto" w:val="clear"/>
+        <w:spacing w:after="0" w:line="250"/>
+        <w:ind w:left="120" w:right="120"/>
+      </w:pPr>
+      <w:r>
+        <w:rPr>
+          <w:rFonts w:ascii="Consolas" w:cs="Consolas" w:eastAsia="Consolas" w:hAnsi="Consolas"/>
+          <w:color w:val="2A2420"/>
+          <w:sz w:val="17"/>
+          <w:szCs w:val="17"/>
+        </w:rPr>
+        <w:t xml:space="preserve">  ▼                                        │</w:t>
+      </w:r>
+    </w:p>
+    <w:p>
+      <w:pPr>
+        <w:shd w:fill="F3EEE4" w:color="auto" w:val="clear"/>
+        <w:spacing w:after="0" w:line="250"/>
+        <w:ind w:left="120" w:right="120"/>
+      </w:pPr>
+      <w:r>
+        <w:rPr>
+          <w:rFonts w:ascii="Consolas" w:cs="Consolas" w:eastAsia="Consolas" w:hAnsi="Consolas"/>
+          <w:color w:val="2A2420"/>
+          <w:sz w:val="17"/>
+          <w:szCs w:val="17"/>
+        </w:rPr>
+        <w:t xml:space="preserve">[네이버 클라우드 - 우리 VPC]                │</w:t>
+      </w:r>
+    </w:p>
+    <w:p>
+      <w:pPr>
+        <w:shd w:fill="F3EEE4" w:color="auto" w:val="clear"/>
+        <w:spacing w:after="0" w:line="250"/>
+        <w:ind w:left="120" w:right="120"/>
+      </w:pPr>
+      <w:r>
+        <w:rPr>
+          <w:rFonts w:ascii="Consolas" w:cs="Consolas" w:eastAsia="Consolas" w:hAnsi="Consolas"/>
+          <w:color w:val="2A2420"/>
+          <w:sz w:val="17"/>
+          <w:szCs w:val="17"/>
+        </w:rPr>
+        <w:t xml:space="preserve">  Public Load Balancer  (HTTPS 종료 · 요청 분산)</w:t>
+      </w:r>
+    </w:p>
+    <w:p>
+      <w:pPr>
+        <w:shd w:fill="F3EEE4" w:color="auto" w:val="clear"/>
+        <w:spacing w:after="0" w:line="250"/>
+        <w:ind w:left="120" w:right="120"/>
+      </w:pPr>
+      <w:r>
+        <w:rPr>
+          <w:rFonts w:ascii="Consolas" w:cs="Consolas" w:eastAsia="Consolas" w:hAnsi="Consolas"/>
+          <w:color w:val="2A2420"/>
+          <w:sz w:val="17"/>
+          <w:szCs w:val="17"/>
+        </w:rPr>
+        <w:t xml:space="preserve">        ▼</w:t>
+      </w:r>
+    </w:p>
+    <w:p>
+      <w:pPr>
+        <w:shd w:fill="F3EEE4" w:color="auto" w:val="clear"/>
+        <w:spacing w:after="0" w:line="250"/>
+        <w:ind w:left="120" w:right="120"/>
+      </w:pPr>
+      <w:r>
+        <w:rPr>
+          <w:rFonts w:ascii="Consolas" w:cs="Consolas" w:eastAsia="Consolas" w:hAnsi="Consolas"/>
+          <w:color w:val="2A2420"/>
+          <w:sz w:val="17"/>
+          <w:szCs w:val="17"/>
+        </w:rPr>
+        <w:t xml:space="preserve">  1티어 Web (Private Subnet): Nginx — 프론트 화면 제공, /api → WAS 전달</w:t>
+      </w:r>
+    </w:p>
+    <w:p>
+      <w:pPr>
+        <w:shd w:fill="F3EEE4" w:color="auto" w:val="clear"/>
+        <w:spacing w:after="0" w:line="250"/>
+        <w:ind w:left="120" w:right="120"/>
+      </w:pPr>
+      <w:r>
+        <w:rPr>
+          <w:rFonts w:ascii="Consolas" w:cs="Consolas" w:eastAsia="Consolas" w:hAnsi="Consolas"/>
+          <w:color w:val="2A2420"/>
+          <w:sz w:val="17"/>
+          <w:szCs w:val="17"/>
+        </w:rPr>
+        <w:t xml:space="preserve">        ▼ API 요청</w:t>
+      </w:r>
+    </w:p>
+    <w:p>
+      <w:pPr>
+        <w:shd w:fill="F3EEE4" w:color="auto" w:val="clear"/>
+        <w:spacing w:after="0" w:line="250"/>
+        <w:ind w:left="120" w:right="120"/>
+      </w:pPr>
+      <w:r>
+        <w:rPr>
+          <w:rFonts w:ascii="Consolas" w:cs="Consolas" w:eastAsia="Consolas" w:hAnsi="Consolas"/>
+          <w:color w:val="2A2420"/>
+          <w:sz w:val="17"/>
+          <w:szCs w:val="17"/>
+        </w:rPr>
+        <w:t xml:space="preserve">  2티어 App (Private Subnet): WAS(백엔드) — 여행 관리 · AI 연동 · 이야기 생성 · 작업(Job) 실행 · ffmpeg</w:t>
+      </w:r>
+    </w:p>
+    <w:p>
+      <w:pPr>
+        <w:shd w:fill="F3EEE4" w:color="auto" w:val="clear"/>
+        <w:spacing w:after="0" w:line="250"/>
+        <w:ind w:left="120" w:right="120"/>
+      </w:pPr>
+      <w:r>
+        <w:rPr>
+          <w:rFonts w:ascii="Consolas" w:cs="Consolas" w:eastAsia="Consolas" w:hAnsi="Consolas"/>
+          <w:color w:val="2A2420"/>
+          <w:sz w:val="17"/>
+          <w:szCs w:val="17"/>
+        </w:rPr>
+        <w:t xml:space="preserve">        ├─ 조회·저장 ──▶ 3티어 DB (Private Subnet): Cloud DB for MySQL</w:t>
+      </w:r>
+    </w:p>
+    <w:p>
+      <w:pPr>
+        <w:shd w:fill="F3EEE4" w:color="auto" w:val="clear"/>
+        <w:spacing w:after="0" w:line="250"/>
+        <w:ind w:left="120" w:right="120"/>
+      </w:pPr>
+      <w:r>
+        <w:rPr>
+          <w:rFonts w:ascii="Consolas" w:cs="Consolas" w:eastAsia="Consolas" w:hAnsi="Consolas"/>
+          <w:color w:val="2A2420"/>
+          <w:sz w:val="17"/>
+          <w:szCs w:val="17"/>
+        </w:rPr>
+        <w:t xml:space="preserve">        └─ HTTPS ──▶ NAT Gateway ──▶ [VPC 밖 NCP 관리형 서비스]</w:t>
+      </w:r>
+    </w:p>
+    <w:p>
+      <w:pPr>
+        <w:shd w:fill="F3EEE4" w:color="auto" w:val="clear"/>
+        <w:spacing w:after="0" w:line="250"/>
+        <w:ind w:left="120" w:right="120"/>
+      </w:pPr>
+      <w:r>
+        <w:rPr>
+          <w:rFonts w:ascii="Consolas" w:cs="Consolas" w:eastAsia="Consolas" w:hAnsi="Consolas"/>
+          <w:color w:val="2A2420"/>
+          <w:sz w:val="17"/>
+          <w:szCs w:val="17"/>
+        </w:rPr>
+        <w:t xml:space="preserve">                                       ├─ AI: CLOVA Studio · Speech Recognition · Voice · OCR · Maps(역지오코딩)</w:t>
+      </w:r>
+    </w:p>
+    <w:p>
+      <w:pPr>
+        <w:shd w:fill="F3EEE4" w:color="auto" w:val="clear"/>
+        <w:spacing w:after="0" w:line="250"/>
+        <w:ind w:left="120" w:right="120"/>
+      </w:pPr>
+      <w:r>
+        <w:rPr>
+          <w:rFonts w:ascii="Consolas" w:cs="Consolas" w:eastAsia="Consolas" w:hAnsi="Consolas"/>
+          <w:color w:val="2A2420"/>
+          <w:sz w:val="17"/>
+          <w:szCs w:val="17"/>
+        </w:rPr>
+        <w:t xml:space="preserve">                                       └─ Object Storage (사진 · 음성 · 생성 파일) ◀── 브라우저 직접 접근</w:t>
+      </w:r>
+    </w:p>
+    <w:p>
+      <w:pPr>
+        <w:pStyle w:val="Heading2"/>
+        <w:keepNext/>
+        <w:spacing w:after="100" w:before="260"/>
+      </w:pPr>
+      <w:r>
+        <w:rPr>
+          <w:rFonts w:ascii="Malgun Gothic" w:cs="Malgun Gothic" w:eastAsia="Malgun Gothic" w:hAnsi="Malgun Gothic"/>
+          <w:b/>
+          <w:bCs/>
+          <w:color w:val="B5482F"/>
+          <w:sz w:val="25"/>
+          <w:szCs w:val="25"/>
+        </w:rPr>
+        <w:t xml:space="preserve">2.2 구성 요소</w:t>
       </w:r>
     </w:p>
     <w:tbl>
@@ -1292,9 +1602,9 @@
         </w:tblBorders>
       </w:tblPr>
       <w:tblGrid>
-        <w:gridCol w:w="2300"/>
-        <w:gridCol w:w="3800"/>
-        <w:gridCol w:w="3538"/>
+        <w:gridCol w:w="2000"/>
+        <w:gridCol w:w="4600"/>
+        <w:gridCol w:w="3038"/>
       </w:tblGrid>
       <w:tr>
         <w:trPr>
@@ -1302,7 +1612,7 @@
         </w:trPr>
         <w:tc>
           <w:tcPr>
-            <w:tcW w:type="dxa" w:w="2300"/>
+            <w:tcW w:type="dxa" w:w="2000"/>
             <w:tcBorders>
               <w:top w:val="single" w:color="D9CDB8" w:sz="4"/>
               <w:left w:val="single" w:color="D9CDB8" w:sz="4"/>
@@ -1336,7 +1646,7 @@
         </w:tc>
         <w:tc>
           <w:tcPr>
-            <w:tcW w:type="dxa" w:w="3800"/>
+            <w:tcW w:type="dxa" w:w="4600"/>
             <w:tcBorders>
               <w:top w:val="single" w:color="D9CDB8" w:sz="4"/>
               <w:left w:val="single" w:color="D9CDB8" w:sz="4"/>
@@ -1370,7 +1680,7 @@
         </w:tc>
         <w:tc>
           <w:tcPr>
-            <w:tcW w:type="dxa" w:w="3538"/>
+            <w:tcW w:type="dxa" w:w="3038"/>
             <w:tcBorders>
               <w:top w:val="single" w:color="D9CDB8" w:sz="4"/>
               <w:left w:val="single" w:color="D9CDB8" w:sz="4"/>
@@ -1409,40 +1719,40 @@
         </w:trPr>
         <w:tc>
           <w:tcPr>
-            <w:tcW w:type="dxa" w:w="2300"/>
-            <w:tcBorders>
-              <w:top w:val="single" w:color="D9CDB8" w:sz="4"/>
-              <w:left w:val="single" w:color="D9CDB8" w:sz="4"/>
-              <w:bottom w:val="single" w:color="D9CDB8" w:sz="4"/>
-              <w:right w:val="single" w:color="D9CDB8" w:sz="4"/>
-            </w:tcBorders>
-            <w:tcMar>
-              <w:top w:type="dxa" w:w="60"/>
-              <w:left w:type="dxa" w:w="90"/>
-              <w:bottom w:type="dxa" w:w="60"/>
-              <w:right w:type="dxa" w:w="90"/>
-            </w:tcMar>
-          </w:tcPr>
-          <w:p>
-            <w:pPr>
-              <w:spacing w:after="30" w:line="265"/>
-            </w:pPr>
-            <w:r>
-              <w:rPr>
-                <w:rFonts w:ascii="Malgun Gothic" w:cs="Malgun Gothic" w:eastAsia="Malgun Gothic" w:hAnsi="Malgun Gothic"/>
-                <w:b/>
-                <w:bCs/>
-                <w:color w:val="2A2420"/>
-                <w:sz w:val="18"/>
-                <w:szCs w:val="18"/>
-              </w:rPr>
-              <w:t xml:space="preserve">API 서버 (1대)</w:t>
-            </w:r>
-          </w:p>
-        </w:tc>
-        <w:tc>
-          <w:tcPr>
-            <w:tcW w:type="dxa" w:w="3800"/>
+            <w:tcW w:type="dxa" w:w="2000"/>
+            <w:tcBorders>
+              <w:top w:val="single" w:color="D9CDB8" w:sz="4"/>
+              <w:left w:val="single" w:color="D9CDB8" w:sz="4"/>
+              <w:bottom w:val="single" w:color="D9CDB8" w:sz="4"/>
+              <w:right w:val="single" w:color="D9CDB8" w:sz="4"/>
+            </w:tcBorders>
+            <w:tcMar>
+              <w:top w:type="dxa" w:w="60"/>
+              <w:left w:type="dxa" w:w="90"/>
+              <w:bottom w:type="dxa" w:w="60"/>
+              <w:right w:type="dxa" w:w="90"/>
+            </w:tcMar>
+          </w:tcPr>
+          <w:p>
+            <w:pPr>
+              <w:spacing w:after="30" w:line="265"/>
+            </w:pPr>
+            <w:r>
+              <w:rPr>
+                <w:rFonts w:ascii="Malgun Gothic" w:cs="Malgun Gothic" w:eastAsia="Malgun Gothic" w:hAnsi="Malgun Gothic"/>
+                <w:b/>
+                <w:bCs/>
+                <w:color w:val="2A2420"/>
+                <w:sz w:val="18"/>
+                <w:szCs w:val="18"/>
+              </w:rPr>
+              <w:t xml:space="preserve">로드밸런서</w:t>
+            </w:r>
+          </w:p>
+        </w:tc>
+        <w:tc>
+          <w:tcPr>
+            <w:tcW w:type="dxa" w:w="4600"/>
             <w:tcBorders>
               <w:top w:val="single" w:color="D9CDB8" w:sz="4"/>
               <w:left w:val="single" w:color="D9CDB8" w:sz="4"/>
@@ -1469,13 +1779,13 @@
                 <w:sz w:val="18"/>
                 <w:szCs w:val="18"/>
               </w:rPr>
-              <w:t xml:space="preserve">REST API, 작업(Job) 실행, 상태 저장. 언어는 자유(예시는 Python/FastAPI)</w:t>
-            </w:r>
-          </w:p>
-        </w:tc>
-        <w:tc>
-          <w:tcPr>
-            <w:tcW w:type="dxa" w:w="3538"/>
+              <w:t xml:space="preserve">HTTPS 종료(인증서), 요청 분산, 상태 확인</w:t>
+            </w:r>
+          </w:p>
+        </w:tc>
+        <w:tc>
+          <w:tcPr>
+            <w:tcW w:type="dxa" w:w="3038"/>
             <w:tcBorders>
               <w:top w:val="single" w:color="D9CDB8" w:sz="4"/>
               <w:left w:val="single" w:color="D9CDB8" w:sz="4"/>
@@ -1502,7 +1812,7 @@
                 <w:sz w:val="18"/>
                 <w:szCs w:val="18"/>
               </w:rPr>
-              <w:t xml:space="preserve">Server (VPC, 소형 1대) + Public IP / 또는 Cloud Functions</w:t>
+              <w:t xml:space="preserve">Public Load Balancer</w:t>
             </w:r>
           </w:p>
         </w:tc>
@@ -1513,40 +1823,40 @@
         </w:trPr>
         <w:tc>
           <w:tcPr>
-            <w:tcW w:type="dxa" w:w="2300"/>
-            <w:tcBorders>
-              <w:top w:val="single" w:color="D9CDB8" w:sz="4"/>
-              <w:left w:val="single" w:color="D9CDB8" w:sz="4"/>
-              <w:bottom w:val="single" w:color="D9CDB8" w:sz="4"/>
-              <w:right w:val="single" w:color="D9CDB8" w:sz="4"/>
-            </w:tcBorders>
-            <w:tcMar>
-              <w:top w:type="dxa" w:w="60"/>
-              <w:left w:type="dxa" w:w="90"/>
-              <w:bottom w:type="dxa" w:w="60"/>
-              <w:right w:type="dxa" w:w="90"/>
-            </w:tcMar>
-          </w:tcPr>
-          <w:p>
-            <w:pPr>
-              <w:spacing w:after="30" w:line="265"/>
-            </w:pPr>
-            <w:r>
-              <w:rPr>
-                <w:rFonts w:ascii="Malgun Gothic" w:cs="Malgun Gothic" w:eastAsia="Malgun Gothic" w:hAnsi="Malgun Gothic"/>
-                <w:b/>
-                <w:bCs/>
-                <w:color w:val="2A2420"/>
-                <w:sz w:val="18"/>
-                <w:szCs w:val="18"/>
-              </w:rPr>
-              <w:t xml:space="preserve">데이터베이스</w:t>
-            </w:r>
-          </w:p>
-        </w:tc>
-        <w:tc>
-          <w:tcPr>
-            <w:tcW w:type="dxa" w:w="3800"/>
+            <w:tcW w:type="dxa" w:w="2000"/>
+            <w:tcBorders>
+              <w:top w:val="single" w:color="D9CDB8" w:sz="4"/>
+              <w:left w:val="single" w:color="D9CDB8" w:sz="4"/>
+              <w:bottom w:val="single" w:color="D9CDB8" w:sz="4"/>
+              <w:right w:val="single" w:color="D9CDB8" w:sz="4"/>
+            </w:tcBorders>
+            <w:tcMar>
+              <w:top w:type="dxa" w:w="60"/>
+              <w:left w:type="dxa" w:w="90"/>
+              <w:bottom w:type="dxa" w:w="60"/>
+              <w:right w:type="dxa" w:w="90"/>
+            </w:tcMar>
+          </w:tcPr>
+          <w:p>
+            <w:pPr>
+              <w:spacing w:after="30" w:line="265"/>
+            </w:pPr>
+            <w:r>
+              <w:rPr>
+                <w:rFonts w:ascii="Malgun Gothic" w:cs="Malgun Gothic" w:eastAsia="Malgun Gothic" w:hAnsi="Malgun Gothic"/>
+                <w:b/>
+                <w:bCs/>
+                <w:color w:val="2A2420"/>
+                <w:sz w:val="18"/>
+                <w:szCs w:val="18"/>
+              </w:rPr>
+              <w:t xml:space="preserve">Web 티어</w:t>
+            </w:r>
+          </w:p>
+        </w:tc>
+        <w:tc>
+          <w:tcPr>
+            <w:tcW w:type="dxa" w:w="4600"/>
             <w:tcBorders>
               <w:top w:val="single" w:color="D9CDB8" w:sz="4"/>
               <w:left w:val="single" w:color="D9CDB8" w:sz="4"/>
@@ -1573,13 +1883,13 @@
                 <w:sz w:val="18"/>
                 <w:szCs w:val="18"/>
               </w:rPr>
-              <w:t xml:space="preserve">사용자·여행·장면·답변·챕터·책·작업</w:t>
-            </w:r>
-          </w:p>
-        </w:tc>
-        <w:tc>
-          <w:tcPr>
-            <w:tcW w:type="dxa" w:w="3538"/>
+              <w:t xml:space="preserve">프론트 정적 파일 제공 + /api 요청을 WAS로 전달. 프론트와 API가 같은 출처가 됨</w:t>
+            </w:r>
+          </w:p>
+        </w:tc>
+        <w:tc>
+          <w:tcPr>
+            <w:tcW w:type="dxa" w:w="3038"/>
             <w:tcBorders>
               <w:top w:val="single" w:color="D9CDB8" w:sz="4"/>
               <w:left w:val="single" w:color="D9CDB8" w:sz="4"/>
@@ -1606,7 +1916,7 @@
                 <w:sz w:val="18"/>
                 <w:szCs w:val="18"/>
               </w:rPr>
-              <w:t xml:space="preserve">MVP: SQLite(서버 디스크) → 이후 Cloud DB for MySQL</w:t>
+              <w:t xml:space="preserve">Server (Nginx), Private Subnet</w:t>
             </w:r>
           </w:p>
         </w:tc>
@@ -1617,40 +1927,40 @@
         </w:trPr>
         <w:tc>
           <w:tcPr>
-            <w:tcW w:type="dxa" w:w="2300"/>
-            <w:tcBorders>
-              <w:top w:val="single" w:color="D9CDB8" w:sz="4"/>
-              <w:left w:val="single" w:color="D9CDB8" w:sz="4"/>
-              <w:bottom w:val="single" w:color="D9CDB8" w:sz="4"/>
-              <w:right w:val="single" w:color="D9CDB8" w:sz="4"/>
-            </w:tcBorders>
-            <w:tcMar>
-              <w:top w:type="dxa" w:w="60"/>
-              <w:left w:type="dxa" w:w="90"/>
-              <w:bottom w:type="dxa" w:w="60"/>
-              <w:right w:type="dxa" w:w="90"/>
-            </w:tcMar>
-          </w:tcPr>
-          <w:p>
-            <w:pPr>
-              <w:spacing w:after="30" w:line="265"/>
-            </w:pPr>
-            <w:r>
-              <w:rPr>
-                <w:rFonts w:ascii="Malgun Gothic" w:cs="Malgun Gothic" w:eastAsia="Malgun Gothic" w:hAnsi="Malgun Gothic"/>
-                <w:b/>
-                <w:bCs/>
-                <w:color w:val="2A2420"/>
-                <w:sz w:val="18"/>
-                <w:szCs w:val="18"/>
-              </w:rPr>
-              <w:t xml:space="preserve">파일 저장</w:t>
-            </w:r>
-          </w:p>
-        </w:tc>
-        <w:tc>
-          <w:tcPr>
-            <w:tcW w:type="dxa" w:w="3800"/>
+            <w:tcW w:type="dxa" w:w="2000"/>
+            <w:tcBorders>
+              <w:top w:val="single" w:color="D9CDB8" w:sz="4"/>
+              <w:left w:val="single" w:color="D9CDB8" w:sz="4"/>
+              <w:bottom w:val="single" w:color="D9CDB8" w:sz="4"/>
+              <w:right w:val="single" w:color="D9CDB8" w:sz="4"/>
+            </w:tcBorders>
+            <w:tcMar>
+              <w:top w:type="dxa" w:w="60"/>
+              <w:left w:type="dxa" w:w="90"/>
+              <w:bottom w:type="dxa" w:w="60"/>
+              <w:right w:type="dxa" w:w="90"/>
+            </w:tcMar>
+          </w:tcPr>
+          <w:p>
+            <w:pPr>
+              <w:spacing w:after="30" w:line="265"/>
+            </w:pPr>
+            <w:r>
+              <w:rPr>
+                <w:rFonts w:ascii="Malgun Gothic" w:cs="Malgun Gothic" w:eastAsia="Malgun Gothic" w:hAnsi="Malgun Gothic"/>
+                <w:b/>
+                <w:bCs/>
+                <w:color w:val="2A2420"/>
+                <w:sz w:val="18"/>
+                <w:szCs w:val="18"/>
+              </w:rPr>
+              <w:t xml:space="preserve">App 티어(WAS)</w:t>
+            </w:r>
+          </w:p>
+        </w:tc>
+        <w:tc>
+          <w:tcPr>
+            <w:tcW w:type="dxa" w:w="4600"/>
             <w:tcBorders>
               <w:top w:val="single" w:color="D9CDB8" w:sz="4"/>
               <w:left w:val="single" w:color="D9CDB8" w:sz="4"/>
@@ -1677,13 +1987,13 @@
                 <w:sz w:val="18"/>
                 <w:szCs w:val="18"/>
               </w:rPr>
-              <w:t xml:space="preserve">사진 원본, 사용자 녹음, 질문 음성(mp3)</w:t>
-            </w:r>
-          </w:p>
-        </w:tc>
-        <w:tc>
-          <w:tcPr>
-            <w:tcW w:type="dxa" w:w="3538"/>
+              <w:t xml:space="preserve">REST API, 작업(Job) 실행, 외부 AI 호출, ffmpeg·EXIF 처리. 언어는 자유(예시는 Python/FastAPI)</w:t>
+            </w:r>
+          </w:p>
+        </w:tc>
+        <w:tc>
+          <w:tcPr>
+            <w:tcW w:type="dxa" w:w="3038"/>
             <w:tcBorders>
               <w:top w:val="single" w:color="D9CDB8" w:sz="4"/>
               <w:left w:val="single" w:color="D9CDB8" w:sz="4"/>
@@ -1710,7 +2020,7 @@
                 <w:sz w:val="18"/>
                 <w:szCs w:val="18"/>
               </w:rPr>
-              <w:t xml:space="preserve">Object Storage (S3 호환)</w:t>
+              <w:t xml:space="preserve">Server, Private Subnet</w:t>
             </w:r>
           </w:p>
         </w:tc>
@@ -1721,40 +2031,40 @@
         </w:trPr>
         <w:tc>
           <w:tcPr>
-            <w:tcW w:type="dxa" w:w="2300"/>
-            <w:tcBorders>
-              <w:top w:val="single" w:color="D9CDB8" w:sz="4"/>
-              <w:left w:val="single" w:color="D9CDB8" w:sz="4"/>
-              <w:bottom w:val="single" w:color="D9CDB8" w:sz="4"/>
-              <w:right w:val="single" w:color="D9CDB8" w:sz="4"/>
-            </w:tcBorders>
-            <w:tcMar>
-              <w:top w:type="dxa" w:w="60"/>
-              <w:left w:type="dxa" w:w="90"/>
-              <w:bottom w:type="dxa" w:w="60"/>
-              <w:right w:type="dxa" w:w="90"/>
-            </w:tcMar>
-          </w:tcPr>
-          <w:p>
-            <w:pPr>
-              <w:spacing w:after="30" w:line="265"/>
-            </w:pPr>
-            <w:r>
-              <w:rPr>
-                <w:rFonts w:ascii="Malgun Gothic" w:cs="Malgun Gothic" w:eastAsia="Malgun Gothic" w:hAnsi="Malgun Gothic"/>
-                <w:b/>
-                <w:bCs/>
-                <w:color w:val="2A2420"/>
-                <w:sz w:val="18"/>
-                <w:szCs w:val="18"/>
-              </w:rPr>
-              <w:t xml:space="preserve">썸네일</w:t>
-            </w:r>
-          </w:p>
-        </w:tc>
-        <w:tc>
-          <w:tcPr>
-            <w:tcW w:type="dxa" w:w="3800"/>
+            <w:tcW w:type="dxa" w:w="2000"/>
+            <w:tcBorders>
+              <w:top w:val="single" w:color="D9CDB8" w:sz="4"/>
+              <w:left w:val="single" w:color="D9CDB8" w:sz="4"/>
+              <w:bottom w:val="single" w:color="D9CDB8" w:sz="4"/>
+              <w:right w:val="single" w:color="D9CDB8" w:sz="4"/>
+            </w:tcBorders>
+            <w:tcMar>
+              <w:top w:type="dxa" w:w="60"/>
+              <w:left w:type="dxa" w:w="90"/>
+              <w:bottom w:type="dxa" w:w="60"/>
+              <w:right w:type="dxa" w:w="90"/>
+            </w:tcMar>
+          </w:tcPr>
+          <w:p>
+            <w:pPr>
+              <w:spacing w:after="30" w:line="265"/>
+            </w:pPr>
+            <w:r>
+              <w:rPr>
+                <w:rFonts w:ascii="Malgun Gothic" w:cs="Malgun Gothic" w:eastAsia="Malgun Gothic" w:hAnsi="Malgun Gothic"/>
+                <w:b/>
+                <w:bCs/>
+                <w:color w:val="2A2420"/>
+                <w:sz w:val="18"/>
+                <w:szCs w:val="18"/>
+              </w:rPr>
+              <w:t xml:space="preserve">DB 티어</w:t>
+            </w:r>
+          </w:p>
+        </w:tc>
+        <w:tc>
+          <w:tcPr>
+            <w:tcW w:type="dxa" w:w="4600"/>
             <w:tcBorders>
               <w:top w:val="single" w:color="D9CDB8" w:sz="4"/>
               <w:left w:val="single" w:color="D9CDB8" w:sz="4"/>
@@ -1781,13 +2091,13 @@
                 <w:sz w:val="18"/>
                 <w:szCs w:val="18"/>
               </w:rPr>
-              <w:t xml:space="preserve">장면 카드·표지용 축소 이미지</w:t>
-            </w:r>
-          </w:p>
-        </w:tc>
-        <w:tc>
-          <w:tcPr>
-            <w:tcW w:type="dxa" w:w="3538"/>
+              <w:t xml:space="preserve">사용자·여행·장면·질문·발화·챕터·작업(팀 설계 14개 테이블 기준, 7장)</w:t>
+            </w:r>
+          </w:p>
+        </w:tc>
+        <w:tc>
+          <w:tcPr>
+            <w:tcW w:type="dxa" w:w="3038"/>
             <w:tcBorders>
               <w:top w:val="single" w:color="D9CDB8" w:sz="4"/>
               <w:left w:val="single" w:color="D9CDB8" w:sz="4"/>
@@ -1814,7 +2124,7 @@
                 <w:sz w:val="18"/>
                 <w:szCs w:val="18"/>
               </w:rPr>
-              <w:t xml:space="preserve">Cloud Image Optimizer (Object Storage 원본에서 즉시 변환) — MVP는 서버에서 Pillow로 축소해도 됨</w:t>
+              <w:t xml:space="preserve">Cloud DB for MySQL (Private Subnet)</w:t>
             </w:r>
           </w:p>
         </w:tc>
@@ -1825,40 +2135,40 @@
         </w:trPr>
         <w:tc>
           <w:tcPr>
-            <w:tcW w:type="dxa" w:w="2300"/>
-            <w:tcBorders>
-              <w:top w:val="single" w:color="D9CDB8" w:sz="4"/>
-              <w:left w:val="single" w:color="D9CDB8" w:sz="4"/>
-              <w:bottom w:val="single" w:color="D9CDB8" w:sz="4"/>
-              <w:right w:val="single" w:color="D9CDB8" w:sz="4"/>
-            </w:tcBorders>
-            <w:tcMar>
-              <w:top w:type="dxa" w:w="60"/>
-              <w:left w:type="dxa" w:w="90"/>
-              <w:bottom w:type="dxa" w:w="60"/>
-              <w:right w:type="dxa" w:w="90"/>
-            </w:tcMar>
-          </w:tcPr>
-          <w:p>
-            <w:pPr>
-              <w:spacing w:after="30" w:line="265"/>
-            </w:pPr>
-            <w:r>
-              <w:rPr>
-                <w:rFonts w:ascii="Malgun Gothic" w:cs="Malgun Gothic" w:eastAsia="Malgun Gothic" w:hAnsi="Malgun Gothic"/>
-                <w:b/>
-                <w:bCs/>
-                <w:color w:val="2A2420"/>
-                <w:sz w:val="18"/>
-                <w:szCs w:val="18"/>
-              </w:rPr>
-              <w:t xml:space="preserve">장면 이름</w:t>
-            </w:r>
-          </w:p>
-        </w:tc>
-        <w:tc>
-          <w:tcPr>
-            <w:tcW w:type="dxa" w:w="3800"/>
+            <w:tcW w:type="dxa" w:w="2000"/>
+            <w:tcBorders>
+              <w:top w:val="single" w:color="D9CDB8" w:sz="4"/>
+              <w:left w:val="single" w:color="D9CDB8" w:sz="4"/>
+              <w:bottom w:val="single" w:color="D9CDB8" w:sz="4"/>
+              <w:right w:val="single" w:color="D9CDB8" w:sz="4"/>
+            </w:tcBorders>
+            <w:tcMar>
+              <w:top w:type="dxa" w:w="60"/>
+              <w:left w:type="dxa" w:w="90"/>
+              <w:bottom w:type="dxa" w:w="60"/>
+              <w:right w:type="dxa" w:w="90"/>
+            </w:tcMar>
+          </w:tcPr>
+          <w:p>
+            <w:pPr>
+              <w:spacing w:after="30" w:line="265"/>
+            </w:pPr>
+            <w:r>
+              <w:rPr>
+                <w:rFonts w:ascii="Malgun Gothic" w:cs="Malgun Gothic" w:eastAsia="Malgun Gothic" w:hAnsi="Malgun Gothic"/>
+                <w:b/>
+                <w:bCs/>
+                <w:color w:val="2A2420"/>
+                <w:sz w:val="18"/>
+                <w:szCs w:val="18"/>
+              </w:rPr>
+              <w:t xml:space="preserve">외부 호출 경로</w:t>
+            </w:r>
+          </w:p>
+        </w:tc>
+        <w:tc>
+          <w:tcPr>
+            <w:tcW w:type="dxa" w:w="4600"/>
             <w:tcBorders>
               <w:top w:val="single" w:color="D9CDB8" w:sz="4"/>
               <w:left w:val="single" w:color="D9CDB8" w:sz="4"/>
@@ -1885,13 +2195,13 @@
                 <w:sz w:val="18"/>
                 <w:szCs w:val="18"/>
               </w:rPr>
-              <w:t xml:space="preserve">사진 좌표 → 주소</w:t>
-            </w:r>
-          </w:p>
-        </w:tc>
-        <w:tc>
-          <w:tcPr>
-            <w:tcW w:type="dxa" w:w="3538"/>
+              <w:t xml:space="preserve">WAS가 NCP 관리형 서비스(AI·Object Storage)에 접근</w:t>
+            </w:r>
+          </w:p>
+        </w:tc>
+        <w:tc>
+          <w:tcPr>
+            <w:tcW w:type="dxa" w:w="3038"/>
             <w:tcBorders>
               <w:top w:val="single" w:color="D9CDB8" w:sz="4"/>
               <w:left w:val="single" w:color="D9CDB8" w:sz="4"/>
@@ -1918,7 +2228,7 @@
                 <w:sz w:val="18"/>
                 <w:szCs w:val="18"/>
               </w:rPr>
-              <w:t xml:space="preserve">Maps: Reverse Geocoding</w:t>
+              <w:t xml:space="preserve">NAT Gateway</w:t>
             </w:r>
           </w:p>
         </w:tc>
@@ -1929,40 +2239,40 @@
         </w:trPr>
         <w:tc>
           <w:tcPr>
-            <w:tcW w:type="dxa" w:w="2300"/>
-            <w:tcBorders>
-              <w:top w:val="single" w:color="D9CDB8" w:sz="4"/>
-              <w:left w:val="single" w:color="D9CDB8" w:sz="4"/>
-              <w:bottom w:val="single" w:color="D9CDB8" w:sz="4"/>
-              <w:right w:val="single" w:color="D9CDB8" w:sz="4"/>
-            </w:tcBorders>
-            <w:tcMar>
-              <w:top w:type="dxa" w:w="60"/>
-              <w:left w:type="dxa" w:w="90"/>
-              <w:bottom w:type="dxa" w:w="60"/>
-              <w:right w:type="dxa" w:w="90"/>
-            </w:tcMar>
-          </w:tcPr>
-          <w:p>
-            <w:pPr>
-              <w:spacing w:after="30" w:line="265"/>
-            </w:pPr>
-            <w:r>
-              <w:rPr>
-                <w:rFonts w:ascii="Malgun Gothic" w:cs="Malgun Gothic" w:eastAsia="Malgun Gothic" w:hAnsi="Malgun Gothic"/>
-                <w:b/>
-                <w:bCs/>
-                <w:color w:val="2A2420"/>
-                <w:sz w:val="18"/>
-                <w:szCs w:val="18"/>
-              </w:rPr>
-              <w:t xml:space="preserve">음성 → 텍스트</w:t>
-            </w:r>
-          </w:p>
-        </w:tc>
-        <w:tc>
-          <w:tcPr>
-            <w:tcW w:type="dxa" w:w="3800"/>
+            <w:tcW w:type="dxa" w:w="2000"/>
+            <w:tcBorders>
+              <w:top w:val="single" w:color="D9CDB8" w:sz="4"/>
+              <w:left w:val="single" w:color="D9CDB8" w:sz="4"/>
+              <w:bottom w:val="single" w:color="D9CDB8" w:sz="4"/>
+              <w:right w:val="single" w:color="D9CDB8" w:sz="4"/>
+            </w:tcBorders>
+            <w:tcMar>
+              <w:top w:type="dxa" w:w="60"/>
+              <w:left w:type="dxa" w:w="90"/>
+              <w:bottom w:type="dxa" w:w="60"/>
+              <w:right w:type="dxa" w:w="90"/>
+            </w:tcMar>
+          </w:tcPr>
+          <w:p>
+            <w:pPr>
+              <w:spacing w:after="30" w:line="265"/>
+            </w:pPr>
+            <w:r>
+              <w:rPr>
+                <w:rFonts w:ascii="Malgun Gothic" w:cs="Malgun Gothic" w:eastAsia="Malgun Gothic" w:hAnsi="Malgun Gothic"/>
+                <w:b/>
+                <w:bCs/>
+                <w:color w:val="2A2420"/>
+                <w:sz w:val="18"/>
+                <w:szCs w:val="18"/>
+              </w:rPr>
+              <w:t xml:space="preserve">파일 저장</w:t>
+            </w:r>
+          </w:p>
+        </w:tc>
+        <w:tc>
+          <w:tcPr>
+            <w:tcW w:type="dxa" w:w="4600"/>
             <w:tcBorders>
               <w:top w:val="single" w:color="D9CDB8" w:sz="4"/>
               <w:left w:val="single" w:color="D9CDB8" w:sz="4"/>
@@ -1989,13 +2299,13 @@
                 <w:sz w:val="18"/>
                 <w:szCs w:val="18"/>
               </w:rPr>
-              <w:t xml:space="preserve">답변 녹음 전사(1회 60초까지)</w:t>
-            </w:r>
-          </w:p>
-        </w:tc>
-        <w:tc>
-          <w:tcPr>
-            <w:tcW w:type="dxa" w:w="3538"/>
+              <w:t xml:space="preserve">사진 원본, 사용자 녹음, 질문 음성(mp3)</w:t>
+            </w:r>
+          </w:p>
+        </w:tc>
+        <w:tc>
+          <w:tcPr>
+            <w:tcW w:type="dxa" w:w="3038"/>
             <w:tcBorders>
               <w:top w:val="single" w:color="D9CDB8" w:sz="4"/>
               <w:left w:val="single" w:color="D9CDB8" w:sz="4"/>
@@ -2022,7 +2332,7 @@
                 <w:sz w:val="18"/>
                 <w:szCs w:val="18"/>
               </w:rPr>
-              <w:t xml:space="preserve">CLOVA Speech Recognition (CSR)</w:t>
+              <w:t xml:space="preserve">Object Storage (S3 호환)</w:t>
             </w:r>
           </w:p>
         </w:tc>
@@ -2033,40 +2343,40 @@
         </w:trPr>
         <w:tc>
           <w:tcPr>
-            <w:tcW w:type="dxa" w:w="2300"/>
-            <w:tcBorders>
-              <w:top w:val="single" w:color="D9CDB8" w:sz="4"/>
-              <w:left w:val="single" w:color="D9CDB8" w:sz="4"/>
-              <w:bottom w:val="single" w:color="D9CDB8" w:sz="4"/>
-              <w:right w:val="single" w:color="D9CDB8" w:sz="4"/>
-            </w:tcBorders>
-            <w:tcMar>
-              <w:top w:type="dxa" w:w="60"/>
-              <w:left w:type="dxa" w:w="90"/>
-              <w:bottom w:type="dxa" w:w="60"/>
-              <w:right w:type="dxa" w:w="90"/>
-            </w:tcMar>
-          </w:tcPr>
-          <w:p>
-            <w:pPr>
-              <w:spacing w:after="30" w:line="265"/>
-            </w:pPr>
-            <w:r>
-              <w:rPr>
-                <w:rFonts w:ascii="Malgun Gothic" w:cs="Malgun Gothic" w:eastAsia="Malgun Gothic" w:hAnsi="Malgun Gothic"/>
-                <w:b/>
-                <w:bCs/>
-                <w:color w:val="2A2420"/>
-                <w:sz w:val="18"/>
-                <w:szCs w:val="18"/>
-              </w:rPr>
-              <w:t xml:space="preserve">텍스트 → 음성</w:t>
-            </w:r>
-          </w:p>
-        </w:tc>
-        <w:tc>
-          <w:tcPr>
-            <w:tcW w:type="dxa" w:w="3800"/>
+            <w:tcW w:type="dxa" w:w="2000"/>
+            <w:tcBorders>
+              <w:top w:val="single" w:color="D9CDB8" w:sz="4"/>
+              <w:left w:val="single" w:color="D9CDB8" w:sz="4"/>
+              <w:bottom w:val="single" w:color="D9CDB8" w:sz="4"/>
+              <w:right w:val="single" w:color="D9CDB8" w:sz="4"/>
+            </w:tcBorders>
+            <w:tcMar>
+              <w:top w:type="dxa" w:w="60"/>
+              <w:left w:type="dxa" w:w="90"/>
+              <w:bottom w:type="dxa" w:w="60"/>
+              <w:right w:type="dxa" w:w="90"/>
+            </w:tcMar>
+          </w:tcPr>
+          <w:p>
+            <w:pPr>
+              <w:spacing w:after="30" w:line="265"/>
+            </w:pPr>
+            <w:r>
+              <w:rPr>
+                <w:rFonts w:ascii="Malgun Gothic" w:cs="Malgun Gothic" w:eastAsia="Malgun Gothic" w:hAnsi="Malgun Gothic"/>
+                <w:b/>
+                <w:bCs/>
+                <w:color w:val="2A2420"/>
+                <w:sz w:val="18"/>
+                <w:szCs w:val="18"/>
+              </w:rPr>
+              <w:t xml:space="preserve">썸네일</w:t>
+            </w:r>
+          </w:p>
+        </w:tc>
+        <w:tc>
+          <w:tcPr>
+            <w:tcW w:type="dxa" w:w="4600"/>
             <w:tcBorders>
               <w:top w:val="single" w:color="D9CDB8" w:sz="4"/>
               <w:left w:val="single" w:color="D9CDB8" w:sz="4"/>
@@ -2093,13 +2403,13 @@
                 <w:sz w:val="18"/>
                 <w:szCs w:val="18"/>
               </w:rPr>
-              <w:t xml:space="preserve">질문 음성 mp3</w:t>
-            </w:r>
-          </w:p>
-        </w:tc>
-        <w:tc>
-          <w:tcPr>
-            <w:tcW w:type="dxa" w:w="3538"/>
+              <w:t xml:space="preserve">장면 카드·표지용 축소 이미지</w:t>
+            </w:r>
+          </w:p>
+        </w:tc>
+        <w:tc>
+          <w:tcPr>
+            <w:tcW w:type="dxa" w:w="3038"/>
             <w:tcBorders>
               <w:top w:val="single" w:color="D9CDB8" w:sz="4"/>
               <w:left w:val="single" w:color="D9CDB8" w:sz="4"/>
@@ -2126,7 +2436,7 @@
                 <w:sz w:val="18"/>
                 <w:szCs w:val="18"/>
               </w:rPr>
-              <w:t xml:space="preserve">CLOVA Voice (TTS Premium)</w:t>
+              <w:t xml:space="preserve">Cloud Image Optimizer, 또는 WAS에서 Pillow로 축소(MVP)</w:t>
             </w:r>
           </w:p>
         </w:tc>
@@ -2137,40 +2447,40 @@
         </w:trPr>
         <w:tc>
           <w:tcPr>
-            <w:tcW w:type="dxa" w:w="2300"/>
-            <w:tcBorders>
-              <w:top w:val="single" w:color="D9CDB8" w:sz="4"/>
-              <w:left w:val="single" w:color="D9CDB8" w:sz="4"/>
-              <w:bottom w:val="single" w:color="D9CDB8" w:sz="4"/>
-              <w:right w:val="single" w:color="D9CDB8" w:sz="4"/>
-            </w:tcBorders>
-            <w:tcMar>
-              <w:top w:type="dxa" w:w="60"/>
-              <w:left w:type="dxa" w:w="90"/>
-              <w:bottom w:type="dxa" w:w="60"/>
-              <w:right w:type="dxa" w:w="90"/>
-            </w:tcMar>
-          </w:tcPr>
-          <w:p>
-            <w:pPr>
-              <w:spacing w:after="30" w:line="265"/>
-            </w:pPr>
-            <w:r>
-              <w:rPr>
-                <w:rFonts w:ascii="Malgun Gothic" w:cs="Malgun Gothic" w:eastAsia="Malgun Gothic" w:hAnsi="Malgun Gothic"/>
-                <w:b/>
-                <w:bCs/>
-                <w:color w:val="2A2420"/>
-                <w:sz w:val="18"/>
-                <w:szCs w:val="18"/>
-              </w:rPr>
-              <w:t xml:space="preserve">생성형 AI</w:t>
-            </w:r>
-          </w:p>
-        </w:tc>
-        <w:tc>
-          <w:tcPr>
-            <w:tcW w:type="dxa" w:w="3800"/>
+            <w:tcW w:type="dxa" w:w="2000"/>
+            <w:tcBorders>
+              <w:top w:val="single" w:color="D9CDB8" w:sz="4"/>
+              <w:left w:val="single" w:color="D9CDB8" w:sz="4"/>
+              <w:bottom w:val="single" w:color="D9CDB8" w:sz="4"/>
+              <w:right w:val="single" w:color="D9CDB8" w:sz="4"/>
+            </w:tcBorders>
+            <w:tcMar>
+              <w:top w:type="dxa" w:w="60"/>
+              <w:left w:type="dxa" w:w="90"/>
+              <w:bottom w:type="dxa" w:w="60"/>
+              <w:right w:type="dxa" w:w="90"/>
+            </w:tcMar>
+          </w:tcPr>
+          <w:p>
+            <w:pPr>
+              <w:spacing w:after="30" w:line="265"/>
+            </w:pPr>
+            <w:r>
+              <w:rPr>
+                <w:rFonts w:ascii="Malgun Gothic" w:cs="Malgun Gothic" w:eastAsia="Malgun Gothic" w:hAnsi="Malgun Gothic"/>
+                <w:b/>
+                <w:bCs/>
+                <w:color w:val="2A2420"/>
+                <w:sz w:val="18"/>
+                <w:szCs w:val="18"/>
+              </w:rPr>
+              <w:t xml:space="preserve">장소명</w:t>
+            </w:r>
+          </w:p>
+        </w:tc>
+        <w:tc>
+          <w:tcPr>
+            <w:tcW w:type="dxa" w:w="4600"/>
             <w:tcBorders>
               <w:top w:val="single" w:color="D9CDB8" w:sz="4"/>
               <w:left w:val="single" w:color="D9CDB8" w:sz="4"/>
@@ -2197,13 +2507,13 @@
                 <w:sz w:val="18"/>
                 <w:szCs w:val="18"/>
               </w:rPr>
-              <w:t xml:space="preserve">장면 설명(이미지 1장/호출), 질문 생성, 챕터·책 제목 작성, 문체 변경</w:t>
-            </w:r>
-          </w:p>
-        </w:tc>
-        <w:tc>
-          <w:tcPr>
-            <w:tcW w:type="dxa" w:w="3538"/>
+              <w:t xml:space="preserve">사진 GPS 좌표 → 주소</w:t>
+            </w:r>
+          </w:p>
+        </w:tc>
+        <w:tc>
+          <w:tcPr>
+            <w:tcW w:type="dxa" w:w="3038"/>
             <w:tcBorders>
               <w:top w:val="single" w:color="D9CDB8" w:sz="4"/>
               <w:left w:val="single" w:color="D9CDB8" w:sz="4"/>
@@ -2230,7 +2540,7 @@
                 <w:sz w:val="18"/>
                 <w:szCs w:val="18"/>
               </w:rPr>
-              <w:t xml:space="preserve">CLOVA Studio (HyperCLOVA X: HCX-005 / HCX-DASH-002)</w:t>
+              <w:t xml:space="preserve">Maps: Reverse Geocoding</w:t>
             </w:r>
           </w:p>
         </w:tc>
@@ -2241,40 +2551,40 @@
         </w:trPr>
         <w:tc>
           <w:tcPr>
-            <w:tcW w:type="dxa" w:w="2300"/>
-            <w:tcBorders>
-              <w:top w:val="single" w:color="D9CDB8" w:sz="4"/>
-              <w:left w:val="single" w:color="D9CDB8" w:sz="4"/>
-              <w:bottom w:val="single" w:color="D9CDB8" w:sz="4"/>
-              <w:right w:val="single" w:color="D9CDB8" w:sz="4"/>
-            </w:tcBorders>
-            <w:tcMar>
-              <w:top w:type="dxa" w:w="60"/>
-              <w:left w:type="dxa" w:w="90"/>
-              <w:bottom w:type="dxa" w:w="60"/>
-              <w:right w:type="dxa" w:w="90"/>
-            </w:tcMar>
-          </w:tcPr>
-          <w:p>
-            <w:pPr>
-              <w:spacing w:after="30" w:line="265"/>
-            </w:pPr>
-            <w:r>
-              <w:rPr>
-                <w:rFonts w:ascii="Malgun Gothic" w:cs="Malgun Gothic" w:eastAsia="Malgun Gothic" w:hAnsi="Malgun Gothic"/>
-                <w:b/>
-                <w:bCs/>
-                <w:color w:val="2A2420"/>
-                <w:sz w:val="18"/>
-                <w:szCs w:val="18"/>
-              </w:rPr>
-              <w:t xml:space="preserve">간판·메뉴 글자 읽기</w:t>
-            </w:r>
-          </w:p>
-        </w:tc>
-        <w:tc>
-          <w:tcPr>
-            <w:tcW w:type="dxa" w:w="3800"/>
+            <w:tcW w:type="dxa" w:w="2000"/>
+            <w:tcBorders>
+              <w:top w:val="single" w:color="D9CDB8" w:sz="4"/>
+              <w:left w:val="single" w:color="D9CDB8" w:sz="4"/>
+              <w:bottom w:val="single" w:color="D9CDB8" w:sz="4"/>
+              <w:right w:val="single" w:color="D9CDB8" w:sz="4"/>
+            </w:tcBorders>
+            <w:tcMar>
+              <w:top w:type="dxa" w:w="60"/>
+              <w:left w:type="dxa" w:w="90"/>
+              <w:bottom w:type="dxa" w:w="60"/>
+              <w:right w:type="dxa" w:w="90"/>
+            </w:tcMar>
+          </w:tcPr>
+          <w:p>
+            <w:pPr>
+              <w:spacing w:after="30" w:line="265"/>
+            </w:pPr>
+            <w:r>
+              <w:rPr>
+                <w:rFonts w:ascii="Malgun Gothic" w:cs="Malgun Gothic" w:eastAsia="Malgun Gothic" w:hAnsi="Malgun Gothic"/>
+                <w:b/>
+                <w:bCs/>
+                <w:color w:val="2A2420"/>
+                <w:sz w:val="18"/>
+                <w:szCs w:val="18"/>
+              </w:rPr>
+              <w:t xml:space="preserve">음성 → 텍스트</w:t>
+            </w:r>
+          </w:p>
+        </w:tc>
+        <w:tc>
+          <w:tcPr>
+            <w:tcW w:type="dxa" w:w="4600"/>
             <w:tcBorders>
               <w:top w:val="single" w:color="D9CDB8" w:sz="4"/>
               <w:left w:val="single" w:color="D9CDB8" w:sz="4"/>
@@ -2301,13 +2611,13 @@
                 <w:sz w:val="18"/>
                 <w:szCs w:val="18"/>
               </w:rPr>
-              <w:t xml:space="preserve">장면 설명 보강</w:t>
-            </w:r>
-          </w:p>
-        </w:tc>
-        <w:tc>
-          <w:tcPr>
-            <w:tcW w:type="dxa" w:w="3538"/>
+              <w:t xml:space="preserve">답변 녹음 전사(1회 60초까지)</w:t>
+            </w:r>
+          </w:p>
+        </w:tc>
+        <w:tc>
+          <w:tcPr>
+            <w:tcW w:type="dxa" w:w="3038"/>
             <w:tcBorders>
               <w:top w:val="single" w:color="D9CDB8" w:sz="4"/>
               <w:left w:val="single" w:color="D9CDB8" w:sz="4"/>
@@ -2334,7 +2644,319 @@
                 <w:sz w:val="18"/>
                 <w:szCs w:val="18"/>
               </w:rPr>
-              <w:t xml:space="preserve">CLOVA OCR (General) — 선택</w:t>
+              <w:t xml:space="preserve">CLOVA Speech Recognition (CSR)</w:t>
+            </w:r>
+          </w:p>
+        </w:tc>
+      </w:tr>
+      <w:tr>
+        <w:trPr>
+          <w:cantSplit/>
+        </w:trPr>
+        <w:tc>
+          <w:tcPr>
+            <w:tcW w:type="dxa" w:w="2000"/>
+            <w:tcBorders>
+              <w:top w:val="single" w:color="D9CDB8" w:sz="4"/>
+              <w:left w:val="single" w:color="D9CDB8" w:sz="4"/>
+              <w:bottom w:val="single" w:color="D9CDB8" w:sz="4"/>
+              <w:right w:val="single" w:color="D9CDB8" w:sz="4"/>
+            </w:tcBorders>
+            <w:tcMar>
+              <w:top w:type="dxa" w:w="60"/>
+              <w:left w:type="dxa" w:w="90"/>
+              <w:bottom w:type="dxa" w:w="60"/>
+              <w:right w:type="dxa" w:w="90"/>
+            </w:tcMar>
+          </w:tcPr>
+          <w:p>
+            <w:pPr>
+              <w:spacing w:after="30" w:line="265"/>
+            </w:pPr>
+            <w:r>
+              <w:rPr>
+                <w:rFonts w:ascii="Malgun Gothic" w:cs="Malgun Gothic" w:eastAsia="Malgun Gothic" w:hAnsi="Malgun Gothic"/>
+                <w:b/>
+                <w:bCs/>
+                <w:color w:val="2A2420"/>
+                <w:sz w:val="18"/>
+                <w:szCs w:val="18"/>
+              </w:rPr>
+              <w:t xml:space="preserve">텍스트 → 음성</w:t>
+            </w:r>
+          </w:p>
+        </w:tc>
+        <w:tc>
+          <w:tcPr>
+            <w:tcW w:type="dxa" w:w="4600"/>
+            <w:tcBorders>
+              <w:top w:val="single" w:color="D9CDB8" w:sz="4"/>
+              <w:left w:val="single" w:color="D9CDB8" w:sz="4"/>
+              <w:bottom w:val="single" w:color="D9CDB8" w:sz="4"/>
+              <w:right w:val="single" w:color="D9CDB8" w:sz="4"/>
+            </w:tcBorders>
+            <w:tcMar>
+              <w:top w:type="dxa" w:w="60"/>
+              <w:left w:type="dxa" w:w="90"/>
+              <w:bottom w:type="dxa" w:w="60"/>
+              <w:right w:type="dxa" w:w="90"/>
+            </w:tcMar>
+          </w:tcPr>
+          <w:p>
+            <w:pPr>
+              <w:spacing w:after="30" w:line="265"/>
+            </w:pPr>
+            <w:r>
+              <w:rPr>
+                <w:rFonts w:ascii="Malgun Gothic" w:cs="Malgun Gothic" w:eastAsia="Malgun Gothic" w:hAnsi="Malgun Gothic"/>
+                <w:b w:val="false"/>
+                <w:bCs w:val="false"/>
+                <w:color w:val="2A2420"/>
+                <w:sz w:val="18"/>
+                <w:szCs w:val="18"/>
+              </w:rPr>
+              <w:t xml:space="preserve">질문 음성 mp3</w:t>
+            </w:r>
+          </w:p>
+        </w:tc>
+        <w:tc>
+          <w:tcPr>
+            <w:tcW w:type="dxa" w:w="3038"/>
+            <w:tcBorders>
+              <w:top w:val="single" w:color="D9CDB8" w:sz="4"/>
+              <w:left w:val="single" w:color="D9CDB8" w:sz="4"/>
+              <w:bottom w:val="single" w:color="D9CDB8" w:sz="4"/>
+              <w:right w:val="single" w:color="D9CDB8" w:sz="4"/>
+            </w:tcBorders>
+            <w:tcMar>
+              <w:top w:type="dxa" w:w="60"/>
+              <w:left w:type="dxa" w:w="90"/>
+              <w:bottom w:type="dxa" w:w="60"/>
+              <w:right w:type="dxa" w:w="90"/>
+            </w:tcMar>
+          </w:tcPr>
+          <w:p>
+            <w:pPr>
+              <w:spacing w:after="30" w:line="265"/>
+            </w:pPr>
+            <w:r>
+              <w:rPr>
+                <w:rFonts w:ascii="Malgun Gothic" w:cs="Malgun Gothic" w:eastAsia="Malgun Gothic" w:hAnsi="Malgun Gothic"/>
+                <w:b w:val="false"/>
+                <w:bCs w:val="false"/>
+                <w:color w:val="2A2420"/>
+                <w:sz w:val="18"/>
+                <w:szCs w:val="18"/>
+              </w:rPr>
+              <w:t xml:space="preserve">CLOVA Voice (TTS Premium)</w:t>
+            </w:r>
+          </w:p>
+        </w:tc>
+      </w:tr>
+      <w:tr>
+        <w:trPr>
+          <w:cantSplit/>
+        </w:trPr>
+        <w:tc>
+          <w:tcPr>
+            <w:tcW w:type="dxa" w:w="2000"/>
+            <w:tcBorders>
+              <w:top w:val="single" w:color="D9CDB8" w:sz="4"/>
+              <w:left w:val="single" w:color="D9CDB8" w:sz="4"/>
+              <w:bottom w:val="single" w:color="D9CDB8" w:sz="4"/>
+              <w:right w:val="single" w:color="D9CDB8" w:sz="4"/>
+            </w:tcBorders>
+            <w:tcMar>
+              <w:top w:type="dxa" w:w="60"/>
+              <w:left w:type="dxa" w:w="90"/>
+              <w:bottom w:type="dxa" w:w="60"/>
+              <w:right w:type="dxa" w:w="90"/>
+            </w:tcMar>
+          </w:tcPr>
+          <w:p>
+            <w:pPr>
+              <w:spacing w:after="30" w:line="265"/>
+            </w:pPr>
+            <w:r>
+              <w:rPr>
+                <w:rFonts w:ascii="Malgun Gothic" w:cs="Malgun Gothic" w:eastAsia="Malgun Gothic" w:hAnsi="Malgun Gothic"/>
+                <w:b/>
+                <w:bCs/>
+                <w:color w:val="2A2420"/>
+                <w:sz w:val="18"/>
+                <w:szCs w:val="18"/>
+              </w:rPr>
+              <w:t xml:space="preserve">생성형 AI</w:t>
+            </w:r>
+          </w:p>
+        </w:tc>
+        <w:tc>
+          <w:tcPr>
+            <w:tcW w:type="dxa" w:w="4600"/>
+            <w:tcBorders>
+              <w:top w:val="single" w:color="D9CDB8" w:sz="4"/>
+              <w:left w:val="single" w:color="D9CDB8" w:sz="4"/>
+              <w:bottom w:val="single" w:color="D9CDB8" w:sz="4"/>
+              <w:right w:val="single" w:color="D9CDB8" w:sz="4"/>
+            </w:tcBorders>
+            <w:tcMar>
+              <w:top w:type="dxa" w:w="60"/>
+              <w:left w:type="dxa" w:w="90"/>
+              <w:bottom w:type="dxa" w:w="60"/>
+              <w:right w:type="dxa" w:w="90"/>
+            </w:tcMar>
+          </w:tcPr>
+          <w:p>
+            <w:pPr>
+              <w:spacing w:after="30" w:line="265"/>
+            </w:pPr>
+            <w:r>
+              <w:rPr>
+                <w:rFonts w:ascii="Malgun Gothic" w:cs="Malgun Gothic" w:eastAsia="Malgun Gothic" w:hAnsi="Malgun Gothic"/>
+                <w:b w:val="false"/>
+                <w:bCs w:val="false"/>
+                <w:color w:val="2A2420"/>
+                <w:sz w:val="18"/>
+                <w:szCs w:val="18"/>
+              </w:rPr>
+              <w:t xml:space="preserve">장면 설명(이미지 1장/호출), 질문·챕터·제목·문체</w:t>
+            </w:r>
+          </w:p>
+        </w:tc>
+        <w:tc>
+          <w:tcPr>
+            <w:tcW w:type="dxa" w:w="3038"/>
+            <w:tcBorders>
+              <w:top w:val="single" w:color="D9CDB8" w:sz="4"/>
+              <w:left w:val="single" w:color="D9CDB8" w:sz="4"/>
+              <w:bottom w:val="single" w:color="D9CDB8" w:sz="4"/>
+              <w:right w:val="single" w:color="D9CDB8" w:sz="4"/>
+            </w:tcBorders>
+            <w:tcMar>
+              <w:top w:type="dxa" w:w="60"/>
+              <w:left w:type="dxa" w:w="90"/>
+              <w:bottom w:type="dxa" w:w="60"/>
+              <w:right w:type="dxa" w:w="90"/>
+            </w:tcMar>
+          </w:tcPr>
+          <w:p>
+            <w:pPr>
+              <w:spacing w:after="30" w:line="265"/>
+            </w:pPr>
+            <w:r>
+              <w:rPr>
+                <w:rFonts w:ascii="Malgun Gothic" w:cs="Malgun Gothic" w:eastAsia="Malgun Gothic" w:hAnsi="Malgun Gothic"/>
+                <w:b w:val="false"/>
+                <w:bCs w:val="false"/>
+                <w:color w:val="2A2420"/>
+                <w:sz w:val="18"/>
+                <w:szCs w:val="18"/>
+              </w:rPr>
+              <w:t xml:space="preserve">CLOVA Studio (HyperCLOVA X: HCX-005 / HCX-DASH-002)</w:t>
+            </w:r>
+          </w:p>
+        </w:tc>
+      </w:tr>
+      <w:tr>
+        <w:trPr>
+          <w:cantSplit/>
+        </w:trPr>
+        <w:tc>
+          <w:tcPr>
+            <w:tcW w:type="dxa" w:w="2000"/>
+            <w:tcBorders>
+              <w:top w:val="single" w:color="D9CDB8" w:sz="4"/>
+              <w:left w:val="single" w:color="D9CDB8" w:sz="4"/>
+              <w:bottom w:val="single" w:color="D9CDB8" w:sz="4"/>
+              <w:right w:val="single" w:color="D9CDB8" w:sz="4"/>
+            </w:tcBorders>
+            <w:tcMar>
+              <w:top w:type="dxa" w:w="60"/>
+              <w:left w:type="dxa" w:w="90"/>
+              <w:bottom w:type="dxa" w:w="60"/>
+              <w:right w:type="dxa" w:w="90"/>
+            </w:tcMar>
+          </w:tcPr>
+          <w:p>
+            <w:pPr>
+              <w:spacing w:after="30" w:line="265"/>
+            </w:pPr>
+            <w:r>
+              <w:rPr>
+                <w:rFonts w:ascii="Malgun Gothic" w:cs="Malgun Gothic" w:eastAsia="Malgun Gothic" w:hAnsi="Malgun Gothic"/>
+                <w:b/>
+                <w:bCs/>
+                <w:color w:val="2A2420"/>
+                <w:sz w:val="18"/>
+                <w:szCs w:val="18"/>
+              </w:rPr>
+              <w:t xml:space="preserve">글자 읽기(선택)</w:t>
+            </w:r>
+          </w:p>
+        </w:tc>
+        <w:tc>
+          <w:tcPr>
+            <w:tcW w:type="dxa" w:w="4600"/>
+            <w:tcBorders>
+              <w:top w:val="single" w:color="D9CDB8" w:sz="4"/>
+              <w:left w:val="single" w:color="D9CDB8" w:sz="4"/>
+              <w:bottom w:val="single" w:color="D9CDB8" w:sz="4"/>
+              <w:right w:val="single" w:color="D9CDB8" w:sz="4"/>
+            </w:tcBorders>
+            <w:tcMar>
+              <w:top w:type="dxa" w:w="60"/>
+              <w:left w:type="dxa" w:w="90"/>
+              <w:bottom w:type="dxa" w:w="60"/>
+              <w:right w:type="dxa" w:w="90"/>
+            </w:tcMar>
+          </w:tcPr>
+          <w:p>
+            <w:pPr>
+              <w:spacing w:after="30" w:line="265"/>
+            </w:pPr>
+            <w:r>
+              <w:rPr>
+                <w:rFonts w:ascii="Malgun Gothic" w:cs="Malgun Gothic" w:eastAsia="Malgun Gothic" w:hAnsi="Malgun Gothic"/>
+                <w:b w:val="false"/>
+                <w:bCs w:val="false"/>
+                <w:color w:val="2A2420"/>
+                <w:sz w:val="18"/>
+                <w:szCs w:val="18"/>
+              </w:rPr>
+              <w:t xml:space="preserve">간판·메뉴 OCR</w:t>
+            </w:r>
+          </w:p>
+        </w:tc>
+        <w:tc>
+          <w:tcPr>
+            <w:tcW w:type="dxa" w:w="3038"/>
+            <w:tcBorders>
+              <w:top w:val="single" w:color="D9CDB8" w:sz="4"/>
+              <w:left w:val="single" w:color="D9CDB8" w:sz="4"/>
+              <w:bottom w:val="single" w:color="D9CDB8" w:sz="4"/>
+              <w:right w:val="single" w:color="D9CDB8" w:sz="4"/>
+            </w:tcBorders>
+            <w:tcMar>
+              <w:top w:type="dxa" w:w="60"/>
+              <w:left w:type="dxa" w:w="90"/>
+              <w:bottom w:type="dxa" w:w="60"/>
+              <w:right w:type="dxa" w:w="90"/>
+            </w:tcMar>
+          </w:tcPr>
+          <w:p>
+            <w:pPr>
+              <w:spacing w:after="30" w:line="265"/>
+            </w:pPr>
+            <w:r>
+              <w:rPr>
+                <w:rFonts w:ascii="Malgun Gothic" w:cs="Malgun Gothic" w:eastAsia="Malgun Gothic" w:hAnsi="Malgun Gothic"/>
+                <w:b w:val="false"/>
+                <w:bCs w:val="false"/>
+                <w:color w:val="2A2420"/>
+                <w:sz w:val="18"/>
+                <w:szCs w:val="18"/>
+              </w:rPr>
+              <w:t xml:space="preserve">CLOVA OCR (General)</w:t>
             </w:r>
           </w:p>
         </w:tc>
@@ -2355,7 +2977,1086 @@
           <w:sz w:val="25"/>
           <w:szCs w:val="25"/>
         </w:rPr>
-        <w:t xml:space="preserve">2.2 처리 흐름 (요약)</w:t>
+        <w:t xml:space="preserve">2.3 구상도에서 보완이 필요한 점</w:t>
+      </w:r>
+    </w:p>
+    <w:tbl>
+      <w:tblPr>
+        <w:tblW w:type="dxa" w:w="9638"/>
+        <w:tblBorders>
+          <w:top w:val="single" w:color="auto" w:sz="4"/>
+          <w:left w:val="single" w:color="auto" w:sz="4"/>
+          <w:bottom w:val="single" w:color="auto" w:sz="4"/>
+          <w:right w:val="single" w:color="auto" w:sz="4"/>
+          <w:insideH w:val="single" w:color="auto" w:sz="4"/>
+          <w:insideV w:val="single" w:color="auto" w:sz="4"/>
+        </w:tblBorders>
+      </w:tblPr>
+      <w:tblGrid>
+        <w:gridCol w:w="500"/>
+        <w:gridCol w:w="3500"/>
+        <w:gridCol w:w="5638"/>
+      </w:tblGrid>
+      <w:tr>
+        <w:trPr>
+          <w:tblHeader/>
+        </w:trPr>
+        <w:tc>
+          <w:tcPr>
+            <w:tcW w:type="dxa" w:w="500"/>
+            <w:tcBorders>
+              <w:top w:val="single" w:color="D9CDB8" w:sz="4"/>
+              <w:left w:val="single" w:color="D9CDB8" w:sz="4"/>
+              <w:bottom w:val="single" w:color="D9CDB8" w:sz="4"/>
+              <w:right w:val="single" w:color="D9CDB8" w:sz="4"/>
+            </w:tcBorders>
+            <w:shd w:fill="EFE6D6" w:color="auto" w:val="clear"/>
+            <w:tcMar>
+              <w:top w:type="dxa" w:w="60"/>
+              <w:left w:type="dxa" w:w="90"/>
+              <w:bottom w:type="dxa" w:w="60"/>
+              <w:right w:type="dxa" w:w="90"/>
+            </w:tcMar>
+          </w:tcPr>
+          <w:p>
+            <w:pPr>
+              <w:spacing w:after="30" w:line="265"/>
+            </w:pPr>
+            <w:r>
+              <w:rPr>
+                <w:rFonts w:ascii="Malgun Gothic" w:cs="Malgun Gothic" w:eastAsia="Malgun Gothic" w:hAnsi="Malgun Gothic"/>
+                <w:b/>
+                <w:bCs/>
+                <w:color w:val="2A2420"/>
+                <w:sz w:val="18"/>
+                <w:szCs w:val="18"/>
+              </w:rPr>
+              <w:t xml:space="preserve">#</w:t>
+            </w:r>
+          </w:p>
+        </w:tc>
+        <w:tc>
+          <w:tcPr>
+            <w:tcW w:type="dxa" w:w="3500"/>
+            <w:tcBorders>
+              <w:top w:val="single" w:color="D9CDB8" w:sz="4"/>
+              <w:left w:val="single" w:color="D9CDB8" w:sz="4"/>
+              <w:bottom w:val="single" w:color="D9CDB8" w:sz="4"/>
+              <w:right w:val="single" w:color="D9CDB8" w:sz="4"/>
+            </w:tcBorders>
+            <w:shd w:fill="EFE6D6" w:color="auto" w:val="clear"/>
+            <w:tcMar>
+              <w:top w:type="dxa" w:w="60"/>
+              <w:left w:type="dxa" w:w="90"/>
+              <w:bottom w:type="dxa" w:w="60"/>
+              <w:right w:type="dxa" w:w="90"/>
+            </w:tcMar>
+          </w:tcPr>
+          <w:p>
+            <w:pPr>
+              <w:spacing w:after="30" w:line="265"/>
+            </w:pPr>
+            <w:r>
+              <w:rPr>
+                <w:rFonts w:ascii="Malgun Gothic" w:cs="Malgun Gothic" w:eastAsia="Malgun Gothic" w:hAnsi="Malgun Gothic"/>
+                <w:b/>
+                <w:bCs/>
+                <w:color w:val="2A2420"/>
+                <w:sz w:val="18"/>
+                <w:szCs w:val="18"/>
+              </w:rPr>
+              <w:t xml:space="preserve">내용</w:t>
+            </w:r>
+          </w:p>
+        </w:tc>
+        <w:tc>
+          <w:tcPr>
+            <w:tcW w:type="dxa" w:w="5638"/>
+            <w:tcBorders>
+              <w:top w:val="single" w:color="D9CDB8" w:sz="4"/>
+              <w:left w:val="single" w:color="D9CDB8" w:sz="4"/>
+              <w:bottom w:val="single" w:color="D9CDB8" w:sz="4"/>
+              <w:right w:val="single" w:color="D9CDB8" w:sz="4"/>
+            </w:tcBorders>
+            <w:shd w:fill="EFE6D6" w:color="auto" w:val="clear"/>
+            <w:tcMar>
+              <w:top w:type="dxa" w:w="60"/>
+              <w:left w:type="dxa" w:w="90"/>
+              <w:bottom w:type="dxa" w:w="60"/>
+              <w:right w:type="dxa" w:w="90"/>
+            </w:tcMar>
+          </w:tcPr>
+          <w:p>
+            <w:pPr>
+              <w:spacing w:after="30" w:line="265"/>
+            </w:pPr>
+            <w:r>
+              <w:rPr>
+                <w:rFonts w:ascii="Malgun Gothic" w:cs="Malgun Gothic" w:eastAsia="Malgun Gothic" w:hAnsi="Malgun Gothic"/>
+                <w:b/>
+                <w:bCs/>
+                <w:color w:val="2A2420"/>
+                <w:sz w:val="18"/>
+                <w:szCs w:val="18"/>
+              </w:rPr>
+              <w:t xml:space="preserve">이유 · 조치</w:t>
+            </w:r>
+          </w:p>
+        </w:tc>
+      </w:tr>
+      <w:tr>
+        <w:trPr>
+          <w:cantSplit/>
+        </w:trPr>
+        <w:tc>
+          <w:tcPr>
+            <w:tcW w:type="dxa" w:w="500"/>
+            <w:tcBorders>
+              <w:top w:val="single" w:color="D9CDB8" w:sz="4"/>
+              <w:left w:val="single" w:color="D9CDB8" w:sz="4"/>
+              <w:bottom w:val="single" w:color="D9CDB8" w:sz="4"/>
+              <w:right w:val="single" w:color="D9CDB8" w:sz="4"/>
+            </w:tcBorders>
+            <w:tcMar>
+              <w:top w:type="dxa" w:w="60"/>
+              <w:left w:type="dxa" w:w="90"/>
+              <w:bottom w:type="dxa" w:w="60"/>
+              <w:right w:type="dxa" w:w="90"/>
+            </w:tcMar>
+          </w:tcPr>
+          <w:p>
+            <w:pPr>
+              <w:spacing w:after="30" w:line="265"/>
+            </w:pPr>
+            <w:r>
+              <w:rPr>
+                <w:rFonts w:ascii="Malgun Gothic" w:cs="Malgun Gothic" w:eastAsia="Malgun Gothic" w:hAnsi="Malgun Gothic"/>
+                <w:b/>
+                <w:bCs/>
+                <w:color w:val="2A2420"/>
+                <w:sz w:val="18"/>
+                <w:szCs w:val="18"/>
+              </w:rPr>
+              <w:t xml:space="preserve">1</w:t>
+            </w:r>
+          </w:p>
+        </w:tc>
+        <w:tc>
+          <w:tcPr>
+            <w:tcW w:type="dxa" w:w="3500"/>
+            <w:tcBorders>
+              <w:top w:val="single" w:color="D9CDB8" w:sz="4"/>
+              <w:left w:val="single" w:color="D9CDB8" w:sz="4"/>
+              <w:bottom w:val="single" w:color="D9CDB8" w:sz="4"/>
+              <w:right w:val="single" w:color="D9CDB8" w:sz="4"/>
+            </w:tcBorders>
+            <w:tcMar>
+              <w:top w:type="dxa" w:w="60"/>
+              <w:left w:type="dxa" w:w="90"/>
+              <w:bottom w:type="dxa" w:w="60"/>
+              <w:right w:type="dxa" w:w="90"/>
+            </w:tcMar>
+          </w:tcPr>
+          <w:p>
+            <w:pPr>
+              <w:spacing w:after="30" w:line="265"/>
+            </w:pPr>
+            <w:r>
+              <w:rPr>
+                <w:rFonts w:ascii="Malgun Gothic" w:cs="Malgun Gothic" w:eastAsia="Malgun Gothic" w:hAnsi="Malgun Gothic"/>
+                <w:b w:val="false"/>
+                <w:bCs w:val="false"/>
+                <w:color w:val="2A2420"/>
+                <w:sz w:val="18"/>
+                <w:szCs w:val="18"/>
+              </w:rPr>
+              <w:t xml:space="preserve">AI 서비스 박스에 Maps(Reverse Geocoding) 추가</w:t>
+            </w:r>
+          </w:p>
+        </w:tc>
+        <w:tc>
+          <w:tcPr>
+            <w:tcW w:type="dxa" w:w="5638"/>
+            <w:tcBorders>
+              <w:top w:val="single" w:color="D9CDB8" w:sz="4"/>
+              <w:left w:val="single" w:color="D9CDB8" w:sz="4"/>
+              <w:bottom w:val="single" w:color="D9CDB8" w:sz="4"/>
+              <w:right w:val="single" w:color="D9CDB8" w:sz="4"/>
+            </w:tcBorders>
+            <w:tcMar>
+              <w:top w:type="dxa" w:w="60"/>
+              <w:left w:type="dxa" w:w="90"/>
+              <w:bottom w:type="dxa" w:w="60"/>
+              <w:right w:type="dxa" w:w="90"/>
+            </w:tcMar>
+          </w:tcPr>
+          <w:p>
+            <w:pPr>
+              <w:spacing w:after="30" w:line="265"/>
+            </w:pPr>
+            <w:r>
+              <w:rPr>
+                <w:rFonts w:ascii="Malgun Gothic" w:cs="Malgun Gothic" w:eastAsia="Malgun Gothic" w:hAnsi="Malgun Gothic"/>
+                <w:b w:val="false"/>
+                <w:bCs w:val="false"/>
+                <w:color w:val="2A2420"/>
+                <w:sz w:val="18"/>
+                <w:szCs w:val="18"/>
+              </w:rPr>
+              <w:t xml:space="preserve">데이터 설계서 7-1의 “GPS 좌표를 장소명으로 변환”에 필요. 현재 구상도에는 CLOVA Studio · Speech · Voice · OCR만 있음</w:t>
+            </w:r>
+          </w:p>
+        </w:tc>
+      </w:tr>
+      <w:tr>
+        <w:trPr>
+          <w:cantSplit/>
+        </w:trPr>
+        <w:tc>
+          <w:tcPr>
+            <w:tcW w:type="dxa" w:w="500"/>
+            <w:tcBorders>
+              <w:top w:val="single" w:color="D9CDB8" w:sz="4"/>
+              <w:left w:val="single" w:color="D9CDB8" w:sz="4"/>
+              <w:bottom w:val="single" w:color="D9CDB8" w:sz="4"/>
+              <w:right w:val="single" w:color="D9CDB8" w:sz="4"/>
+            </w:tcBorders>
+            <w:tcMar>
+              <w:top w:type="dxa" w:w="60"/>
+              <w:left w:type="dxa" w:w="90"/>
+              <w:bottom w:type="dxa" w:w="60"/>
+              <w:right w:type="dxa" w:w="90"/>
+            </w:tcMar>
+          </w:tcPr>
+          <w:p>
+            <w:pPr>
+              <w:spacing w:after="30" w:line="265"/>
+            </w:pPr>
+            <w:r>
+              <w:rPr>
+                <w:rFonts w:ascii="Malgun Gothic" w:cs="Malgun Gothic" w:eastAsia="Malgun Gothic" w:hAnsi="Malgun Gothic"/>
+                <w:b/>
+                <w:bCs/>
+                <w:color w:val="2A2420"/>
+                <w:sz w:val="18"/>
+                <w:szCs w:val="18"/>
+              </w:rPr>
+              <w:t xml:space="preserve">2</w:t>
+            </w:r>
+          </w:p>
+        </w:tc>
+        <w:tc>
+          <w:tcPr>
+            <w:tcW w:type="dxa" w:w="3500"/>
+            <w:tcBorders>
+              <w:top w:val="single" w:color="D9CDB8" w:sz="4"/>
+              <w:left w:val="single" w:color="D9CDB8" w:sz="4"/>
+              <w:bottom w:val="single" w:color="D9CDB8" w:sz="4"/>
+              <w:right w:val="single" w:color="D9CDB8" w:sz="4"/>
+            </w:tcBorders>
+            <w:tcMar>
+              <w:top w:type="dxa" w:w="60"/>
+              <w:left w:type="dxa" w:w="90"/>
+              <w:bottom w:type="dxa" w:w="60"/>
+              <w:right w:type="dxa" w:w="90"/>
+            </w:tcMar>
+          </w:tcPr>
+          <w:p>
+            <w:pPr>
+              <w:spacing w:after="30" w:line="265"/>
+            </w:pPr>
+            <w:r>
+              <w:rPr>
+                <w:rFonts w:ascii="Malgun Gothic" w:cs="Malgun Gothic" w:eastAsia="Malgun Gothic" w:hAnsi="Malgun Gothic"/>
+                <w:b w:val="false"/>
+                <w:bCs w:val="false"/>
+                <w:color w:val="2A2420"/>
+                <w:sz w:val="18"/>
+                <w:szCs w:val="18"/>
+              </w:rPr>
+              <w:t xml:space="preserve">“Speech”를 CLOVA Speech Recognition(CSR)으로 명시</w:t>
+            </w:r>
+          </w:p>
+        </w:tc>
+        <w:tc>
+          <w:tcPr>
+            <w:tcW w:type="dxa" w:w="5638"/>
+            <w:tcBorders>
+              <w:top w:val="single" w:color="D9CDB8" w:sz="4"/>
+              <w:left w:val="single" w:color="D9CDB8" w:sz="4"/>
+              <w:bottom w:val="single" w:color="D9CDB8" w:sz="4"/>
+              <w:right w:val="single" w:color="D9CDB8" w:sz="4"/>
+            </w:tcBorders>
+            <w:tcMar>
+              <w:top w:type="dxa" w:w="60"/>
+              <w:left w:type="dxa" w:w="90"/>
+              <w:bottom w:type="dxa" w:w="60"/>
+              <w:right w:type="dxa" w:w="90"/>
+            </w:tcMar>
+          </w:tcPr>
+          <w:p>
+            <w:pPr>
+              <w:spacing w:after="30" w:line="265"/>
+            </w:pPr>
+            <w:r>
+              <w:rPr>
+                <w:rFonts w:ascii="Malgun Gothic" w:cs="Malgun Gothic" w:eastAsia="Malgun Gothic" w:hAnsi="Malgun Gothic"/>
+                <w:b w:val="false"/>
+                <w:bCs w:val="false"/>
+                <w:color w:val="2A2420"/>
+                <w:sz w:val="18"/>
+                <w:szCs w:val="18"/>
+              </w:rPr>
+              <w:t xml:space="preserve">CLOVA Speech(긴 음성)와 CSR(1회 60초)은 다른 서비스. 프론트의 55초 제한은 CSR 기준</w:t>
+            </w:r>
+          </w:p>
+        </w:tc>
+      </w:tr>
+      <w:tr>
+        <w:trPr>
+          <w:cantSplit/>
+        </w:trPr>
+        <w:tc>
+          <w:tcPr>
+            <w:tcW w:type="dxa" w:w="500"/>
+            <w:tcBorders>
+              <w:top w:val="single" w:color="D9CDB8" w:sz="4"/>
+              <w:left w:val="single" w:color="D9CDB8" w:sz="4"/>
+              <w:bottom w:val="single" w:color="D9CDB8" w:sz="4"/>
+              <w:right w:val="single" w:color="D9CDB8" w:sz="4"/>
+            </w:tcBorders>
+            <w:tcMar>
+              <w:top w:type="dxa" w:w="60"/>
+              <w:left w:type="dxa" w:w="90"/>
+              <w:bottom w:type="dxa" w:w="60"/>
+              <w:right w:type="dxa" w:w="90"/>
+            </w:tcMar>
+          </w:tcPr>
+          <w:p>
+            <w:pPr>
+              <w:spacing w:after="30" w:line="265"/>
+            </w:pPr>
+            <w:r>
+              <w:rPr>
+                <w:rFonts w:ascii="Malgun Gothic" w:cs="Malgun Gothic" w:eastAsia="Malgun Gothic" w:hAnsi="Malgun Gothic"/>
+                <w:b/>
+                <w:bCs/>
+                <w:color w:val="2A2420"/>
+                <w:sz w:val="18"/>
+                <w:szCs w:val="18"/>
+              </w:rPr>
+              <w:t xml:space="preserve">3</w:t>
+            </w:r>
+          </w:p>
+        </w:tc>
+        <w:tc>
+          <w:tcPr>
+            <w:tcW w:type="dxa" w:w="3500"/>
+            <w:tcBorders>
+              <w:top w:val="single" w:color="D9CDB8" w:sz="4"/>
+              <w:left w:val="single" w:color="D9CDB8" w:sz="4"/>
+              <w:bottom w:val="single" w:color="D9CDB8" w:sz="4"/>
+              <w:right w:val="single" w:color="D9CDB8" w:sz="4"/>
+            </w:tcBorders>
+            <w:tcMar>
+              <w:top w:type="dxa" w:w="60"/>
+              <w:left w:type="dxa" w:w="90"/>
+              <w:bottom w:type="dxa" w:w="60"/>
+              <w:right w:type="dxa" w:w="90"/>
+            </w:tcMar>
+          </w:tcPr>
+          <w:p>
+            <w:pPr>
+              <w:spacing w:after="30" w:line="265"/>
+            </w:pPr>
+            <w:r>
+              <w:rPr>
+                <w:rFonts w:ascii="Malgun Gothic" w:cs="Malgun Gothic" w:eastAsia="Malgun Gothic" w:hAnsi="Malgun Gothic"/>
+                <w:b w:val="false"/>
+                <w:bCs w:val="false"/>
+                <w:color w:val="2A2420"/>
+                <w:sz w:val="18"/>
+                <w:szCs w:val="18"/>
+              </w:rPr>
+              <w:t xml:space="preserve">Nginx가 /api 접두로 API를 전달</w:t>
+            </w:r>
+          </w:p>
+        </w:tc>
+        <w:tc>
+          <w:tcPr>
+            <w:tcW w:type="dxa" w:w="5638"/>
+            <w:tcBorders>
+              <w:top w:val="single" w:color="D9CDB8" w:sz="4"/>
+              <w:left w:val="single" w:color="D9CDB8" w:sz="4"/>
+              <w:bottom w:val="single" w:color="D9CDB8" w:sz="4"/>
+              <w:right w:val="single" w:color="D9CDB8" w:sz="4"/>
+            </w:tcBorders>
+            <w:tcMar>
+              <w:top w:type="dxa" w:w="60"/>
+              <w:left w:type="dxa" w:w="90"/>
+              <w:bottom w:type="dxa" w:w="60"/>
+              <w:right w:type="dxa" w:w="90"/>
+            </w:tcMar>
+          </w:tcPr>
+          <w:p>
+            <w:pPr>
+              <w:spacing w:after="30" w:line="265"/>
+            </w:pPr>
+            <w:r>
+              <w:rPr>
+                <w:rFonts w:ascii="Malgun Gothic" w:cs="Malgun Gothic" w:eastAsia="Malgun Gothic" w:hAnsi="Malgun Gothic"/>
+                <w:b w:val="false"/>
+                <w:bCs w:val="false"/>
+                <w:color w:val="2A2420"/>
+                <w:sz w:val="18"/>
+                <w:szCs w:val="18"/>
+              </w:rPr>
+              <w:t xml:space="preserve">프론트 화면 경로(/books/:id, /trips/new 등)가 API 경로와 같아 같은 출처에서는 /api 접두가 필수. 프론트는 VITE_API_BASE_URL=/api</w:t>
+            </w:r>
+          </w:p>
+        </w:tc>
+      </w:tr>
+      <w:tr>
+        <w:trPr>
+          <w:cantSplit/>
+        </w:trPr>
+        <w:tc>
+          <w:tcPr>
+            <w:tcW w:type="dxa" w:w="500"/>
+            <w:tcBorders>
+              <w:top w:val="single" w:color="D9CDB8" w:sz="4"/>
+              <w:left w:val="single" w:color="D9CDB8" w:sz="4"/>
+              <w:bottom w:val="single" w:color="D9CDB8" w:sz="4"/>
+              <w:right w:val="single" w:color="D9CDB8" w:sz="4"/>
+            </w:tcBorders>
+            <w:tcMar>
+              <w:top w:type="dxa" w:w="60"/>
+              <w:left w:type="dxa" w:w="90"/>
+              <w:bottom w:type="dxa" w:w="60"/>
+              <w:right w:type="dxa" w:w="90"/>
+            </w:tcMar>
+          </w:tcPr>
+          <w:p>
+            <w:pPr>
+              <w:spacing w:after="30" w:line="265"/>
+            </w:pPr>
+            <w:r>
+              <w:rPr>
+                <w:rFonts w:ascii="Malgun Gothic" w:cs="Malgun Gothic" w:eastAsia="Malgun Gothic" w:hAnsi="Malgun Gothic"/>
+                <w:b/>
+                <w:bCs/>
+                <w:color w:val="2A2420"/>
+                <w:sz w:val="18"/>
+                <w:szCs w:val="18"/>
+              </w:rPr>
+              <w:t xml:space="preserve">4</w:t>
+            </w:r>
+          </w:p>
+        </w:tc>
+        <w:tc>
+          <w:tcPr>
+            <w:tcW w:type="dxa" w:w="3500"/>
+            <w:tcBorders>
+              <w:top w:val="single" w:color="D9CDB8" w:sz="4"/>
+              <w:left w:val="single" w:color="D9CDB8" w:sz="4"/>
+              <w:bottom w:val="single" w:color="D9CDB8" w:sz="4"/>
+              <w:right w:val="single" w:color="D9CDB8" w:sz="4"/>
+            </w:tcBorders>
+            <w:tcMar>
+              <w:top w:type="dxa" w:w="60"/>
+              <w:left w:type="dxa" w:w="90"/>
+              <w:bottom w:type="dxa" w:w="60"/>
+              <w:right w:type="dxa" w:w="90"/>
+            </w:tcMar>
+          </w:tcPr>
+          <w:p>
+            <w:pPr>
+              <w:spacing w:after="30" w:line="265"/>
+            </w:pPr>
+            <w:r>
+              <w:rPr>
+                <w:rFonts w:ascii="Malgun Gothic" w:cs="Malgun Gothic" w:eastAsia="Malgun Gothic" w:hAnsi="Malgun Gothic"/>
+                <w:b w:val="false"/>
+                <w:bCs w:val="false"/>
+                <w:color w:val="2A2420"/>
+                <w:sz w:val="18"/>
+                <w:szCs w:val="18"/>
+              </w:rPr>
+              <w:t xml:space="preserve">Object Storage 버킷 CORS에 브라우저 PUT/GET 허용</w:t>
+            </w:r>
+          </w:p>
+        </w:tc>
+        <w:tc>
+          <w:tcPr>
+            <w:tcW w:type="dxa" w:w="5638"/>
+            <w:tcBorders>
+              <w:top w:val="single" w:color="D9CDB8" w:sz="4"/>
+              <w:left w:val="single" w:color="D9CDB8" w:sz="4"/>
+              <w:bottom w:val="single" w:color="D9CDB8" w:sz="4"/>
+              <w:right w:val="single" w:color="D9CDB8" w:sz="4"/>
+            </w:tcBorders>
+            <w:tcMar>
+              <w:top w:type="dxa" w:w="60"/>
+              <w:left w:type="dxa" w:w="90"/>
+              <w:bottom w:type="dxa" w:w="60"/>
+              <w:right w:type="dxa" w:w="90"/>
+            </w:tcMar>
+          </w:tcPr>
+          <w:p>
+            <w:pPr>
+              <w:spacing w:after="30" w:line="265"/>
+            </w:pPr>
+            <w:r>
+              <w:rPr>
+                <w:rFonts w:ascii="Malgun Gothic" w:cs="Malgun Gothic" w:eastAsia="Malgun Gothic" w:hAnsi="Malgun Gothic"/>
+                <w:b w:val="false"/>
+                <w:bCs w:val="false"/>
+                <w:color w:val="2A2420"/>
+                <w:sz w:val="18"/>
+                <w:szCs w:val="18"/>
+              </w:rPr>
+              <w:t xml:space="preserve">구상도의 “서명 URL로 직접 업로드·조회” 화살표가 동작하려면 필요</w:t>
+            </w:r>
+          </w:p>
+        </w:tc>
+      </w:tr>
+      <w:tr>
+        <w:trPr>
+          <w:cantSplit/>
+        </w:trPr>
+        <w:tc>
+          <w:tcPr>
+            <w:tcW w:type="dxa" w:w="500"/>
+            <w:tcBorders>
+              <w:top w:val="single" w:color="D9CDB8" w:sz="4"/>
+              <w:left w:val="single" w:color="D9CDB8" w:sz="4"/>
+              <w:bottom w:val="single" w:color="D9CDB8" w:sz="4"/>
+              <w:right w:val="single" w:color="D9CDB8" w:sz="4"/>
+            </w:tcBorders>
+            <w:tcMar>
+              <w:top w:type="dxa" w:w="60"/>
+              <w:left w:type="dxa" w:w="90"/>
+              <w:bottom w:type="dxa" w:w="60"/>
+              <w:right w:type="dxa" w:w="90"/>
+            </w:tcMar>
+          </w:tcPr>
+          <w:p>
+            <w:pPr>
+              <w:spacing w:after="30" w:line="265"/>
+            </w:pPr>
+            <w:r>
+              <w:rPr>
+                <w:rFonts w:ascii="Malgun Gothic" w:cs="Malgun Gothic" w:eastAsia="Malgun Gothic" w:hAnsi="Malgun Gothic"/>
+                <w:b/>
+                <w:bCs/>
+                <w:color w:val="2A2420"/>
+                <w:sz w:val="18"/>
+                <w:szCs w:val="18"/>
+              </w:rPr>
+              <w:t xml:space="preserve">5</w:t>
+            </w:r>
+          </w:p>
+        </w:tc>
+        <w:tc>
+          <w:tcPr>
+            <w:tcW w:type="dxa" w:w="3500"/>
+            <w:tcBorders>
+              <w:top w:val="single" w:color="D9CDB8" w:sz="4"/>
+              <w:left w:val="single" w:color="D9CDB8" w:sz="4"/>
+              <w:bottom w:val="single" w:color="D9CDB8" w:sz="4"/>
+              <w:right w:val="single" w:color="D9CDB8" w:sz="4"/>
+            </w:tcBorders>
+            <w:tcMar>
+              <w:top w:type="dxa" w:w="60"/>
+              <w:left w:type="dxa" w:w="90"/>
+              <w:bottom w:type="dxa" w:w="60"/>
+              <w:right w:type="dxa" w:w="90"/>
+            </w:tcMar>
+          </w:tcPr>
+          <w:p>
+            <w:pPr>
+              <w:spacing w:after="30" w:line="265"/>
+            </w:pPr>
+            <w:r>
+              <w:rPr>
+                <w:rFonts w:ascii="Malgun Gothic" w:cs="Malgun Gothic" w:eastAsia="Malgun Gothic" w:hAnsi="Malgun Gothic"/>
+                <w:b w:val="false"/>
+                <w:bCs w:val="false"/>
+                <w:color w:val="2A2420"/>
+                <w:sz w:val="18"/>
+                <w:szCs w:val="18"/>
+              </w:rPr>
+              <w:t xml:space="preserve">로드밸런서 → Nginx 구간은 HTTP, 브라우저 → 로드밸런서는 HTTPS</w:t>
+            </w:r>
+          </w:p>
+        </w:tc>
+        <w:tc>
+          <w:tcPr>
+            <w:tcW w:type="dxa" w:w="5638"/>
+            <w:tcBorders>
+              <w:top w:val="single" w:color="D9CDB8" w:sz="4"/>
+              <w:left w:val="single" w:color="D9CDB8" w:sz="4"/>
+              <w:bottom w:val="single" w:color="D9CDB8" w:sz="4"/>
+              <w:right w:val="single" w:color="D9CDB8" w:sz="4"/>
+            </w:tcBorders>
+            <w:tcMar>
+              <w:top w:type="dxa" w:w="60"/>
+              <w:left w:type="dxa" w:w="90"/>
+              <w:bottom w:type="dxa" w:w="60"/>
+              <w:right w:type="dxa" w:w="90"/>
+            </w:tcMar>
+          </w:tcPr>
+          <w:p>
+            <w:pPr>
+              <w:spacing w:after="30" w:line="265"/>
+            </w:pPr>
+            <w:r>
+              <w:rPr>
+                <w:rFonts w:ascii="Malgun Gothic" w:cs="Malgun Gothic" w:eastAsia="Malgun Gothic" w:hAnsi="Malgun Gothic"/>
+                <w:b w:val="false"/>
+                <w:bCs w:val="false"/>
+                <w:color w:val="2A2420"/>
+                <w:sz w:val="18"/>
+                <w:szCs w:val="18"/>
+              </w:rPr>
+              <w:t xml:space="preserve">쿠키 Secure 속성과 리다이렉트를 위해 WAS가 X-Forwarded-Proto 헤더를 신뢰하도록 설정</w:t>
+            </w:r>
+          </w:p>
+        </w:tc>
+      </w:tr>
+      <w:tr>
+        <w:trPr>
+          <w:cantSplit/>
+        </w:trPr>
+        <w:tc>
+          <w:tcPr>
+            <w:tcW w:type="dxa" w:w="500"/>
+            <w:tcBorders>
+              <w:top w:val="single" w:color="D9CDB8" w:sz="4"/>
+              <w:left w:val="single" w:color="D9CDB8" w:sz="4"/>
+              <w:bottom w:val="single" w:color="D9CDB8" w:sz="4"/>
+              <w:right w:val="single" w:color="D9CDB8" w:sz="4"/>
+            </w:tcBorders>
+            <w:tcMar>
+              <w:top w:type="dxa" w:w="60"/>
+              <w:left w:type="dxa" w:w="90"/>
+              <w:bottom w:type="dxa" w:w="60"/>
+              <w:right w:type="dxa" w:w="90"/>
+            </w:tcMar>
+          </w:tcPr>
+          <w:p>
+            <w:pPr>
+              <w:spacing w:after="30" w:line="265"/>
+            </w:pPr>
+            <w:r>
+              <w:rPr>
+                <w:rFonts w:ascii="Malgun Gothic" w:cs="Malgun Gothic" w:eastAsia="Malgun Gothic" w:hAnsi="Malgun Gothic"/>
+                <w:b/>
+                <w:bCs/>
+                <w:color w:val="2A2420"/>
+                <w:sz w:val="18"/>
+                <w:szCs w:val="18"/>
+              </w:rPr>
+              <w:t xml:space="preserve">6</w:t>
+            </w:r>
+          </w:p>
+        </w:tc>
+        <w:tc>
+          <w:tcPr>
+            <w:tcW w:type="dxa" w:w="3500"/>
+            <w:tcBorders>
+              <w:top w:val="single" w:color="D9CDB8" w:sz="4"/>
+              <w:left w:val="single" w:color="D9CDB8" w:sz="4"/>
+              <w:bottom w:val="single" w:color="D9CDB8" w:sz="4"/>
+              <w:right w:val="single" w:color="D9CDB8" w:sz="4"/>
+            </w:tcBorders>
+            <w:tcMar>
+              <w:top w:type="dxa" w:w="60"/>
+              <w:left w:type="dxa" w:w="90"/>
+              <w:bottom w:type="dxa" w:w="60"/>
+              <w:right w:type="dxa" w:w="90"/>
+            </w:tcMar>
+          </w:tcPr>
+          <w:p>
+            <w:pPr>
+              <w:spacing w:after="30" w:line="265"/>
+            </w:pPr>
+            <w:r>
+              <w:rPr>
+                <w:rFonts w:ascii="Malgun Gothic" w:cs="Malgun Gothic" w:eastAsia="Malgun Gothic" w:hAnsi="Malgun Gothic"/>
+                <w:b w:val="false"/>
+                <w:bCs w:val="false"/>
+                <w:color w:val="2A2420"/>
+                <w:sz w:val="18"/>
+                <w:szCs w:val="18"/>
+              </w:rPr>
+              <w:t xml:space="preserve">서브넷 구성(LB 전용·NAT 전용 서브넷 등)</w:t>
+            </w:r>
+          </w:p>
+        </w:tc>
+        <w:tc>
+          <w:tcPr>
+            <w:tcW w:type="dxa" w:w="5638"/>
+            <w:tcBorders>
+              <w:top w:val="single" w:color="D9CDB8" w:sz="4"/>
+              <w:left w:val="single" w:color="D9CDB8" w:sz="4"/>
+              <w:bottom w:val="single" w:color="D9CDB8" w:sz="4"/>
+              <w:right w:val="single" w:color="D9CDB8" w:sz="4"/>
+            </w:tcBorders>
+            <w:tcMar>
+              <w:top w:type="dxa" w:w="60"/>
+              <w:left w:type="dxa" w:w="90"/>
+              <w:bottom w:type="dxa" w:w="60"/>
+              <w:right w:type="dxa" w:w="90"/>
+            </w:tcMar>
+          </w:tcPr>
+          <w:p>
+            <w:pPr>
+              <w:spacing w:after="30" w:line="265"/>
+            </w:pPr>
+            <w:r>
+              <w:rPr>
+                <w:rFonts w:ascii="Malgun Gothic" w:cs="Malgun Gothic" w:eastAsia="Malgun Gothic" w:hAnsi="Malgun Gothic"/>
+                <w:b w:val="false"/>
+                <w:bCs w:val="false"/>
+                <w:color w:val="2A2420"/>
+                <w:sz w:val="18"/>
+                <w:szCs w:val="18"/>
+              </w:rPr>
+              <w:t xml:space="preserve">NCP VPC의 서브넷 종류 요건은 구현 전에 공식 문서로 확인</w:t>
+            </w:r>
+          </w:p>
+        </w:tc>
+      </w:tr>
+      <w:tr>
+        <w:trPr>
+          <w:cantSplit/>
+        </w:trPr>
+        <w:tc>
+          <w:tcPr>
+            <w:tcW w:type="dxa" w:w="500"/>
+            <w:tcBorders>
+              <w:top w:val="single" w:color="D9CDB8" w:sz="4"/>
+              <w:left w:val="single" w:color="D9CDB8" w:sz="4"/>
+              <w:bottom w:val="single" w:color="D9CDB8" w:sz="4"/>
+              <w:right w:val="single" w:color="D9CDB8" w:sz="4"/>
+            </w:tcBorders>
+            <w:tcMar>
+              <w:top w:type="dxa" w:w="60"/>
+              <w:left w:type="dxa" w:w="90"/>
+              <w:bottom w:type="dxa" w:w="60"/>
+              <w:right w:type="dxa" w:w="90"/>
+            </w:tcMar>
+          </w:tcPr>
+          <w:p>
+            <w:pPr>
+              <w:spacing w:after="30" w:line="265"/>
+            </w:pPr>
+            <w:r>
+              <w:rPr>
+                <w:rFonts w:ascii="Malgun Gothic" w:cs="Malgun Gothic" w:eastAsia="Malgun Gothic" w:hAnsi="Malgun Gothic"/>
+                <w:b/>
+                <w:bCs/>
+                <w:color w:val="2A2420"/>
+                <w:sz w:val="18"/>
+                <w:szCs w:val="18"/>
+              </w:rPr>
+              <w:t xml:space="preserve">7</w:t>
+            </w:r>
+          </w:p>
+        </w:tc>
+        <w:tc>
+          <w:tcPr>
+            <w:tcW w:type="dxa" w:w="3500"/>
+            <w:tcBorders>
+              <w:top w:val="single" w:color="D9CDB8" w:sz="4"/>
+              <w:left w:val="single" w:color="D9CDB8" w:sz="4"/>
+              <w:bottom w:val="single" w:color="D9CDB8" w:sz="4"/>
+              <w:right w:val="single" w:color="D9CDB8" w:sz="4"/>
+            </w:tcBorders>
+            <w:tcMar>
+              <w:top w:type="dxa" w:w="60"/>
+              <w:left w:type="dxa" w:w="90"/>
+              <w:bottom w:type="dxa" w:w="60"/>
+              <w:right w:type="dxa" w:w="90"/>
+            </w:tcMar>
+          </w:tcPr>
+          <w:p>
+            <w:pPr>
+              <w:spacing w:after="30" w:line="265"/>
+            </w:pPr>
+            <w:r>
+              <w:rPr>
+                <w:rFonts w:ascii="Malgun Gothic" w:cs="Malgun Gothic" w:eastAsia="Malgun Gothic" w:hAnsi="Malgun Gothic"/>
+                <w:b w:val="false"/>
+                <w:bCs w:val="false"/>
+                <w:color w:val="2A2420"/>
+                <w:sz w:val="18"/>
+                <w:szCs w:val="18"/>
+              </w:rPr>
+              <w:t xml:space="preserve">타임아웃을 계층별로 60초 이상</w:t>
+            </w:r>
+          </w:p>
+        </w:tc>
+        <w:tc>
+          <w:tcPr>
+            <w:tcW w:type="dxa" w:w="5638"/>
+            <w:tcBorders>
+              <w:top w:val="single" w:color="D9CDB8" w:sz="4"/>
+              <w:left w:val="single" w:color="D9CDB8" w:sz="4"/>
+              <w:bottom w:val="single" w:color="D9CDB8" w:sz="4"/>
+              <w:right w:val="single" w:color="D9CDB8" w:sz="4"/>
+            </w:tcBorders>
+            <w:tcMar>
+              <w:top w:type="dxa" w:w="60"/>
+              <w:left w:type="dxa" w:w="90"/>
+              <w:bottom w:type="dxa" w:w="60"/>
+              <w:right w:type="dxa" w:w="90"/>
+            </w:tcMar>
+          </w:tcPr>
+          <w:p>
+            <w:pPr>
+              <w:spacing w:after="30" w:line="265"/>
+            </w:pPr>
+            <w:r>
+              <w:rPr>
+                <w:rFonts w:ascii="Malgun Gothic" w:cs="Malgun Gothic" w:eastAsia="Malgun Gothic" w:hAnsi="Malgun Gothic"/>
+                <w:b w:val="false"/>
+                <w:bCs w:val="false"/>
+                <w:color w:val="2A2420"/>
+                <w:sz w:val="18"/>
+                <w:szCs w:val="18"/>
+              </w:rPr>
+              <w:t xml:space="preserve">답변 처리(E11)가 전사·질문 생성·음성 합성까지 동기로 최대 20초 안팎</w:t>
+            </w:r>
+          </w:p>
+        </w:tc>
+      </w:tr>
+      <w:tr>
+        <w:trPr>
+          <w:cantSplit/>
+        </w:trPr>
+        <w:tc>
+          <w:tcPr>
+            <w:tcW w:type="dxa" w:w="500"/>
+            <w:tcBorders>
+              <w:top w:val="single" w:color="D9CDB8" w:sz="4"/>
+              <w:left w:val="single" w:color="D9CDB8" w:sz="4"/>
+              <w:bottom w:val="single" w:color="D9CDB8" w:sz="4"/>
+              <w:right w:val="single" w:color="D9CDB8" w:sz="4"/>
+            </w:tcBorders>
+            <w:tcMar>
+              <w:top w:type="dxa" w:w="60"/>
+              <w:left w:type="dxa" w:w="90"/>
+              <w:bottom w:type="dxa" w:w="60"/>
+              <w:right w:type="dxa" w:w="90"/>
+            </w:tcMar>
+          </w:tcPr>
+          <w:p>
+            <w:pPr>
+              <w:spacing w:after="30" w:line="265"/>
+            </w:pPr>
+            <w:r>
+              <w:rPr>
+                <w:rFonts w:ascii="Malgun Gothic" w:cs="Malgun Gothic" w:eastAsia="Malgun Gothic" w:hAnsi="Malgun Gothic"/>
+                <w:b/>
+                <w:bCs/>
+                <w:color w:val="2A2420"/>
+                <w:sz w:val="18"/>
+                <w:szCs w:val="18"/>
+              </w:rPr>
+              <w:t xml:space="preserve">8</w:t>
+            </w:r>
+          </w:p>
+        </w:tc>
+        <w:tc>
+          <w:tcPr>
+            <w:tcW w:type="dxa" w:w="3500"/>
+            <w:tcBorders>
+              <w:top w:val="single" w:color="D9CDB8" w:sz="4"/>
+              <w:left w:val="single" w:color="D9CDB8" w:sz="4"/>
+              <w:bottom w:val="single" w:color="D9CDB8" w:sz="4"/>
+              <w:right w:val="single" w:color="D9CDB8" w:sz="4"/>
+            </w:tcBorders>
+            <w:tcMar>
+              <w:top w:type="dxa" w:w="60"/>
+              <w:left w:type="dxa" w:w="90"/>
+              <w:bottom w:type="dxa" w:w="60"/>
+              <w:right w:type="dxa" w:w="90"/>
+            </w:tcMar>
+          </w:tcPr>
+          <w:p>
+            <w:pPr>
+              <w:spacing w:after="30" w:line="265"/>
+            </w:pPr>
+            <w:r>
+              <w:rPr>
+                <w:rFonts w:ascii="Malgun Gothic" w:cs="Malgun Gothic" w:eastAsia="Malgun Gothic" w:hAnsi="Malgun Gothic"/>
+                <w:b w:val="false"/>
+                <w:bCs w:val="false"/>
+                <w:color w:val="2A2420"/>
+                <w:sz w:val="18"/>
+                <w:szCs w:val="18"/>
+              </w:rPr>
+              <w:t xml:space="preserve">요청 크기 제한</w:t>
+            </w:r>
+          </w:p>
+        </w:tc>
+        <w:tc>
+          <w:tcPr>
+            <w:tcW w:type="dxa" w:w="5638"/>
+            <w:tcBorders>
+              <w:top w:val="single" w:color="D9CDB8" w:sz="4"/>
+              <w:left w:val="single" w:color="D9CDB8" w:sz="4"/>
+              <w:bottom w:val="single" w:color="D9CDB8" w:sz="4"/>
+              <w:right w:val="single" w:color="D9CDB8" w:sz="4"/>
+            </w:tcBorders>
+            <w:tcMar>
+              <w:top w:type="dxa" w:w="60"/>
+              <w:left w:type="dxa" w:w="90"/>
+              <w:bottom w:type="dxa" w:w="60"/>
+              <w:right w:type="dxa" w:w="90"/>
+            </w:tcMar>
+          </w:tcPr>
+          <w:p>
+            <w:pPr>
+              <w:spacing w:after="30" w:line="265"/>
+            </w:pPr>
+            <w:r>
+              <w:rPr>
+                <w:rFonts w:ascii="Malgun Gothic" w:cs="Malgun Gothic" w:eastAsia="Malgun Gothic" w:hAnsi="Malgun Gothic"/>
+                <w:b w:val="false"/>
+                <w:bCs w:val="false"/>
+                <w:color w:val="2A2420"/>
+                <w:sz w:val="18"/>
+                <w:szCs w:val="18"/>
+              </w:rPr>
+              <w:t xml:space="preserve">녹음 업로드(수 MB)가 Nginx 기본 제한(1MB)에 걸리지 않도록 client_max_body_size 상향</w:t>
+            </w:r>
+          </w:p>
+        </w:tc>
+      </w:tr>
+      <w:tr>
+        <w:trPr>
+          <w:cantSplit/>
+        </w:trPr>
+        <w:tc>
+          <w:tcPr>
+            <w:tcW w:type="dxa" w:w="500"/>
+            <w:tcBorders>
+              <w:top w:val="single" w:color="D9CDB8" w:sz="4"/>
+              <w:left w:val="single" w:color="D9CDB8" w:sz="4"/>
+              <w:bottom w:val="single" w:color="D9CDB8" w:sz="4"/>
+              <w:right w:val="single" w:color="D9CDB8" w:sz="4"/>
+            </w:tcBorders>
+            <w:tcMar>
+              <w:top w:type="dxa" w:w="60"/>
+              <w:left w:type="dxa" w:w="90"/>
+              <w:bottom w:type="dxa" w:w="60"/>
+              <w:right w:type="dxa" w:w="90"/>
+            </w:tcMar>
+          </w:tcPr>
+          <w:p>
+            <w:pPr>
+              <w:spacing w:after="30" w:line="265"/>
+            </w:pPr>
+            <w:r>
+              <w:rPr>
+                <w:rFonts w:ascii="Malgun Gothic" w:cs="Malgun Gothic" w:eastAsia="Malgun Gothic" w:hAnsi="Malgun Gothic"/>
+                <w:b/>
+                <w:bCs/>
+                <w:color w:val="2A2420"/>
+                <w:sz w:val="18"/>
+                <w:szCs w:val="18"/>
+              </w:rPr>
+              <w:t xml:space="preserve">9</w:t>
+            </w:r>
+          </w:p>
+        </w:tc>
+        <w:tc>
+          <w:tcPr>
+            <w:tcW w:type="dxa" w:w="3500"/>
+            <w:tcBorders>
+              <w:top w:val="single" w:color="D9CDB8" w:sz="4"/>
+              <w:left w:val="single" w:color="D9CDB8" w:sz="4"/>
+              <w:bottom w:val="single" w:color="D9CDB8" w:sz="4"/>
+              <w:right w:val="single" w:color="D9CDB8" w:sz="4"/>
+            </w:tcBorders>
+            <w:tcMar>
+              <w:top w:type="dxa" w:w="60"/>
+              <w:left w:type="dxa" w:w="90"/>
+              <w:bottom w:type="dxa" w:w="60"/>
+              <w:right w:type="dxa" w:w="90"/>
+            </w:tcMar>
+          </w:tcPr>
+          <w:p>
+            <w:pPr>
+              <w:spacing w:after="30" w:line="265"/>
+            </w:pPr>
+            <w:r>
+              <w:rPr>
+                <w:rFonts w:ascii="Malgun Gothic" w:cs="Malgun Gothic" w:eastAsia="Malgun Gothic" w:hAnsi="Malgun Gothic"/>
+                <w:b w:val="false"/>
+                <w:bCs w:val="false"/>
+                <w:color w:val="2A2420"/>
+                <w:sz w:val="18"/>
+                <w:szCs w:val="18"/>
+              </w:rPr>
+              <w:t xml:space="preserve">단일 인스턴스</w:t>
+            </w:r>
+          </w:p>
+        </w:tc>
+        <w:tc>
+          <w:tcPr>
+            <w:tcW w:type="dxa" w:w="5638"/>
+            <w:tcBorders>
+              <w:top w:val="single" w:color="D9CDB8" w:sz="4"/>
+              <w:left w:val="single" w:color="D9CDB8" w:sz="4"/>
+              <w:bottom w:val="single" w:color="D9CDB8" w:sz="4"/>
+              <w:right w:val="single" w:color="D9CDB8" w:sz="4"/>
+            </w:tcBorders>
+            <w:tcMar>
+              <w:top w:type="dxa" w:w="60"/>
+              <w:left w:type="dxa" w:w="90"/>
+              <w:bottom w:type="dxa" w:w="60"/>
+              <w:right w:type="dxa" w:w="90"/>
+            </w:tcMar>
+          </w:tcPr>
+          <w:p>
+            <w:pPr>
+              <w:spacing w:after="30" w:line="265"/>
+            </w:pPr>
+            <w:r>
+              <w:rPr>
+                <w:rFonts w:ascii="Malgun Gothic" w:cs="Malgun Gothic" w:eastAsia="Malgun Gothic" w:hAnsi="Malgun Gothic"/>
+                <w:b w:val="false"/>
+                <w:bCs w:val="false"/>
+                <w:color w:val="2A2420"/>
+                <w:sz w:val="18"/>
+                <w:szCs w:val="18"/>
+              </w:rPr>
+              <w:t xml:space="preserve">티어별 1대면 단일 장애점. 확장 시에는 DB·작업 상태가 이미 서버 밖(MySQL)이므로 WAS 복제 + 로드밸런서 연결로 확장 가능</w:t>
+            </w:r>
+          </w:p>
+        </w:tc>
+      </w:tr>
+    </w:tbl>
+    <w:p>
+      <w:pPr>
+        <w:pStyle w:val="Heading2"/>
+        <w:keepNext/>
+        <w:spacing w:after="100" w:before="260"/>
+      </w:pPr>
+      <w:r>
+        <w:rPr>
+          <w:rFonts w:ascii="Malgun Gothic" w:cs="Malgun Gothic" w:eastAsia="Malgun Gothic" w:hAnsi="Malgun Gothic"/>
+          <w:b/>
+          <w:bCs/>
+          <w:color w:val="B5482F"/>
+          <w:sz w:val="25"/>
+          <w:szCs w:val="25"/>
+        </w:rPr>
+        <w:t xml:space="preserve">2.4 처리 흐름 (요약)</w:t>
       </w:r>
     </w:p>
     <w:p>
@@ -2371,7 +4072,7 @@
           <w:sz w:val="17"/>
           <w:szCs w:val="17"/>
         </w:rPr>
-        <w:t xml:space="preserve">[브라우저] ──사진 PUT──▶ [Object Storage]</w:t>
+        <w:t xml:space="preserve">[브라우저] ──사진 PUT(서명 URL)──▶ [Object Storage]</w:t>
       </w:r>
     </w:p>
     <w:p>
@@ -2387,7 +4088,7 @@
           <w:sz w:val="17"/>
           <w:szCs w:val="17"/>
         </w:rPr>
-        <w:t xml:space="preserve">[브라우저] ──REST──▶ [API 서버] ──▶ [DB]</w:t>
+        <w:t xml:space="preserve">[브라우저] ──HTTPS /api──▶ [LB] ──▶ [Nginx] ──▶ [WAS] ──▶ [MySQL]</w:t>
       </w:r>
     </w:p>
     <w:p>
@@ -2403,7 +4104,7 @@
           <w:sz w:val="17"/>
           <w:szCs w:val="17"/>
         </w:rPr>
-        <w:t xml:space="preserve">                       │  ├─ 사진 분석 job : EXIF → 장면 분할 → Reverse Geocoding → (OCR) → HCX-005</w:t>
+        <w:t xml:space="preserve">                                              ├─ 사진 분석 job : EXIF → 장면 분할 → Reverse Geocoding → (OCR) → HCX-005</w:t>
       </w:r>
     </w:p>
     <w:p>
@@ -2419,7 +4120,7 @@
           <w:sz w:val="17"/>
           <w:szCs w:val="17"/>
         </w:rPr>
-        <w:t xml:space="preserve">                       │  ├─ 인터뷰       : HCX 질문 생성 → CLOVA Voice(mp3) / 답변 녹음 → ffmpeg → CSR</w:t>
+        <w:t xml:space="preserve">                                              ├─ 인터뷰(동기)   : 질문 생성(HCX) + TTS(CLOVA Voice) / 답변 녹음 → ffmpeg → CSR</w:t>
       </w:r>
     </w:p>
     <w:p>
@@ -2435,7 +4136,7 @@
           <w:sz w:val="17"/>
           <w:szCs w:val="17"/>
         </w:rPr>
-        <w:t xml:space="preserve">                       │  ├─ 챕터 작성 job : HCX (사진 메타 + 전사만 근거로 사용) → 근거 검증</w:t>
+        <w:t xml:space="preserve">                                              ├─ 챕터 작성 job  : HCX (사진 메타 + 전사만 근거) → 근거 검증</w:t>
       </w:r>
     </w:p>
     <w:p>
@@ -2451,23 +4152,7 @@
           <w:sz w:val="17"/>
           <w:szCs w:val="17"/>
         </w:rPr>
-        <w:t xml:space="preserve">                       │  └─ 책 엮기·문체 job : HCX</w:t>
-      </w:r>
-    </w:p>
-    <w:p>
-      <w:pPr>
-        <w:shd w:fill="F3EEE4" w:color="auto" w:val="clear"/>
-        <w:spacing w:after="0" w:line="250"/>
-        <w:ind w:left="120" w:right="120"/>
-      </w:pPr>
-      <w:r>
-        <w:rPr>
-          <w:rFonts w:ascii="Consolas" w:cs="Consolas" w:eastAsia="Consolas" w:hAnsi="Consolas"/>
-          <w:color w:val="2A2420"/>
-          <w:sz w:val="17"/>
-          <w:szCs w:val="17"/>
-        </w:rPr>
-        <w:t xml:space="preserve">                       └─ 결과 파일(음성 mp3 등) ──▶ [Object Storage]</w:t>
+        <w:t xml:space="preserve">                                              └─ 책 엮기·문체 job : HCX</w:t>
       </w:r>
     </w:p>
     <w:p>
@@ -2485,7 +4170,7 @@
           <w:sz w:val="25"/>
           <w:szCs w:val="25"/>
         </w:rPr>
-        <w:t xml:space="preserve">2.3 인증</w:t>
+        <w:t xml:space="preserve">2.5 인증 (쿠키)</w:t>
       </w:r>
     </w:p>
     <w:p>
@@ -2499,7 +4184,64 @@
           <w:sz w:val="21"/>
           <w:szCs w:val="21"/>
         </w:rPr>
-        <w:t xml:space="preserve">로그인이 없다. POST /users가 사용자 ID(UUID)를 발급하고, 이후 모든 요청은 X-User-Id 헤더로 보낸다. 서버는 이 ID로 소유자를 확인한다(다른 사용자의 데이터 접근 시 404). 서버 간 호출(NCP)에 쓰는 키는 서버 환경 변수에만 두고 프론트에 내려보내지 않는다.</w:t>
+        <w:t xml:space="preserve">로그인이 없다. POST /users가 닉네임을 저장하고 서버가 무작위 토큰을 발급해 HttpOnly 쿠키로 내려준다(속성: HttpOnly, Secure, SameSite=Lax, Path=/). DB에는 토큰의 해시(SHA-256)만 저장한다. 이후 모든 요청은 같은 출처에서 쿠키가 자동으로 따라오며, 서버는 쿠키로 사용자를 찾아 소유자를 확인한다(다른 사용자의 데이터는 404). 쿠키를 잃으면(삭제·다른 브라우저·시크릿 창) 기존 책장은 복구할 수 없다(팀 설계 6장의 확인 필요 항목).</w:t>
+      </w:r>
+    </w:p>
+    <w:p>
+      <w:pPr>
+        <w:pStyle w:val="ListParagraph"/>
+        <w:numPr>
+          <w:ilvl w:val="0"/>
+          <w:numId w:val="2"/>
+        </w:numPr>
+        <w:spacing w:after="50" w:line="290"/>
+      </w:pPr>
+      <w:r>
+        <w:rPr>
+          <w:rFonts w:ascii="Malgun Gothic" w:cs="Malgun Gothic" w:eastAsia="Malgun Gothic" w:hAnsi="Malgun Gothic"/>
+          <w:color w:val="2A2420"/>
+          <w:sz w:val="21"/>
+          <w:szCs w:val="21"/>
+        </w:rPr>
+        <w:t xml:space="preserve">프론트는 쿠키 값을 읽을 수 없으므로(HttpOnly) GET /users/me로 로그인 상태를 확인한다. 쿠키가 없거나 해당 사용자가 없으면 401 → 프론트가 /start로 이동한다.</w:t>
+      </w:r>
+    </w:p>
+    <w:p>
+      <w:pPr>
+        <w:pStyle w:val="ListParagraph"/>
+        <w:numPr>
+          <w:ilvl w:val="0"/>
+          <w:numId w:val="2"/>
+        </w:numPr>
+        <w:spacing w:after="50" w:line="290"/>
+      </w:pPr>
+      <w:r>
+        <w:rPr>
+          <w:rFonts w:ascii="Malgun Gothic" w:cs="Malgun Gothic" w:eastAsia="Malgun Gothic" w:hAnsi="Malgun Gothic"/>
+          <w:color w:val="2A2420"/>
+          <w:sz w:val="21"/>
+          <w:szCs w:val="21"/>
+        </w:rPr>
+        <w:t xml:space="preserve">프론트는 요청마다 credentials: include로 쿠키를 함께 보낸다. 같은 출처이므로 CORS 설정은 필요 없다(로컬 개발은 Vite 프록시가 /api를 백엔드로 전달).</w:t>
+      </w:r>
+    </w:p>
+    <w:p>
+      <w:pPr>
+        <w:pStyle w:val="ListParagraph"/>
+        <w:numPr>
+          <w:ilvl w:val="0"/>
+          <w:numId w:val="2"/>
+        </w:numPr>
+        <w:spacing w:after="50" w:line="290"/>
+      </w:pPr>
+      <w:r>
+        <w:rPr>
+          <w:rFonts w:ascii="Malgun Gothic" w:cs="Malgun Gothic" w:eastAsia="Malgun Gothic" w:hAnsi="Malgun Gothic"/>
+          <w:color w:val="2A2420"/>
+          <w:sz w:val="21"/>
+          <w:szCs w:val="21"/>
+        </w:rPr>
+        <w:t xml:space="preserve">NCP 호출용 키는 WAS 환경 변수에만 두고 프론트에 내려보내지 않는다.</w:t>
       </w:r>
     </w:p>
     <w:p>
@@ -3859,7 +5601,7 @@
                 <w:sz w:val="18"/>
                 <w:szCs w:val="18"/>
               </w:rPr>
-              <w:t xml:space="preserve">Cloud DB for MySQL (이전 단계)</w:t>
+              <w:t xml:space="preserve">Cloud DB for MySQL</w:t>
             </w:r>
           </w:p>
         </w:tc>
@@ -3892,7 +5634,7 @@
                 <w:sz w:val="18"/>
                 <w:szCs w:val="18"/>
               </w:rPr>
-              <w:t xml:space="preserve">표준 MySQL</w:t>
+              <w:t xml:space="preserve">표준 MySQL 8.0</w:t>
             </w:r>
           </w:p>
         </w:tc>
@@ -3925,7 +5667,7 @@
                 <w:sz w:val="18"/>
                 <w:szCs w:val="18"/>
               </w:rPr>
-              <w:t xml:space="preserve">MVP는 SQLite로 시작해도 SQL이 호환되도록 작성</w:t>
+              <w:t xml:space="preserve">팀 설계(utf8mb4). 처음부터 MySQL 사용</w:t>
             </w:r>
           </w:p>
         </w:tc>
@@ -3963,7 +5705,7 @@
                 <w:sz w:val="18"/>
                 <w:szCs w:val="18"/>
               </w:rPr>
-              <w:t xml:space="preserve">서버</w:t>
+              <w:t xml:space="preserve">서버(Web·App)</w:t>
             </w:r>
           </w:p>
         </w:tc>
@@ -4029,7 +5771,7 @@
                 <w:sz w:val="18"/>
                 <w:szCs w:val="18"/>
               </w:rPr>
-              <w:t xml:space="preserve">Ubuntu 1대</w:t>
+              <w:t xml:space="preserve">Ubuntu</w:t>
             </w:r>
           </w:p>
         </w:tc>
@@ -4062,7 +5804,7 @@
                 <w:sz w:val="18"/>
                 <w:szCs w:val="18"/>
               </w:rPr>
-              <w:t xml:space="preserve">ffmpeg 설치, 환경 변수로 키 주입</w:t>
+              <w:t xml:space="preserve">Nginx 티어 + WAS 티어. WAS에 ffmpeg 설치, 환경 변수로 키 주입</w:t>
             </w:r>
           </w:p>
         </w:tc>
@@ -4264,7 +6006,7 @@
                 <w:sz w:val="18"/>
                 <w:szCs w:val="18"/>
               </w:rPr>
-              <w:t xml:space="preserve">환경 변수 VITE_API_BASE_URL (예: https://api.example.com). 프론트는 경로에 /api 접두를 붙이지 않는다.</w:t>
+              <w:t xml:space="preserve">/api (같은 출처). 프론트는 VITE_API_BASE_URL=/api. Nginx가 /api/ 를 WAS로 전달하며 접두를 제거해 WAS는 /users, /trips 등으로 받는다. 이 문서의 경로는 /api 접두를 뺀 WAS 기준이다.</w:t>
             </w:r>
           </w:p>
         </w:tc>
@@ -4406,7 +6148,7 @@
                 <w:sz w:val="18"/>
                 <w:szCs w:val="18"/>
               </w:rPr>
-              <w:t xml:space="preserve">헤더 X-User-Id: {userId} (POST /users 제외 필수)</w:t>
+              <w:t xml:space="preserve">쿠키(서버 발급 HttpOnly 토큰). 요청 헤더에 사용자 ID를 넣지 않는다. 쿠키가 없거나 사용자가 없으면 401(GET /users/me 포함)</w:t>
             </w:r>
           </w:p>
         </w:tc>
@@ -4477,7 +6219,7 @@
                 <w:sz w:val="18"/>
                 <w:szCs w:val="18"/>
               </w:rPr>
-              <w:t xml:space="preserve">프론트 도메인 허용. 허용 헤더에 X-User-Id, Content-Type 포함. Object Storage 버킷에도 PUT 허용 CORS 설정 필요</w:t>
+              <w:t xml:space="preserve">불필요(같은 출처). 예외: Object Storage 버킷에는 프론트 도메인의 PUT/GET 허용 CORS를 설정한다</w:t>
             </w:r>
           </w:p>
         </w:tc>
@@ -4690,7 +6432,7 @@
                 <w:sz w:val="18"/>
                 <w:szCs w:val="18"/>
               </w:rPr>
-              <w:t xml:space="preserve">INVALID_REQUEST(400), UNAUTHORIZED(401, 헤더 없음/없는 사용자), NOT_FOUND(404), CONFLICT(409, 이미 진행 중), RATE_LIMITED(429), UPSTREAM_ERROR(502, NCP 호출 실패), INTERNAL(500)</w:t>
+              <w:t xml:space="preserve">INVALID_REQUEST(400, 세부 코드: NICKNAME_EMPTY·NICKNAME_TOO_LONG 등), UNAUTHORIZED(401, 쿠키 없음/없는 사용자), NOT_FOUND(404), CONFLICT(409, 이미 진행 중), RATE_LIMITED(429), UPSTREAM_ERROR(502, NCP 호출 실패), INTERNAL(500)</w:t>
             </w:r>
           </w:p>
         </w:tc>
@@ -5261,7 +7003,7 @@
                 <w:sz w:val="18"/>
                 <w:szCs w:val="18"/>
               </w:rPr>
-              <w:t xml:space="preserve">닉네임으로 사용자 생성</w:t>
+              <w:t xml:space="preserve">닉네임으로 사용자 생성 + 쿠키 발급</w:t>
             </w:r>
           </w:p>
         </w:tc>
@@ -5332,7 +7074,7 @@
                 <w:sz w:val="18"/>
                 <w:szCs w:val="18"/>
               </w:rPr>
-              <w:t xml:space="preserve">E02</w:t>
+              <w:t xml:space="preserve">E20</w:t>
             </w:r>
           </w:p>
         </w:tc>
@@ -5365,7 +7107,7 @@
                 <w:sz w:val="18"/>
                 <w:szCs w:val="18"/>
               </w:rPr>
-              <w:t xml:space="preserve">GET /bookshelf</w:t>
+              <w:t xml:space="preserve">GET /users/me</w:t>
             </w:r>
           </w:p>
         </w:tc>
@@ -5398,7 +7140,7 @@
                 <w:sz w:val="18"/>
                 <w:szCs w:val="18"/>
               </w:rPr>
-              <w:t xml:space="preserve">책장(진행 중 여행 + 책 목록)</w:t>
+              <w:t xml:space="preserve">로그인 확인 + 설정 조회</w:t>
             </w:r>
           </w:p>
         </w:tc>
@@ -5469,7 +7211,7 @@
                 <w:sz w:val="18"/>
                 <w:szCs w:val="18"/>
               </w:rPr>
-              <w:t xml:space="preserve">E03</w:t>
+              <w:t xml:space="preserve">E02</w:t>
             </w:r>
           </w:p>
         </w:tc>
@@ -5502,7 +7244,7 @@
                 <w:sz w:val="18"/>
                 <w:szCs w:val="18"/>
               </w:rPr>
-              <w:t xml:space="preserve">POST /trips</w:t>
+              <w:t xml:space="preserve">GET /bookshelf</w:t>
             </w:r>
           </w:p>
         </w:tc>
@@ -5535,7 +7277,7 @@
                 <w:sz w:val="18"/>
                 <w:szCs w:val="18"/>
               </w:rPr>
-              <w:t xml:space="preserve">새 여행 생성</w:t>
+              <w:t xml:space="preserve">책장(진행 중 여행 + 책 목록)</w:t>
             </w:r>
           </w:p>
         </w:tc>
@@ -5606,7 +7348,7 @@
                 <w:sz w:val="18"/>
                 <w:szCs w:val="18"/>
               </w:rPr>
-              <w:t xml:space="preserve">E04</w:t>
+              <w:t xml:space="preserve">E03</w:t>
             </w:r>
           </w:p>
         </w:tc>
@@ -5639,7 +7381,7 @@
                 <w:sz w:val="18"/>
                 <w:szCs w:val="18"/>
               </w:rPr>
-              <w:t xml:space="preserve">GET /trips/:id</w:t>
+              <w:t xml:space="preserve">POST /trips</w:t>
             </w:r>
           </w:p>
         </w:tc>
@@ -5672,7 +7414,7 @@
                 <w:sz w:val="18"/>
                 <w:szCs w:val="18"/>
               </w:rPr>
-              <w:t xml:space="preserve">여행 정보(일차·전체 일수)</w:t>
+              <w:t xml:space="preserve">새 여행 생성</w:t>
             </w:r>
           </w:p>
         </w:tc>
@@ -5743,7 +7485,7 @@
                 <w:sz w:val="18"/>
                 <w:szCs w:val="18"/>
               </w:rPr>
-              <w:t xml:space="preserve">E05</w:t>
+              <w:t xml:space="preserve">E04</w:t>
             </w:r>
           </w:p>
         </w:tc>
@@ -5776,7 +7518,7 @@
                 <w:sz w:val="18"/>
                 <w:szCs w:val="18"/>
               </w:rPr>
-              <w:t xml:space="preserve">POST /trips/:id/days/:day/photos/upload-urls</w:t>
+              <w:t xml:space="preserve">GET /trips/:id</w:t>
             </w:r>
           </w:p>
         </w:tc>
@@ -5809,7 +7551,7 @@
                 <w:sz w:val="18"/>
                 <w:szCs w:val="18"/>
               </w:rPr>
-              <w:t xml:space="preserve">사진 업로드 주소 발급</w:t>
+              <w:t xml:space="preserve">여행 정보(일차·전체 일수)</w:t>
             </w:r>
           </w:p>
         </w:tc>
@@ -5880,7 +7622,7 @@
                 <w:sz w:val="18"/>
                 <w:szCs w:val="18"/>
               </w:rPr>
-              <w:t xml:space="preserve">E06</w:t>
+              <w:t xml:space="preserve">E05</w:t>
             </w:r>
           </w:p>
         </w:tc>
@@ -5913,7 +7655,7 @@
                 <w:sz w:val="18"/>
                 <w:szCs w:val="18"/>
               </w:rPr>
-              <w:t xml:space="preserve">PUT {업로드 URL}</w:t>
+              <w:t xml:space="preserve">POST /trips/:id/days/:day/photos/upload-urls</w:t>
             </w:r>
           </w:p>
         </w:tc>
@@ -5946,7 +7688,7 @@
                 <w:sz w:val="18"/>
                 <w:szCs w:val="18"/>
               </w:rPr>
-              <w:t xml:space="preserve">사진 직접 업로드(Object Storage)</w:t>
+              <w:t xml:space="preserve">사진 업로드 주소 발급</w:t>
             </w:r>
           </w:p>
         </w:tc>
@@ -6017,7 +7759,7 @@
                 <w:sz w:val="18"/>
                 <w:szCs w:val="18"/>
               </w:rPr>
-              <w:t xml:space="preserve">E07</w:t>
+              <w:t xml:space="preserve">E06</w:t>
             </w:r>
           </w:p>
         </w:tc>
@@ -6050,7 +7792,7 @@
                 <w:sz w:val="18"/>
                 <w:szCs w:val="18"/>
               </w:rPr>
-              <w:t xml:space="preserve">POST /trips/:id/days/:day/analyze</w:t>
+              <w:t xml:space="preserve">PUT {업로드 URL}</w:t>
             </w:r>
           </w:p>
         </w:tc>
@@ -6083,7 +7825,7 @@
                 <w:sz w:val="18"/>
                 <w:szCs w:val="18"/>
               </w:rPr>
-              <w:t xml:space="preserve">사진 분석 시작</w:t>
+              <w:t xml:space="preserve">사진 직접 업로드(Object Storage)</w:t>
             </w:r>
           </w:p>
         </w:tc>
@@ -6154,7 +7896,7 @@
                 <w:sz w:val="18"/>
                 <w:szCs w:val="18"/>
               </w:rPr>
-              <w:t xml:space="preserve">E08</w:t>
+              <w:t xml:space="preserve">E07</w:t>
             </w:r>
           </w:p>
         </w:tc>
@@ -6187,7 +7929,7 @@
                 <w:sz w:val="18"/>
                 <w:szCs w:val="18"/>
               </w:rPr>
-              <w:t xml:space="preserve">GET /jobs/:jobId</w:t>
+              <w:t xml:space="preserve">POST /trips/:id/days/:day/analyze</w:t>
             </w:r>
           </w:p>
         </w:tc>
@@ -6220,7 +7962,7 @@
                 <w:sz w:val="18"/>
                 <w:szCs w:val="18"/>
               </w:rPr>
-              <w:t xml:space="preserve">작업 상태</w:t>
+              <w:t xml:space="preserve">사진 분석 시작</w:t>
             </w:r>
           </w:p>
         </w:tc>
@@ -6291,7 +8033,7 @@
                 <w:sz w:val="18"/>
                 <w:szCs w:val="18"/>
               </w:rPr>
-              <w:t xml:space="preserve">E09</w:t>
+              <w:t xml:space="preserve">E08</w:t>
             </w:r>
           </w:p>
         </w:tc>
@@ -6324,7 +8066,7 @@
                 <w:sz w:val="18"/>
                 <w:szCs w:val="18"/>
               </w:rPr>
-              <w:t xml:space="preserve">GET /trips/:id/days/:day/scenes</w:t>
+              <w:t xml:space="preserve">GET /jobs/:jobId</w:t>
             </w:r>
           </w:p>
         </w:tc>
@@ -6357,7 +8099,7 @@
                 <w:sz w:val="18"/>
                 <w:szCs w:val="18"/>
               </w:rPr>
-              <w:t xml:space="preserve">장면 목록</w:t>
+              <w:t xml:space="preserve">작업 상태</w:t>
             </w:r>
           </w:p>
         </w:tc>
@@ -6428,7 +8170,7 @@
                 <w:sz w:val="18"/>
                 <w:szCs w:val="18"/>
               </w:rPr>
-              <w:t xml:space="preserve">E10</w:t>
+              <w:t xml:space="preserve">E09</w:t>
             </w:r>
           </w:p>
         </w:tc>
@@ -6461,7 +8203,7 @@
                 <w:sz w:val="18"/>
                 <w:szCs w:val="18"/>
               </w:rPr>
-              <w:t xml:space="preserve">POST /trips/:id/days/:day/interview/start</w:t>
+              <w:t xml:space="preserve">GET /trips/:id/days/:day/scenes</w:t>
             </w:r>
           </w:p>
         </w:tc>
@@ -6494,7 +8236,7 @@
                 <w:sz w:val="18"/>
                 <w:szCs w:val="18"/>
               </w:rPr>
-              <w:t xml:space="preserve">인터뷰 시작(첫 질문)</w:t>
+              <w:t xml:space="preserve">장면 목록</w:t>
             </w:r>
           </w:p>
         </w:tc>
@@ -6565,7 +8307,7 @@
                 <w:sz w:val="18"/>
                 <w:szCs w:val="18"/>
               </w:rPr>
-              <w:t xml:space="preserve">E11</w:t>
+              <w:t xml:space="preserve">E10</w:t>
             </w:r>
           </w:p>
         </w:tc>
@@ -6598,7 +8340,7 @@
                 <w:sz w:val="18"/>
                 <w:szCs w:val="18"/>
               </w:rPr>
-              <w:t xml:space="preserve">POST /trips/:id/days/:day/interview/answer</w:t>
+              <w:t xml:space="preserve">POST /trips/:id/days/:day/interview/start</w:t>
             </w:r>
           </w:p>
         </w:tc>
@@ -6631,7 +8373,7 @@
                 <w:sz w:val="18"/>
                 <w:szCs w:val="18"/>
               </w:rPr>
-              <w:t xml:space="preserve">답변 전송 → 다음 질문</w:t>
+              <w:t xml:space="preserve">인터뷰 시작·이어 하기</w:t>
             </w:r>
           </w:p>
         </w:tc>
@@ -6702,7 +8444,7 @@
                 <w:sz w:val="18"/>
                 <w:szCs w:val="18"/>
               </w:rPr>
-              <w:t xml:space="preserve">E12</w:t>
+              <w:t xml:space="preserve">E11</w:t>
             </w:r>
           </w:p>
         </w:tc>
@@ -6735,7 +8477,7 @@
                 <w:sz w:val="18"/>
                 <w:szCs w:val="18"/>
               </w:rPr>
-              <w:t xml:space="preserve">POST /trips/:id/days/:day/chapter</w:t>
+              <w:t xml:space="preserve">POST /trips/:id/days/:day/interview/answer</w:t>
             </w:r>
           </w:p>
         </w:tc>
@@ -6768,7 +8510,7 @@
                 <w:sz w:val="18"/>
                 <w:szCs w:val="18"/>
               </w:rPr>
-              <w:t xml:space="preserve">챕터 작성 시작</w:t>
+              <w:t xml:space="preserve">답변 전송 → 다음 질문</w:t>
             </w:r>
           </w:p>
         </w:tc>
@@ -6839,7 +8581,7 @@
                 <w:sz w:val="18"/>
                 <w:szCs w:val="18"/>
               </w:rPr>
-              <w:t xml:space="preserve">E13</w:t>
+              <w:t xml:space="preserve">E21</w:t>
             </w:r>
           </w:p>
         </w:tc>
@@ -6872,7 +8614,7 @@
                 <w:sz w:val="18"/>
                 <w:szCs w:val="18"/>
               </w:rPr>
-              <w:t xml:space="preserve">GET /trips/:id/days/:day/chapter</w:t>
+              <w:t xml:space="preserve">POST /trips/:id/days/:day/interview/end</w:t>
             </w:r>
           </w:p>
         </w:tc>
@@ -6905,7 +8647,7 @@
                 <w:sz w:val="18"/>
                 <w:szCs w:val="18"/>
               </w:rPr>
-              <w:t xml:space="preserve">챕터 초안 조회</w:t>
+              <w:t xml:space="preserve">인터뷰 종료(저장하고 마침 / 저장 안 함)</w:t>
             </w:r>
           </w:p>
         </w:tc>
@@ -6976,7 +8718,7 @@
                 <w:sz w:val="18"/>
                 <w:szCs w:val="18"/>
               </w:rPr>
-              <w:t xml:space="preserve">E14</w:t>
+              <w:t xml:space="preserve">E12</w:t>
             </w:r>
           </w:p>
         </w:tc>
@@ -7009,7 +8751,7 @@
                 <w:sz w:val="18"/>
                 <w:szCs w:val="18"/>
               </w:rPr>
-              <w:t xml:space="preserve">POST /trips/:id/finish</w:t>
+              <w:t xml:space="preserve">POST /trips/:id/days/:day/chapter</w:t>
             </w:r>
           </w:p>
         </w:tc>
@@ -7042,7 +8784,7 @@
                 <w:sz w:val="18"/>
                 <w:szCs w:val="18"/>
               </w:rPr>
-              <w:t xml:space="preserve">여행 마치고 책 엮기 시작</w:t>
+              <w:t xml:space="preserve">챕터 작성 시작</w:t>
             </w:r>
           </w:p>
         </w:tc>
@@ -7113,7 +8855,7 @@
                 <w:sz w:val="18"/>
                 <w:szCs w:val="18"/>
               </w:rPr>
-              <w:t xml:space="preserve">E15</w:t>
+              <w:t xml:space="preserve">E13</w:t>
             </w:r>
           </w:p>
         </w:tc>
@@ -7146,7 +8888,7 @@
                 <w:sz w:val="18"/>
                 <w:szCs w:val="18"/>
               </w:rPr>
-              <w:t xml:space="preserve">GET /books/:id</w:t>
+              <w:t xml:space="preserve">GET /trips/:id/days/:day/chapter</w:t>
             </w:r>
           </w:p>
         </w:tc>
@@ -7179,7 +8921,7 @@
                 <w:sz w:val="18"/>
                 <w:szCs w:val="18"/>
               </w:rPr>
-              <w:t xml:space="preserve">책 상세</w:t>
+              <w:t xml:space="preserve">챕터 초안 조회</w:t>
             </w:r>
           </w:p>
         </w:tc>
@@ -7250,7 +8992,7 @@
                 <w:sz w:val="18"/>
                 <w:szCs w:val="18"/>
               </w:rPr>
-              <w:t xml:space="preserve">E16</w:t>
+              <w:t xml:space="preserve">E14</w:t>
             </w:r>
           </w:p>
         </w:tc>
@@ -7283,7 +9025,7 @@
                 <w:sz w:val="18"/>
                 <w:szCs w:val="18"/>
               </w:rPr>
-              <w:t xml:space="preserve">GET /books/:id/chapters/:n</w:t>
+              <w:t xml:space="preserve">POST /trips/:id/finish</w:t>
             </w:r>
           </w:p>
         </w:tc>
@@ -7316,7 +9058,7 @@
                 <w:sz w:val="18"/>
                 <w:szCs w:val="18"/>
               </w:rPr>
-              <w:t xml:space="preserve">리더 본문(문장별 근거 포함)</w:t>
+              <w:t xml:space="preserve">여행 마치고 책 엮기 시작</w:t>
             </w:r>
           </w:p>
         </w:tc>
@@ -7387,7 +9129,7 @@
                 <w:sz w:val="18"/>
                 <w:szCs w:val="18"/>
               </w:rPr>
-              <w:t xml:space="preserve">E17</w:t>
+              <w:t xml:space="preserve">E15</w:t>
             </w:r>
           </w:p>
         </w:tc>
@@ -7420,7 +9162,7 @@
                 <w:sz w:val="18"/>
                 <w:szCs w:val="18"/>
               </w:rPr>
-              <w:t xml:space="preserve">POST /books/:id/restyle</w:t>
+              <w:t xml:space="preserve">GET /books/:id</w:t>
             </w:r>
           </w:p>
         </w:tc>
@@ -7453,7 +9195,7 @@
                 <w:sz w:val="18"/>
                 <w:szCs w:val="18"/>
               </w:rPr>
-              <w:t xml:space="preserve">문체 변경 시작</w:t>
+              <w:t xml:space="preserve">책 상세</w:t>
             </w:r>
           </w:p>
         </w:tc>
@@ -7524,7 +9266,7 @@
                 <w:sz w:val="18"/>
                 <w:szCs w:val="18"/>
               </w:rPr>
-              <w:t xml:space="preserve">E18</w:t>
+              <w:t xml:space="preserve">E16</w:t>
             </w:r>
           </w:p>
         </w:tc>
@@ -7557,7 +9299,7 @@
                 <w:sz w:val="18"/>
                 <w:szCs w:val="18"/>
               </w:rPr>
-              <w:t xml:space="preserve">DELETE /users/me</w:t>
+              <w:t xml:space="preserve">GET /books/:id/chapters/:n</w:t>
             </w:r>
           </w:p>
         </w:tc>
@@ -7590,7 +9332,7 @@
                 <w:sz w:val="18"/>
                 <w:szCs w:val="18"/>
               </w:rPr>
-              <w:t xml:space="preserve">내 데이터 삭제</w:t>
+              <w:t xml:space="preserve">리더 본문(문장별 근거 포함)</w:t>
             </w:r>
           </w:p>
         </w:tc>
@@ -7661,7 +9403,7 @@
                 <w:sz w:val="18"/>
                 <w:szCs w:val="18"/>
               </w:rPr>
-              <w:t xml:space="preserve">E19</w:t>
+              <w:t xml:space="preserve">E17</w:t>
             </w:r>
           </w:p>
         </w:tc>
@@ -7694,7 +9436,7 @@
                 <w:sz w:val="18"/>
                 <w:szCs w:val="18"/>
               </w:rPr>
-              <w:t xml:space="preserve">PUT /users/me/settings</w:t>
+              <w:t xml:space="preserve">POST /books/:id/restyle</w:t>
             </w:r>
           </w:p>
         </w:tc>
@@ -7727,7 +9469,7 @@
                 <w:sz w:val="18"/>
                 <w:szCs w:val="18"/>
               </w:rPr>
-              <w:t xml:space="preserve">인터뷰어 목소리·음성 보관 저장</w:t>
+              <w:t xml:space="preserve">문체 변경 시작</w:t>
             </w:r>
           </w:p>
         </w:tc>
@@ -7760,7 +9502,281 @@
                 <w:sz w:val="18"/>
                 <w:szCs w:val="18"/>
               </w:rPr>
-              <w:t xml:space="preserve">권장</w:t>
+              <w:t xml:space="preserve">필수</w:t>
+            </w:r>
+          </w:p>
+        </w:tc>
+      </w:tr>
+      <w:tr>
+        <w:trPr>
+          <w:cantSplit/>
+        </w:trPr>
+        <w:tc>
+          <w:tcPr>
+            <w:tcW w:type="dxa" w:w="700"/>
+            <w:tcBorders>
+              <w:top w:val="single" w:color="D9CDB8" w:sz="4"/>
+              <w:left w:val="single" w:color="D9CDB8" w:sz="4"/>
+              <w:bottom w:val="single" w:color="D9CDB8" w:sz="4"/>
+              <w:right w:val="single" w:color="D9CDB8" w:sz="4"/>
+            </w:tcBorders>
+            <w:tcMar>
+              <w:top w:type="dxa" w:w="60"/>
+              <w:left w:type="dxa" w:w="90"/>
+              <w:bottom w:type="dxa" w:w="60"/>
+              <w:right w:type="dxa" w:w="90"/>
+            </w:tcMar>
+          </w:tcPr>
+          <w:p>
+            <w:pPr>
+              <w:spacing w:after="30" w:line="265"/>
+            </w:pPr>
+            <w:r>
+              <w:rPr>
+                <w:rFonts w:ascii="Malgun Gothic" w:cs="Malgun Gothic" w:eastAsia="Malgun Gothic" w:hAnsi="Malgun Gothic"/>
+                <w:b/>
+                <w:bCs/>
+                <w:color w:val="2A2420"/>
+                <w:sz w:val="18"/>
+                <w:szCs w:val="18"/>
+              </w:rPr>
+              <w:t xml:space="preserve">E18</w:t>
+            </w:r>
+          </w:p>
+        </w:tc>
+        <w:tc>
+          <w:tcPr>
+            <w:tcW w:type="dxa" w:w="4400"/>
+            <w:tcBorders>
+              <w:top w:val="single" w:color="D9CDB8" w:sz="4"/>
+              <w:left w:val="single" w:color="D9CDB8" w:sz="4"/>
+              <w:bottom w:val="single" w:color="D9CDB8" w:sz="4"/>
+              <w:right w:val="single" w:color="D9CDB8" w:sz="4"/>
+            </w:tcBorders>
+            <w:tcMar>
+              <w:top w:type="dxa" w:w="60"/>
+              <w:left w:type="dxa" w:w="90"/>
+              <w:bottom w:type="dxa" w:w="60"/>
+              <w:right w:type="dxa" w:w="90"/>
+            </w:tcMar>
+          </w:tcPr>
+          <w:p>
+            <w:pPr>
+              <w:spacing w:after="30" w:line="265"/>
+            </w:pPr>
+            <w:r>
+              <w:rPr>
+                <w:rFonts w:ascii="Malgun Gothic" w:cs="Malgun Gothic" w:eastAsia="Malgun Gothic" w:hAnsi="Malgun Gothic"/>
+                <w:b w:val="false"/>
+                <w:bCs w:val="false"/>
+                <w:color w:val="2A2420"/>
+                <w:sz w:val="18"/>
+                <w:szCs w:val="18"/>
+              </w:rPr>
+              <w:t xml:space="preserve">DELETE /users/me</w:t>
+            </w:r>
+          </w:p>
+        </w:tc>
+        <w:tc>
+          <w:tcPr>
+            <w:tcW w:type="dxa" w:w="3300"/>
+            <w:tcBorders>
+              <w:top w:val="single" w:color="D9CDB8" w:sz="4"/>
+              <w:left w:val="single" w:color="D9CDB8" w:sz="4"/>
+              <w:bottom w:val="single" w:color="D9CDB8" w:sz="4"/>
+              <w:right w:val="single" w:color="D9CDB8" w:sz="4"/>
+            </w:tcBorders>
+            <w:tcMar>
+              <w:top w:type="dxa" w:w="60"/>
+              <w:left w:type="dxa" w:w="90"/>
+              <w:bottom w:type="dxa" w:w="60"/>
+              <w:right w:type="dxa" w:w="90"/>
+            </w:tcMar>
+          </w:tcPr>
+          <w:p>
+            <w:pPr>
+              <w:spacing w:after="30" w:line="265"/>
+            </w:pPr>
+            <w:r>
+              <w:rPr>
+                <w:rFonts w:ascii="Malgun Gothic" w:cs="Malgun Gothic" w:eastAsia="Malgun Gothic" w:hAnsi="Malgun Gothic"/>
+                <w:b w:val="false"/>
+                <w:bCs w:val="false"/>
+                <w:color w:val="2A2420"/>
+                <w:sz w:val="18"/>
+                <w:szCs w:val="18"/>
+              </w:rPr>
+              <w:t xml:space="preserve">내 데이터 삭제</w:t>
+            </w:r>
+          </w:p>
+        </w:tc>
+        <w:tc>
+          <w:tcPr>
+            <w:tcW w:type="dxa" w:w="1238"/>
+            <w:tcBorders>
+              <w:top w:val="single" w:color="D9CDB8" w:sz="4"/>
+              <w:left w:val="single" w:color="D9CDB8" w:sz="4"/>
+              <w:bottom w:val="single" w:color="D9CDB8" w:sz="4"/>
+              <w:right w:val="single" w:color="D9CDB8" w:sz="4"/>
+            </w:tcBorders>
+            <w:tcMar>
+              <w:top w:type="dxa" w:w="60"/>
+              <w:left w:type="dxa" w:w="90"/>
+              <w:bottom w:type="dxa" w:w="60"/>
+              <w:right w:type="dxa" w:w="90"/>
+            </w:tcMar>
+          </w:tcPr>
+          <w:p>
+            <w:pPr>
+              <w:spacing w:after="30" w:line="265"/>
+            </w:pPr>
+            <w:r>
+              <w:rPr>
+                <w:rFonts w:ascii="Malgun Gothic" w:cs="Malgun Gothic" w:eastAsia="Malgun Gothic" w:hAnsi="Malgun Gothic"/>
+                <w:b w:val="false"/>
+                <w:bCs w:val="false"/>
+                <w:color w:val="2A2420"/>
+                <w:sz w:val="18"/>
+                <w:szCs w:val="18"/>
+              </w:rPr>
+              <w:t xml:space="preserve">필수</w:t>
+            </w:r>
+          </w:p>
+        </w:tc>
+      </w:tr>
+      <w:tr>
+        <w:trPr>
+          <w:cantSplit/>
+        </w:trPr>
+        <w:tc>
+          <w:tcPr>
+            <w:tcW w:type="dxa" w:w="700"/>
+            <w:tcBorders>
+              <w:top w:val="single" w:color="D9CDB8" w:sz="4"/>
+              <w:left w:val="single" w:color="D9CDB8" w:sz="4"/>
+              <w:bottom w:val="single" w:color="D9CDB8" w:sz="4"/>
+              <w:right w:val="single" w:color="D9CDB8" w:sz="4"/>
+            </w:tcBorders>
+            <w:tcMar>
+              <w:top w:type="dxa" w:w="60"/>
+              <w:left w:type="dxa" w:w="90"/>
+              <w:bottom w:type="dxa" w:w="60"/>
+              <w:right w:type="dxa" w:w="90"/>
+            </w:tcMar>
+          </w:tcPr>
+          <w:p>
+            <w:pPr>
+              <w:spacing w:after="30" w:line="265"/>
+            </w:pPr>
+            <w:r>
+              <w:rPr>
+                <w:rFonts w:ascii="Malgun Gothic" w:cs="Malgun Gothic" w:eastAsia="Malgun Gothic" w:hAnsi="Malgun Gothic"/>
+                <w:b/>
+                <w:bCs/>
+                <w:color w:val="2A2420"/>
+                <w:sz w:val="18"/>
+                <w:szCs w:val="18"/>
+              </w:rPr>
+              <w:t xml:space="preserve">E19</w:t>
+            </w:r>
+          </w:p>
+        </w:tc>
+        <w:tc>
+          <w:tcPr>
+            <w:tcW w:type="dxa" w:w="4400"/>
+            <w:tcBorders>
+              <w:top w:val="single" w:color="D9CDB8" w:sz="4"/>
+              <w:left w:val="single" w:color="D9CDB8" w:sz="4"/>
+              <w:bottom w:val="single" w:color="D9CDB8" w:sz="4"/>
+              <w:right w:val="single" w:color="D9CDB8" w:sz="4"/>
+            </w:tcBorders>
+            <w:tcMar>
+              <w:top w:type="dxa" w:w="60"/>
+              <w:left w:type="dxa" w:w="90"/>
+              <w:bottom w:type="dxa" w:w="60"/>
+              <w:right w:type="dxa" w:w="90"/>
+            </w:tcMar>
+          </w:tcPr>
+          <w:p>
+            <w:pPr>
+              <w:spacing w:after="30" w:line="265"/>
+            </w:pPr>
+            <w:r>
+              <w:rPr>
+                <w:rFonts w:ascii="Malgun Gothic" w:cs="Malgun Gothic" w:eastAsia="Malgun Gothic" w:hAnsi="Malgun Gothic"/>
+                <w:b w:val="false"/>
+                <w:bCs w:val="false"/>
+                <w:color w:val="2A2420"/>
+                <w:sz w:val="18"/>
+                <w:szCs w:val="18"/>
+              </w:rPr>
+              <w:t xml:space="preserve">PUT /users/me/settings</w:t>
+            </w:r>
+          </w:p>
+        </w:tc>
+        <w:tc>
+          <w:tcPr>
+            <w:tcW w:type="dxa" w:w="3300"/>
+            <w:tcBorders>
+              <w:top w:val="single" w:color="D9CDB8" w:sz="4"/>
+              <w:left w:val="single" w:color="D9CDB8" w:sz="4"/>
+              <w:bottom w:val="single" w:color="D9CDB8" w:sz="4"/>
+              <w:right w:val="single" w:color="D9CDB8" w:sz="4"/>
+            </w:tcBorders>
+            <w:tcMar>
+              <w:top w:type="dxa" w:w="60"/>
+              <w:left w:type="dxa" w:w="90"/>
+              <w:bottom w:type="dxa" w:w="60"/>
+              <w:right w:type="dxa" w:w="90"/>
+            </w:tcMar>
+          </w:tcPr>
+          <w:p>
+            <w:pPr>
+              <w:spacing w:after="30" w:line="265"/>
+            </w:pPr>
+            <w:r>
+              <w:rPr>
+                <w:rFonts w:ascii="Malgun Gothic" w:cs="Malgun Gothic" w:eastAsia="Malgun Gothic" w:hAnsi="Malgun Gothic"/>
+                <w:b w:val="false"/>
+                <w:bCs w:val="false"/>
+                <w:color w:val="2A2420"/>
+                <w:sz w:val="18"/>
+                <w:szCs w:val="18"/>
+              </w:rPr>
+              <w:t xml:space="preserve">인터뷰어 목소리·음성 보관 저장</w:t>
+            </w:r>
+          </w:p>
+        </w:tc>
+        <w:tc>
+          <w:tcPr>
+            <w:tcW w:type="dxa" w:w="1238"/>
+            <w:tcBorders>
+              <w:top w:val="single" w:color="D9CDB8" w:sz="4"/>
+              <w:left w:val="single" w:color="D9CDB8" w:sz="4"/>
+              <w:bottom w:val="single" w:color="D9CDB8" w:sz="4"/>
+              <w:right w:val="single" w:color="D9CDB8" w:sz="4"/>
+            </w:tcBorders>
+            <w:tcMar>
+              <w:top w:type="dxa" w:w="60"/>
+              <w:left w:type="dxa" w:w="90"/>
+              <w:bottom w:type="dxa" w:w="60"/>
+              <w:right w:type="dxa" w:w="90"/>
+            </w:tcMar>
+          </w:tcPr>
+          <w:p>
+            <w:pPr>
+              <w:spacing w:after="30" w:line="265"/>
+            </w:pPr>
+            <w:r>
+              <w:rPr>
+                <w:rFonts w:ascii="Malgun Gothic" w:cs="Malgun Gothic" w:eastAsia="Malgun Gothic" w:hAnsi="Malgun Gothic"/>
+                <w:b w:val="false"/>
+                <w:bCs w:val="false"/>
+                <w:color w:val="2A2420"/>
+                <w:sz w:val="18"/>
+                <w:szCs w:val="18"/>
+              </w:rPr>
+              <w:t xml:space="preserve">필수</w:t>
             </w:r>
           </w:p>
         </w:tc>
@@ -7782,7 +9798,21 @@
           <w:sz w:val="19"/>
           <w:szCs w:val="19"/>
         </w:rPr>
-        <w:t xml:space="preserve">E19는 프론트가 현재 이 값을 기기(localStorage)에만 저장한다. 서버가 TTS 목소리(speaker)를 쓰려면 서버가 알아야 하므로 권장 항목으로 추가했다. 프론트는 E19 호출을 붙이면 된다.</w:t>
+        <w:t xml:space="preserve">E20·E21은 팀 설계(쿠키 식별, 인터뷰 이어 하기·종료 규칙)와 맞추려고 추가했다. 프론트에는 이미 반영돼 있다. E19는 목소리 설정이 서버(tb_user)에 저장되므로 필수로 올렸다.</w:t>
+      </w:r>
+    </w:p>
+    <w:p>
+      <w:pPr>
+        <w:spacing w:after="100" w:line="300"/>
+      </w:pPr>
+      <w:r>
+        <w:rPr>
+          <w:rFonts w:ascii="Malgun Gothic" w:cs="Malgun Gothic" w:eastAsia="Malgun Gothic" w:hAnsi="Malgun Gothic"/>
+          <w:color w:val="5A4F46"/>
+          <w:sz w:val="21"/>
+          <w:szCs w:val="21"/>
+        </w:rPr>
+        <w:t xml:space="preserve">코드값: 동행 ALONE/FRIEND/FAMILY/LOVER, 문체 ESSAY/EMOTIONAL/FAIRYTALE, 인터뷰어 목소리 CALM/BRIGHT/PLAIN. 화면 표시 이름은 프론트가 매핑한다.</w:t>
       </w:r>
     </w:p>
     <w:p>
@@ -8042,7 +10072,7 @@
                 <w:sz w:val="18"/>
                 <w:szCs w:val="18"/>
               </w:rPr>
-              <w:t xml:space="preserve">{ "nickname": "서준호" }  (1~12자, 앞뒤 공백 제거)</w:t>
+              <w:t xml:space="preserve">{ "nickname": "서준호" }  (앞뒤 공백 제거 후 1~20자)</w:t>
             </w:r>
           </w:p>
         </w:tc>
@@ -8112,7 +10142,7 @@
                 <w:sz w:val="18"/>
                 <w:szCs w:val="18"/>
               </w:rPr>
-              <w:t xml:space="preserve">201  { "userId": "u_8f3a…", "nickname": "서준호" }</w:t>
+              <w:t xml:space="preserve">201  { "nickname": "서준호" }  + Set-Cookie: 토큰(HttpOnly; Secure; SameSite=Lax; Path=/)</w:t>
             </w:r>
           </w:p>
         </w:tc>
@@ -8182,7 +10212,7 @@
                 <w:sz w:val="18"/>
                 <w:szCs w:val="18"/>
               </w:rPr>
-              <w:t xml:space="preserve">UUID 발급 → users 저장 → 반환. 중복 닉네임은 허용(로그인이 없으므로 식별자는 userId).</w:t>
+              <w:t xml:space="preserve">닉네임 검증 → 무작위 토큰 생성 → 토큰의 SHA-256 해시와 닉네임을 tb_user에 저장 → 저장에 성공했을 때만 쿠키 발급(검증·저장 실패 시 쿠키도 사용자도 만들지 않음). 이미 유효한 쿠키가 있으면 새 사용자를 만들지 않고 기존 사용자를 돌려준다. 닉네임 중복은 허용(식별은 쿠키로만).</w:t>
             </w:r>
           </w:p>
         </w:tc>
@@ -8252,7 +10282,7 @@
                 <w:sz w:val="18"/>
                 <w:szCs w:val="18"/>
               </w:rPr>
-              <w:t xml:space="preserve">없음</w:t>
+              <w:t xml:space="preserve">없음 (Cloud DB for MySQL)</w:t>
             </w:r>
           </w:p>
         </w:tc>
@@ -8322,7 +10352,537 @@
                 <w:sz w:val="18"/>
                 <w:szCs w:val="18"/>
               </w:rPr>
-              <w:t xml:space="preserve">400 닉네임 길이 위반</w:t>
+              <w:t xml:space="preserve">400 NICKNAME_EMPTY / NICKNAME_TOO_LONG (프론트도 같은 규칙으로 먼저 검증)</w:t>
+            </w:r>
+          </w:p>
+        </w:tc>
+      </w:tr>
+    </w:tbl>
+    <w:p>
+      <w:pPr>
+        <w:spacing w:after="100"/>
+      </w:pPr>
+    </w:p>
+    <w:p>
+      <w:pPr>
+        <w:pStyle w:val="Heading3"/>
+        <w:keepNext/>
+        <w:spacing w:after="60" w:before="160"/>
+      </w:pPr>
+      <w:r>
+        <w:rPr>
+          <w:rFonts w:ascii="Malgun Gothic" w:cs="Malgun Gothic" w:eastAsia="Malgun Gothic" w:hAnsi="Malgun Gothic"/>
+          <w:b/>
+          <w:bCs/>
+          <w:color w:val="2A2420"/>
+          <w:sz w:val="22"/>
+          <w:szCs w:val="22"/>
+        </w:rPr>
+        <w:t xml:space="preserve">E20 로그인 확인 · 설정 조회</w:t>
+      </w:r>
+    </w:p>
+    <w:tbl>
+      <w:tblPr>
+        <w:tblW w:type="dxa" w:w="9638"/>
+        <w:tblBorders>
+          <w:top w:val="single" w:color="auto" w:sz="4"/>
+          <w:left w:val="single" w:color="auto" w:sz="4"/>
+          <w:bottom w:val="single" w:color="auto" w:sz="4"/>
+          <w:right w:val="single" w:color="auto" w:sz="4"/>
+          <w:insideH w:val="single" w:color="auto" w:sz="4"/>
+          <w:insideV w:val="single" w:color="auto" w:sz="4"/>
+        </w:tblBorders>
+      </w:tblPr>
+      <w:tblGrid>
+        <w:gridCol w:w="1700"/>
+        <w:gridCol w:w="7938"/>
+      </w:tblGrid>
+      <w:tr>
+        <w:trPr>
+          <w:cantSplit/>
+        </w:trPr>
+        <w:tc>
+          <w:tcPr>
+            <w:tcW w:type="dxa" w:w="1700"/>
+            <w:tcBorders>
+              <w:top w:val="single" w:color="D9CDB8" w:sz="4"/>
+              <w:left w:val="single" w:color="D9CDB8" w:sz="4"/>
+              <w:bottom w:val="single" w:color="D9CDB8" w:sz="4"/>
+              <w:right w:val="single" w:color="D9CDB8" w:sz="4"/>
+            </w:tcBorders>
+            <w:shd w:fill="EFE6D6" w:color="auto" w:val="clear"/>
+            <w:tcMar>
+              <w:top w:type="dxa" w:w="60"/>
+              <w:left w:type="dxa" w:w="90"/>
+              <w:bottom w:type="dxa" w:w="60"/>
+              <w:right w:type="dxa" w:w="90"/>
+            </w:tcMar>
+          </w:tcPr>
+          <w:p>
+            <w:pPr>
+              <w:spacing w:after="30" w:line="265"/>
+            </w:pPr>
+            <w:r>
+              <w:rPr>
+                <w:rFonts w:ascii="Malgun Gothic" w:cs="Malgun Gothic" w:eastAsia="Malgun Gothic" w:hAnsi="Malgun Gothic"/>
+                <w:b/>
+                <w:bCs/>
+                <w:color w:val="2A2420"/>
+                <w:sz w:val="18"/>
+                <w:szCs w:val="18"/>
+              </w:rPr>
+              <w:t xml:space="preserve">메서드 · 경로</w:t>
+            </w:r>
+          </w:p>
+        </w:tc>
+        <w:tc>
+          <w:tcPr>
+            <w:tcW w:type="dxa" w:w="7938"/>
+            <w:tcBorders>
+              <w:top w:val="single" w:color="D9CDB8" w:sz="4"/>
+              <w:left w:val="single" w:color="D9CDB8" w:sz="4"/>
+              <w:bottom w:val="single" w:color="D9CDB8" w:sz="4"/>
+              <w:right w:val="single" w:color="D9CDB8" w:sz="4"/>
+            </w:tcBorders>
+            <w:tcMar>
+              <w:top w:type="dxa" w:w="60"/>
+              <w:left w:type="dxa" w:w="90"/>
+              <w:bottom w:type="dxa" w:w="60"/>
+              <w:right w:type="dxa" w:w="90"/>
+            </w:tcMar>
+          </w:tcPr>
+          <w:p>
+            <w:pPr>
+              <w:spacing w:after="30" w:line="265"/>
+            </w:pPr>
+            <w:r>
+              <w:rPr>
+                <w:rFonts w:ascii="Malgun Gothic" w:cs="Malgun Gothic" w:eastAsia="Malgun Gothic" w:hAnsi="Malgun Gothic"/>
+                <w:color w:val="2A2420"/>
+                <w:sz w:val="18"/>
+                <w:szCs w:val="18"/>
+              </w:rPr>
+              <w:t xml:space="preserve">GET /users/me</w:t>
+            </w:r>
+          </w:p>
+        </w:tc>
+      </w:tr>
+      <w:tr>
+        <w:trPr>
+          <w:cantSplit/>
+        </w:trPr>
+        <w:tc>
+          <w:tcPr>
+            <w:tcW w:type="dxa" w:w="1700"/>
+            <w:tcBorders>
+              <w:top w:val="single" w:color="D9CDB8" w:sz="4"/>
+              <w:left w:val="single" w:color="D9CDB8" w:sz="4"/>
+              <w:bottom w:val="single" w:color="D9CDB8" w:sz="4"/>
+              <w:right w:val="single" w:color="D9CDB8" w:sz="4"/>
+            </w:tcBorders>
+            <w:shd w:fill="EFE6D6" w:color="auto" w:val="clear"/>
+            <w:tcMar>
+              <w:top w:type="dxa" w:w="60"/>
+              <w:left w:type="dxa" w:w="90"/>
+              <w:bottom w:type="dxa" w:w="60"/>
+              <w:right w:type="dxa" w:w="90"/>
+            </w:tcMar>
+          </w:tcPr>
+          <w:p>
+            <w:pPr>
+              <w:spacing w:after="30" w:line="265"/>
+            </w:pPr>
+            <w:r>
+              <w:rPr>
+                <w:rFonts w:ascii="Malgun Gothic" w:cs="Malgun Gothic" w:eastAsia="Malgun Gothic" w:hAnsi="Malgun Gothic"/>
+                <w:b/>
+                <w:bCs/>
+                <w:color w:val="2A2420"/>
+                <w:sz w:val="18"/>
+                <w:szCs w:val="18"/>
+              </w:rPr>
+              <w:t xml:space="preserve">사용 화면</w:t>
+            </w:r>
+          </w:p>
+        </w:tc>
+        <w:tc>
+          <w:tcPr>
+            <w:tcW w:type="dxa" w:w="7938"/>
+            <w:tcBorders>
+              <w:top w:val="single" w:color="D9CDB8" w:sz="4"/>
+              <w:left w:val="single" w:color="D9CDB8" w:sz="4"/>
+              <w:bottom w:val="single" w:color="D9CDB8" w:sz="4"/>
+              <w:right w:val="single" w:color="D9CDB8" w:sz="4"/>
+            </w:tcBorders>
+            <w:tcMar>
+              <w:top w:type="dxa" w:w="60"/>
+              <w:left w:type="dxa" w:w="90"/>
+              <w:bottom w:type="dxa" w:w="60"/>
+              <w:right w:type="dxa" w:w="90"/>
+            </w:tcMar>
+          </w:tcPr>
+          <w:p>
+            <w:pPr>
+              <w:spacing w:after="30" w:line="265"/>
+            </w:pPr>
+            <w:r>
+              <w:rPr>
+                <w:rFonts w:ascii="Malgun Gothic" w:cs="Malgun Gothic" w:eastAsia="Malgun Gothic" w:hAnsi="Malgun Gothic"/>
+                <w:color w:val="2A2420"/>
+                <w:sz w:val="18"/>
+                <w:szCs w:val="18"/>
+              </w:rPr>
+              <w:t xml:space="preserve">모든 화면의 진입 가드, S-13 설정</w:t>
+            </w:r>
+          </w:p>
+        </w:tc>
+      </w:tr>
+      <w:tr>
+        <w:trPr>
+          <w:cantSplit/>
+        </w:trPr>
+        <w:tc>
+          <w:tcPr>
+            <w:tcW w:type="dxa" w:w="1700"/>
+            <w:tcBorders>
+              <w:top w:val="single" w:color="D9CDB8" w:sz="4"/>
+              <w:left w:val="single" w:color="D9CDB8" w:sz="4"/>
+              <w:bottom w:val="single" w:color="D9CDB8" w:sz="4"/>
+              <w:right w:val="single" w:color="D9CDB8" w:sz="4"/>
+            </w:tcBorders>
+            <w:shd w:fill="EFE6D6" w:color="auto" w:val="clear"/>
+            <w:tcMar>
+              <w:top w:type="dxa" w:w="60"/>
+              <w:left w:type="dxa" w:w="90"/>
+              <w:bottom w:type="dxa" w:w="60"/>
+              <w:right w:type="dxa" w:w="90"/>
+            </w:tcMar>
+          </w:tcPr>
+          <w:p>
+            <w:pPr>
+              <w:spacing w:after="30" w:line="265"/>
+            </w:pPr>
+            <w:r>
+              <w:rPr>
+                <w:rFonts w:ascii="Malgun Gothic" w:cs="Malgun Gothic" w:eastAsia="Malgun Gothic" w:hAnsi="Malgun Gothic"/>
+                <w:b/>
+                <w:bCs/>
+                <w:color w:val="2A2420"/>
+                <w:sz w:val="18"/>
+                <w:szCs w:val="18"/>
+              </w:rPr>
+              <w:t xml:space="preserve">요청</w:t>
+            </w:r>
+          </w:p>
+        </w:tc>
+        <w:tc>
+          <w:tcPr>
+            <w:tcW w:type="dxa" w:w="7938"/>
+            <w:tcBorders>
+              <w:top w:val="single" w:color="D9CDB8" w:sz="4"/>
+              <w:left w:val="single" w:color="D9CDB8" w:sz="4"/>
+              <w:bottom w:val="single" w:color="D9CDB8" w:sz="4"/>
+              <w:right w:val="single" w:color="D9CDB8" w:sz="4"/>
+            </w:tcBorders>
+            <w:tcMar>
+              <w:top w:type="dxa" w:w="60"/>
+              <w:left w:type="dxa" w:w="90"/>
+              <w:bottom w:type="dxa" w:w="60"/>
+              <w:right w:type="dxa" w:w="90"/>
+            </w:tcMar>
+          </w:tcPr>
+          <w:p>
+            <w:pPr>
+              <w:spacing w:after="30" w:line="265"/>
+            </w:pPr>
+            <w:r>
+              <w:rPr>
+                <w:rFonts w:ascii="Malgun Gothic" w:cs="Malgun Gothic" w:eastAsia="Malgun Gothic" w:hAnsi="Malgun Gothic"/>
+                <w:color w:val="2A2420"/>
+                <w:sz w:val="18"/>
+                <w:szCs w:val="18"/>
+              </w:rPr>
+              <w:t xml:space="preserve">쿠키</w:t>
+            </w:r>
+          </w:p>
+        </w:tc>
+      </w:tr>
+      <w:tr>
+        <w:trPr>
+          <w:cantSplit/>
+        </w:trPr>
+        <w:tc>
+          <w:tcPr>
+            <w:tcW w:type="dxa" w:w="1700"/>
+            <w:tcBorders>
+              <w:top w:val="single" w:color="D9CDB8" w:sz="4"/>
+              <w:left w:val="single" w:color="D9CDB8" w:sz="4"/>
+              <w:bottom w:val="single" w:color="D9CDB8" w:sz="4"/>
+              <w:right w:val="single" w:color="D9CDB8" w:sz="4"/>
+            </w:tcBorders>
+            <w:shd w:fill="EFE6D6" w:color="auto" w:val="clear"/>
+            <w:tcMar>
+              <w:top w:type="dxa" w:w="60"/>
+              <w:left w:type="dxa" w:w="90"/>
+              <w:bottom w:type="dxa" w:w="60"/>
+              <w:right w:type="dxa" w:w="90"/>
+            </w:tcMar>
+          </w:tcPr>
+          <w:p>
+            <w:pPr>
+              <w:spacing w:after="30" w:line="265"/>
+            </w:pPr>
+            <w:r>
+              <w:rPr>
+                <w:rFonts w:ascii="Malgun Gothic" w:cs="Malgun Gothic" w:eastAsia="Malgun Gothic" w:hAnsi="Malgun Gothic"/>
+                <w:b/>
+                <w:bCs/>
+                <w:color w:val="2A2420"/>
+                <w:sz w:val="18"/>
+                <w:szCs w:val="18"/>
+              </w:rPr>
+              <w:t xml:space="preserve">성공 응답</w:t>
+            </w:r>
+          </w:p>
+        </w:tc>
+        <w:tc>
+          <w:tcPr>
+            <w:tcW w:type="dxa" w:w="7938"/>
+            <w:tcBorders>
+              <w:top w:val="single" w:color="D9CDB8" w:sz="4"/>
+              <w:left w:val="single" w:color="D9CDB8" w:sz="4"/>
+              <w:bottom w:val="single" w:color="D9CDB8" w:sz="4"/>
+              <w:right w:val="single" w:color="D9CDB8" w:sz="4"/>
+            </w:tcBorders>
+            <w:tcMar>
+              <w:top w:type="dxa" w:w="60"/>
+              <w:left w:type="dxa" w:w="90"/>
+              <w:bottom w:type="dxa" w:w="60"/>
+              <w:right w:type="dxa" w:w="90"/>
+            </w:tcMar>
+          </w:tcPr>
+          <w:p>
+            <w:pPr>
+              <w:spacing w:after="30" w:line="265"/>
+            </w:pPr>
+            <w:r>
+              <w:rPr>
+                <w:rFonts w:ascii="Malgun Gothic" w:cs="Malgun Gothic" w:eastAsia="Malgun Gothic" w:hAnsi="Malgun Gothic"/>
+                <w:color w:val="2A2420"/>
+                <w:sz w:val="18"/>
+                <w:szCs w:val="18"/>
+              </w:rPr>
+              <w:t xml:space="preserve">200  { "nickname": "서준호", "voice": "CALM"|"BRIGHT"|"PLAIN", "keepAudio": true }</w:t>
+            </w:r>
+          </w:p>
+        </w:tc>
+      </w:tr>
+      <w:tr>
+        <w:trPr>
+          <w:cantSplit/>
+        </w:trPr>
+        <w:tc>
+          <w:tcPr>
+            <w:tcW w:type="dxa" w:w="1700"/>
+            <w:tcBorders>
+              <w:top w:val="single" w:color="D9CDB8" w:sz="4"/>
+              <w:left w:val="single" w:color="D9CDB8" w:sz="4"/>
+              <w:bottom w:val="single" w:color="D9CDB8" w:sz="4"/>
+              <w:right w:val="single" w:color="D9CDB8" w:sz="4"/>
+            </w:tcBorders>
+            <w:shd w:fill="EFE6D6" w:color="auto" w:val="clear"/>
+            <w:tcMar>
+              <w:top w:type="dxa" w:w="60"/>
+              <w:left w:type="dxa" w:w="90"/>
+              <w:bottom w:type="dxa" w:w="60"/>
+              <w:right w:type="dxa" w:w="90"/>
+            </w:tcMar>
+          </w:tcPr>
+          <w:p>
+            <w:pPr>
+              <w:spacing w:after="30" w:line="265"/>
+            </w:pPr>
+            <w:r>
+              <w:rPr>
+                <w:rFonts w:ascii="Malgun Gothic" w:cs="Malgun Gothic" w:eastAsia="Malgun Gothic" w:hAnsi="Malgun Gothic"/>
+                <w:b/>
+                <w:bCs/>
+                <w:color w:val="2A2420"/>
+                <w:sz w:val="18"/>
+                <w:szCs w:val="18"/>
+              </w:rPr>
+              <w:t xml:space="preserve">서버 처리</w:t>
+            </w:r>
+          </w:p>
+        </w:tc>
+        <w:tc>
+          <w:tcPr>
+            <w:tcW w:type="dxa" w:w="7938"/>
+            <w:tcBorders>
+              <w:top w:val="single" w:color="D9CDB8" w:sz="4"/>
+              <w:left w:val="single" w:color="D9CDB8" w:sz="4"/>
+              <w:bottom w:val="single" w:color="D9CDB8" w:sz="4"/>
+              <w:right w:val="single" w:color="D9CDB8" w:sz="4"/>
+            </w:tcBorders>
+            <w:tcMar>
+              <w:top w:type="dxa" w:w="60"/>
+              <w:left w:type="dxa" w:w="90"/>
+              <w:bottom w:type="dxa" w:w="60"/>
+              <w:right w:type="dxa" w:w="90"/>
+            </w:tcMar>
+          </w:tcPr>
+          <w:p>
+            <w:pPr>
+              <w:spacing w:after="30" w:line="265"/>
+            </w:pPr>
+            <w:r>
+              <w:rPr>
+                <w:rFonts w:ascii="Malgun Gothic" w:cs="Malgun Gothic" w:eastAsia="Malgun Gothic" w:hAnsi="Malgun Gothic"/>
+                <w:color w:val="2A2420"/>
+                <w:sz w:val="18"/>
+                <w:szCs w:val="18"/>
+              </w:rPr>
+              <w:t xml:space="preserve">쿠키 토큰의 해시로 tb_user 조회 → last_access_at 갱신. 쿠키는 있으나 사용자가 없으면(데이터 삭제 등) 쿠키를 만료시키는 Set-Cookie와 함께 401.</w:t>
+            </w:r>
+          </w:p>
+        </w:tc>
+      </w:tr>
+      <w:tr>
+        <w:trPr>
+          <w:cantSplit/>
+        </w:trPr>
+        <w:tc>
+          <w:tcPr>
+            <w:tcW w:type="dxa" w:w="1700"/>
+            <w:tcBorders>
+              <w:top w:val="single" w:color="D9CDB8" w:sz="4"/>
+              <w:left w:val="single" w:color="D9CDB8" w:sz="4"/>
+              <w:bottom w:val="single" w:color="D9CDB8" w:sz="4"/>
+              <w:right w:val="single" w:color="D9CDB8" w:sz="4"/>
+            </w:tcBorders>
+            <w:shd w:fill="EFE6D6" w:color="auto" w:val="clear"/>
+            <w:tcMar>
+              <w:top w:type="dxa" w:w="60"/>
+              <w:left w:type="dxa" w:w="90"/>
+              <w:bottom w:type="dxa" w:w="60"/>
+              <w:right w:type="dxa" w:w="90"/>
+            </w:tcMar>
+          </w:tcPr>
+          <w:p>
+            <w:pPr>
+              <w:spacing w:after="30" w:line="265"/>
+            </w:pPr>
+            <w:r>
+              <w:rPr>
+                <w:rFonts w:ascii="Malgun Gothic" w:cs="Malgun Gothic" w:eastAsia="Malgun Gothic" w:hAnsi="Malgun Gothic"/>
+                <w:b/>
+                <w:bCs/>
+                <w:color w:val="2A2420"/>
+                <w:sz w:val="18"/>
+                <w:szCs w:val="18"/>
+              </w:rPr>
+              <w:t xml:space="preserve">NCP 서비스</w:t>
+            </w:r>
+          </w:p>
+        </w:tc>
+        <w:tc>
+          <w:tcPr>
+            <w:tcW w:type="dxa" w:w="7938"/>
+            <w:tcBorders>
+              <w:top w:val="single" w:color="D9CDB8" w:sz="4"/>
+              <w:left w:val="single" w:color="D9CDB8" w:sz="4"/>
+              <w:bottom w:val="single" w:color="D9CDB8" w:sz="4"/>
+              <w:right w:val="single" w:color="D9CDB8" w:sz="4"/>
+            </w:tcBorders>
+            <w:tcMar>
+              <w:top w:type="dxa" w:w="60"/>
+              <w:left w:type="dxa" w:w="90"/>
+              <w:bottom w:type="dxa" w:w="60"/>
+              <w:right w:type="dxa" w:w="90"/>
+            </w:tcMar>
+          </w:tcPr>
+          <w:p>
+            <w:pPr>
+              <w:spacing w:after="30" w:line="265"/>
+            </w:pPr>
+            <w:r>
+              <w:rPr>
+                <w:rFonts w:ascii="Malgun Gothic" w:cs="Malgun Gothic" w:eastAsia="Malgun Gothic" w:hAnsi="Malgun Gothic"/>
+                <w:color w:val="2A2420"/>
+                <w:sz w:val="18"/>
+                <w:szCs w:val="18"/>
+              </w:rPr>
+              <w:t xml:space="preserve">없음</w:t>
+            </w:r>
+          </w:p>
+        </w:tc>
+      </w:tr>
+      <w:tr>
+        <w:trPr>
+          <w:cantSplit/>
+        </w:trPr>
+        <w:tc>
+          <w:tcPr>
+            <w:tcW w:type="dxa" w:w="1700"/>
+            <w:tcBorders>
+              <w:top w:val="single" w:color="D9CDB8" w:sz="4"/>
+              <w:left w:val="single" w:color="D9CDB8" w:sz="4"/>
+              <w:bottom w:val="single" w:color="D9CDB8" w:sz="4"/>
+              <w:right w:val="single" w:color="D9CDB8" w:sz="4"/>
+            </w:tcBorders>
+            <w:shd w:fill="EFE6D6" w:color="auto" w:val="clear"/>
+            <w:tcMar>
+              <w:top w:type="dxa" w:w="60"/>
+              <w:left w:type="dxa" w:w="90"/>
+              <w:bottom w:type="dxa" w:w="60"/>
+              <w:right w:type="dxa" w:w="90"/>
+            </w:tcMar>
+          </w:tcPr>
+          <w:p>
+            <w:pPr>
+              <w:spacing w:after="30" w:line="265"/>
+            </w:pPr>
+            <w:r>
+              <w:rPr>
+                <w:rFonts w:ascii="Malgun Gothic" w:cs="Malgun Gothic" w:eastAsia="Malgun Gothic" w:hAnsi="Malgun Gothic"/>
+                <w:b/>
+                <w:bCs/>
+                <w:color w:val="2A2420"/>
+                <w:sz w:val="18"/>
+                <w:szCs w:val="18"/>
+              </w:rPr>
+              <w:t xml:space="preserve">오류</w:t>
+            </w:r>
+          </w:p>
+        </w:tc>
+        <w:tc>
+          <w:tcPr>
+            <w:tcW w:type="dxa" w:w="7938"/>
+            <w:tcBorders>
+              <w:top w:val="single" w:color="D9CDB8" w:sz="4"/>
+              <w:left w:val="single" w:color="D9CDB8" w:sz="4"/>
+              <w:bottom w:val="single" w:color="D9CDB8" w:sz="4"/>
+              <w:right w:val="single" w:color="D9CDB8" w:sz="4"/>
+            </w:tcBorders>
+            <w:tcMar>
+              <w:top w:type="dxa" w:w="60"/>
+              <w:left w:type="dxa" w:w="90"/>
+              <w:bottom w:type="dxa" w:w="60"/>
+              <w:right w:type="dxa" w:w="90"/>
+            </w:tcMar>
+          </w:tcPr>
+          <w:p>
+            <w:pPr>
+              <w:spacing w:after="30" w:line="265"/>
+            </w:pPr>
+            <w:r>
+              <w:rPr>
+                <w:rFonts w:ascii="Malgun Gothic" w:cs="Malgun Gothic" w:eastAsia="Malgun Gothic" w:hAnsi="Malgun Gothic"/>
+                <w:color w:val="2A2420"/>
+                <w:sz w:val="18"/>
+                <w:szCs w:val="18"/>
+              </w:rPr>
+              <w:t xml:space="preserve">401 쿠키 없음 또는 사용자 없음 (프론트는 /start로 이동)</w:t>
             </w:r>
           </w:p>
         </w:tc>
@@ -8572,7 +11132,7 @@
                 <w:sz w:val="18"/>
                 <w:szCs w:val="18"/>
               </w:rPr>
-              <w:t xml:space="preserve">헤더 X-User-Id</w:t>
+              <w:t xml:space="preserve">쿠키</w:t>
             </w:r>
           </w:p>
         </w:tc>
@@ -8712,7 +11272,7 @@
                 <w:sz w:val="18"/>
                 <w:szCs w:val="18"/>
               </w:rPr>
-              <w:t xml:space="preserve">진행 중 여행 1개(없으면 null). phase 판정: 오늘 챕터 작성이 끝났으면 todayDone, 책 엮기 job이 running이면 binding(+job progress), 그 외 writing. latestPhotoUrl = 가장 최근 업로드 사진의 썸네일. books = 완성된 책(최신순). shelfStyle은 서버 규칙(예: 최신 1권 cover, 다음 2권 spine, 나머지 mini). spineWidth는 일수 규칙(1–2일 24, 3–5일 34, 6일+ 46) 또는 서버 계산값.</w:t>
+              <w:t xml:space="preserve">진행 중 여행 = status가 WRITING 또는 BINDING인 여행(없으면 null). phase 판정: trip.status=BINDING → binding(진행률은 BOOK_BIND 작업의 완료/전체 건수), trip.status=FAILED(책 엮기 실패) → binding(프론트가 재시도 안내), WRITING이면 오늘 일차의 챕터가 완료(DONE)면 todayDone, 아니면 writing. books = status=DONE인 여행(최신순). coverColor = cover_color_set(1 red, 2 teal, 3 slate). spineWidth는 일수 규칙(1–2일 24, 3–5일 34, 6일+ 46) 또는 서버 계산. shelfStyle 규칙: 최신 1권 cover, 다음 2권 spine, 나머지 mini.</w:t>
             </w:r>
           </w:p>
         </w:tc>
@@ -8782,7 +11342,7 @@
                 <w:sz w:val="18"/>
                 <w:szCs w:val="18"/>
               </w:rPr>
-              <w:t xml:space="preserve">Object Storage(썸네일 URL 서명) / Cloud Image Optimizer</w:t>
+              <w:t xml:space="preserve">Object Storage 서명 URL / Cloud Image Optimizer</w:t>
             </w:r>
           </w:p>
         </w:tc>
@@ -9102,7 +11662,7 @@
                 <w:sz w:val="18"/>
                 <w:szCs w:val="18"/>
               </w:rPr>
-              <w:t xml:space="preserve">{ "place": "전주", "startDate": "2026-07-13", "endDate": "2026-07-15", "companions": "혼자"|"친구"|"가족"|"연인" }</w:t>
+              <w:t xml:space="preserve">{ "place": "전주", "startDate": "2026-07-13", "endDate": "2026-07-15", "companions": "ALONE"|"FRIEND"|"FAMILY"|"LOVER" }</w:t>
             </w:r>
           </w:p>
         </w:tc>
@@ -9242,7 +11802,7 @@
                 <w:sz w:val="18"/>
                 <w:szCs w:val="18"/>
               </w:rPr>
-              <w:t xml:space="preserve">진행 중 여행이 이미 있으면 409. trips 저장, totalDays = 종료일 − 시작일 + 1, phase=writing. 같은 사용자의 진행 중 여행은 1개로 제한한다(프론트 책장 모델과 동일).</w:t>
+              <w:t xml:space="preserve">진행 중(WRITING·BINDING) 여행이 이미 있으면 409. DB는 이를 막지 못하므로 사용자 행을 잠근 트랜잭션 안에서 검사한다. tb_trip 저장(status=WRITING, day_count 계산) 후 날짜별 tb_trip_day를 기간만큼 모두 만든다(day_no 1..N, travel_date). N은 최대 30일로 제한(제안값).</w:t>
             </w:r>
           </w:p>
         </w:tc>
@@ -9382,7 +11942,7 @@
                 <w:sz w:val="18"/>
                 <w:szCs w:val="18"/>
               </w:rPr>
-              <w:t xml:space="preserve">400 날짜·장소 위반, 409 진행 중 여행 있음</w:t>
+              <w:t xml:space="preserve">400 장소·날짜·동행 위반, 409 진행 중 여행 있음</w:t>
             </w:r>
           </w:p>
         </w:tc>
@@ -9772,7 +12332,7 @@
                 <w:sz w:val="18"/>
                 <w:szCs w:val="18"/>
               </w:rPr>
-              <w:t xml:space="preserve">day = (오늘 날짜(KST) − startDate) + 1, 여행 기간 밖이면 1 또는 totalDays로 고정(시연 편의). 시연용으로 ?day=N 쿼리를 허용해도 된다.</w:t>
+              <w:t xml:space="preserve">day = (오늘 날짜(KST) − start_date) + 1, 여행 기간 밖이면 1 또는 totalDays로 고정(시연 편의). 이 day가 이후 경로의 :day(= tb_trip_day.day_no)로 쓰인다. 시연용으로 ?day=N 쿼리를 허용해도 된다.</w:t>
             </w:r>
           </w:p>
         </w:tc>
@@ -10320,7 +12880,7 @@
                 <w:sz w:val="18"/>
                 <w:szCs w:val="18"/>
               </w:rPr>
-              <w:t xml:space="preserve">사진 레코드 count개를 uploading 상태로 만들고, 각 객체 키(users/{userId}/trips/{tripId}/day{n}/{uuid}.jpg)에 대한 사전 서명 PUT URL을 만든다(유효 15분).</w:t>
+              <w:t xml:space="preserve">해당 일차의 인터뷰가 이미 시작됐으면 409 INTERVIEW_STARTED(팀 설계: 인터뷰 시작 후 사진 추가·장면 재구성은 MVP에서 제한). 아니면 사진 레코드 count개를 upload_status=UPLOADING으로 만들고, 각 객체 키(users/{userId}/trips/{tripId}/day{n}/{uuid}.jpg)에 대한 사전 서명 PUT URL을 만든다(유효 15분).</w:t>
             </w:r>
           </w:p>
         </w:tc>
@@ -10460,7 +13020,7 @@
                 <w:sz w:val="18"/>
                 <w:szCs w:val="18"/>
               </w:rPr>
-              <w:t xml:space="preserve">400 count 범위, 404 여행 없음</w:t>
+              <w:t xml:space="preserve">400 count 범위, 404 여행 없음, 409 INTERVIEW_STARTED</w:t>
             </w:r>
           </w:p>
         </w:tc>
@@ -12677,7 +15237,7 @@
           <w:sz w:val="22"/>
           <w:szCs w:val="22"/>
         </w:rPr>
-        <w:t xml:space="preserve">E10 인터뷰 시작</w:t>
+        <w:t xml:space="preserve">E10 인터뷰 시작 · 이어 하기</w:t>
       </w:r>
     </w:p>
     <w:tbl>
@@ -12971,7 +15531,7 @@
                 <w:sz w:val="18"/>
                 <w:szCs w:val="18"/>
               </w:rPr>
-              <w:t xml:space="preserve">200  { "question": { "index": 1, "total": 5, "text": "…", "audioUrl": "https://…mp3", "sceneRef": { head, title, note, gap, thumbs? } | null } }</w:t>
+              <w:t xml:space="preserve">200  { "question": { "index": 1, "total": 5, "text": "…", "audioUrl": "https://…mp3", "sceneRef": { head, title, note, gap, thumbs? } | null }, "answered": 0 }</w:t>
             </w:r>
           </w:p>
         </w:tc>
@@ -13041,7 +15601,7 @@
                 <w:sz w:val="18"/>
                 <w:szCs w:val="18"/>
               </w:rPr>
-              <w:t xml:space="preserve">이미 진행 중인 세션이 있으면 새로 시작(질문 1부터, 이전 답변은 폐기가 아니라 새 세션으로 분리). 질문 5개를 한 번에 설계(6.2)해 저장하고 1번을 반환한다. 질문 음성은 CLOVA Voice로 mp3 생성 → Object Storage 저장 → 서명 GET URL(1시간)을 audioUrl로 준다.</w:t>
+              <w:t xml:space="preserve">이전에 중단된(PAUSED/IN_PROGRESS) 인터뷰가 있으면 이어 하기: 순서상 첫 미답변(PENDING) 질문과 이미 답한 수(answered)를 돌려준다(팀 설계: 재개 시 첫 미답변 질문부터). 없으면 새 인터뷰를 만들고 1번 질문을 동적으로 생성한다(6.2). 질문 음성은 CLOVA Voice로 mp3 생성 → Object Storage 저장 → 서명 GET URL을 audioUrl로 준다. 질문 음성은 tb_voice_segment(speaker=AI)에도 기록한다.</w:t>
             </w:r>
           </w:p>
         </w:tc>
@@ -13181,7 +15741,7 @@
                 <w:sz w:val="18"/>
                 <w:szCs w:val="18"/>
               </w:rPr>
-              <w:t xml:space="preserve">409 장면이 없음(분석 미완료), 502 TTS 실패</w:t>
+              <w:t xml:space="preserve">409 장면이 없음(분석 미완료), 502 TTS·질문 생성 실패</w:t>
             </w:r>
           </w:p>
         </w:tc>
@@ -13501,7 +16061,7 @@
                 <w:sz w:val="18"/>
                 <w:szCs w:val="18"/>
               </w:rPr>
-              <w:t xml:space="preserve">200  { "transcript": "…", "next": { …question } | null, "moments": ["대나무 숲 소리", …]? }  (next=null일 때만 moments 포함)</w:t>
+              <w:t xml:space="preserve">200  { "transcript": "…", "skipped": false, "next": { …question } | null, "moments": ["대나무 숲 소리", …]? }  (next=null일 때만 moments 포함)</w:t>
             </w:r>
           </w:p>
         </w:tc>
@@ -13571,7 +16131,7 @@
                 <w:sz w:val="18"/>
                 <w:szCs w:val="18"/>
               </w:rPr>
-              <w:t xml:space="preserve">① 현재 질문 index 확인(중복 전송이면 이미 처리된 결과를 그대로 반환) ② 녹음을 ffmpeg로 wav 16kHz mono로 변환 ③ CSR로 전사(lang=Kor) ④ 원본 녹음을 Object Storage에 저장 ⑤ 답변 저장 ⑥ 다음 질문 반환(미리 만든 질문 + 필요 시 이전 답을 반영해 다듬기). skip=true면 ②~④를 건너뛰고 다음 질문. 마지막(5번째) 답변이면 next=null, moments는 HCX로 전사에서 핵심 구절 4개 추출.</w:t>
+              <w:t xml:space="preserve">① 현재 PENDING 질문 확인(이미 처리된 질문이면 저장된 결과를 그대로 반환 — 멱등) ② skip=true면 질문을 SKIPPED로 처리 ③ 아니면 녹음을 ffmpeg로 wav 16kHz mono로 변환 → CSR 전사 ④ 전사가 비어 있으면 SKIPPED로 처리하고 skipped=true(팀 설계: ANSWERED 질문은 비어 있지 않은 확정 전사를 가져야 함) ⑤ 전사가 있으면 질문에 answer_text 저장·ANSWERED, 사용자 발화를 tb_voice_segment(speaker=USER, 전사, 길이, 음성 경로)에 저장 — 원본 음성 보관이 꺼져 있으면 음성 경로는 저장하지 않고 파일은 전사 후 삭제 ⑥ 질문이 5번째가 아니면 이전 질문·답변·장면을 반영해 다음 질문을 동적으로 생성하고 음성 합성 후 반환, 5번째면 인터뷰를 COMPLETED(end_type=DONE)로 바꾸고 next=null과 moments(HCX가 전사에서 핵심 구절 4개 추출)를 반환. 답변 정리(tb_scene_memory 추출)는 응답 뒤 백그라운드에서 한다.</w:t>
             </w:r>
           </w:p>
         </w:tc>
@@ -13754,6 +16314,552 @@
         <w:t xml:space="preserve">CSR 호출: POST .../recog/v1/stt?lang=Kor  (바이너리 본문, 인증 헤더 포함)  ※ 경로는 구현 시 공식 문서로 재확인</w:t>
       </w:r>
     </w:p>
+    <w:p>
+      <w:pPr>
+        <w:shd w:fill="F3EEE4" w:color="auto" w:val="clear"/>
+        <w:spacing w:after="0" w:line="250"/>
+        <w:ind w:left="120" w:right="120"/>
+      </w:pPr>
+      <w:r>
+        <w:rPr>
+          <w:rFonts w:ascii="Consolas" w:cs="Consolas" w:eastAsia="Consolas" w:hAnsi="Consolas"/>
+          <w:color w:val="2A2420"/>
+          <w:sz w:val="17"/>
+          <w:szCs w:val="17"/>
+        </w:rPr>
+        <w:t xml:space="preserve">동기 처리 시간 목표: 전사 ≤5초 + 질문 생성 ≤10초 + 음성 합성 ≤3초. LB·Nginx·WAS 타임아웃은 60초 이상</w:t>
+      </w:r>
+    </w:p>
+    <w:p>
+      <w:pPr>
+        <w:spacing w:after="100"/>
+      </w:pPr>
+    </w:p>
+    <w:p>
+      <w:pPr>
+        <w:pStyle w:val="Heading3"/>
+        <w:keepNext/>
+        <w:spacing w:after="60" w:before="160"/>
+      </w:pPr>
+      <w:r>
+        <w:rPr>
+          <w:rFonts w:ascii="Malgun Gothic" w:cs="Malgun Gothic" w:eastAsia="Malgun Gothic" w:hAnsi="Malgun Gothic"/>
+          <w:b/>
+          <w:bCs/>
+          <w:color w:val="2A2420"/>
+          <w:sz w:val="22"/>
+          <w:szCs w:val="22"/>
+        </w:rPr>
+        <w:t xml:space="preserve">E21 인터뷰 종료</w:t>
+      </w:r>
+    </w:p>
+    <w:tbl>
+      <w:tblPr>
+        <w:tblW w:type="dxa" w:w="9638"/>
+        <w:tblBorders>
+          <w:top w:val="single" w:color="auto" w:sz="4"/>
+          <w:left w:val="single" w:color="auto" w:sz="4"/>
+          <w:bottom w:val="single" w:color="auto" w:sz="4"/>
+          <w:right w:val="single" w:color="auto" w:sz="4"/>
+          <w:insideH w:val="single" w:color="auto" w:sz="4"/>
+          <w:insideV w:val="single" w:color="auto" w:sz="4"/>
+        </w:tblBorders>
+      </w:tblPr>
+      <w:tblGrid>
+        <w:gridCol w:w="1700"/>
+        <w:gridCol w:w="7938"/>
+      </w:tblGrid>
+      <w:tr>
+        <w:trPr>
+          <w:cantSplit/>
+        </w:trPr>
+        <w:tc>
+          <w:tcPr>
+            <w:tcW w:type="dxa" w:w="1700"/>
+            <w:tcBorders>
+              <w:top w:val="single" w:color="D9CDB8" w:sz="4"/>
+              <w:left w:val="single" w:color="D9CDB8" w:sz="4"/>
+              <w:bottom w:val="single" w:color="D9CDB8" w:sz="4"/>
+              <w:right w:val="single" w:color="D9CDB8" w:sz="4"/>
+            </w:tcBorders>
+            <w:shd w:fill="EFE6D6" w:color="auto" w:val="clear"/>
+            <w:tcMar>
+              <w:top w:type="dxa" w:w="60"/>
+              <w:left w:type="dxa" w:w="90"/>
+              <w:bottom w:type="dxa" w:w="60"/>
+              <w:right w:type="dxa" w:w="90"/>
+            </w:tcMar>
+          </w:tcPr>
+          <w:p>
+            <w:pPr>
+              <w:spacing w:after="30" w:line="265"/>
+            </w:pPr>
+            <w:r>
+              <w:rPr>
+                <w:rFonts w:ascii="Malgun Gothic" w:cs="Malgun Gothic" w:eastAsia="Malgun Gothic" w:hAnsi="Malgun Gothic"/>
+                <w:b/>
+                <w:bCs/>
+                <w:color w:val="2A2420"/>
+                <w:sz w:val="18"/>
+                <w:szCs w:val="18"/>
+              </w:rPr>
+              <w:t xml:space="preserve">메서드 · 경로</w:t>
+            </w:r>
+          </w:p>
+        </w:tc>
+        <w:tc>
+          <w:tcPr>
+            <w:tcW w:type="dxa" w:w="7938"/>
+            <w:tcBorders>
+              <w:top w:val="single" w:color="D9CDB8" w:sz="4"/>
+              <w:left w:val="single" w:color="D9CDB8" w:sz="4"/>
+              <w:bottom w:val="single" w:color="D9CDB8" w:sz="4"/>
+              <w:right w:val="single" w:color="D9CDB8" w:sz="4"/>
+            </w:tcBorders>
+            <w:tcMar>
+              <w:top w:type="dxa" w:w="60"/>
+              <w:left w:type="dxa" w:w="90"/>
+              <w:bottom w:type="dxa" w:w="60"/>
+              <w:right w:type="dxa" w:w="90"/>
+            </w:tcMar>
+          </w:tcPr>
+          <w:p>
+            <w:pPr>
+              <w:spacing w:after="30" w:line="265"/>
+            </w:pPr>
+            <w:r>
+              <w:rPr>
+                <w:rFonts w:ascii="Malgun Gothic" w:cs="Malgun Gothic" w:eastAsia="Malgun Gothic" w:hAnsi="Malgun Gothic"/>
+                <w:color w:val="2A2420"/>
+                <w:sz w:val="18"/>
+                <w:szCs w:val="18"/>
+              </w:rPr>
+              <w:t xml:space="preserve">POST /trips/:id/days/:day/interview/end</w:t>
+            </w:r>
+          </w:p>
+        </w:tc>
+      </w:tr>
+      <w:tr>
+        <w:trPr>
+          <w:cantSplit/>
+        </w:trPr>
+        <w:tc>
+          <w:tcPr>
+            <w:tcW w:type="dxa" w:w="1700"/>
+            <w:tcBorders>
+              <w:top w:val="single" w:color="D9CDB8" w:sz="4"/>
+              <w:left w:val="single" w:color="D9CDB8" w:sz="4"/>
+              <w:bottom w:val="single" w:color="D9CDB8" w:sz="4"/>
+              <w:right w:val="single" w:color="D9CDB8" w:sz="4"/>
+            </w:tcBorders>
+            <w:shd w:fill="EFE6D6" w:color="auto" w:val="clear"/>
+            <w:tcMar>
+              <w:top w:type="dxa" w:w="60"/>
+              <w:left w:type="dxa" w:w="90"/>
+              <w:bottom w:type="dxa" w:w="60"/>
+              <w:right w:type="dxa" w:w="90"/>
+            </w:tcMar>
+          </w:tcPr>
+          <w:p>
+            <w:pPr>
+              <w:spacing w:after="30" w:line="265"/>
+            </w:pPr>
+            <w:r>
+              <w:rPr>
+                <w:rFonts w:ascii="Malgun Gothic" w:cs="Malgun Gothic" w:eastAsia="Malgun Gothic" w:hAnsi="Malgun Gothic"/>
+                <w:b/>
+                <w:bCs/>
+                <w:color w:val="2A2420"/>
+                <w:sz w:val="18"/>
+                <w:szCs w:val="18"/>
+              </w:rPr>
+              <w:t xml:space="preserve">사용 화면</w:t>
+            </w:r>
+          </w:p>
+        </w:tc>
+        <w:tc>
+          <w:tcPr>
+            <w:tcW w:type="dxa" w:w="7938"/>
+            <w:tcBorders>
+              <w:top w:val="single" w:color="D9CDB8" w:sz="4"/>
+              <w:left w:val="single" w:color="D9CDB8" w:sz="4"/>
+              <w:bottom w:val="single" w:color="D9CDB8" w:sz="4"/>
+              <w:right w:val="single" w:color="D9CDB8" w:sz="4"/>
+            </w:tcBorders>
+            <w:tcMar>
+              <w:top w:type="dxa" w:w="60"/>
+              <w:left w:type="dxa" w:w="90"/>
+              <w:bottom w:type="dxa" w:w="60"/>
+              <w:right w:type="dxa" w:w="90"/>
+            </w:tcMar>
+          </w:tcPr>
+          <w:p>
+            <w:pPr>
+              <w:spacing w:after="30" w:line="265"/>
+            </w:pPr>
+            <w:r>
+              <w:rPr>
+                <w:rFonts w:ascii="Malgun Gothic" w:cs="Malgun Gothic" w:eastAsia="Malgun Gothic" w:hAnsi="Malgun Gothic"/>
+                <w:color w:val="2A2420"/>
+                <w:sz w:val="18"/>
+                <w:szCs w:val="18"/>
+              </w:rPr>
+              <w:t xml:space="preserve">S-06 끊기 확인 시트</w:t>
+            </w:r>
+          </w:p>
+        </w:tc>
+      </w:tr>
+      <w:tr>
+        <w:trPr>
+          <w:cantSplit/>
+        </w:trPr>
+        <w:tc>
+          <w:tcPr>
+            <w:tcW w:type="dxa" w:w="1700"/>
+            <w:tcBorders>
+              <w:top w:val="single" w:color="D9CDB8" w:sz="4"/>
+              <w:left w:val="single" w:color="D9CDB8" w:sz="4"/>
+              <w:bottom w:val="single" w:color="D9CDB8" w:sz="4"/>
+              <w:right w:val="single" w:color="D9CDB8" w:sz="4"/>
+            </w:tcBorders>
+            <w:shd w:fill="EFE6D6" w:color="auto" w:val="clear"/>
+            <w:tcMar>
+              <w:top w:type="dxa" w:w="60"/>
+              <w:left w:type="dxa" w:w="90"/>
+              <w:bottom w:type="dxa" w:w="60"/>
+              <w:right w:type="dxa" w:w="90"/>
+            </w:tcMar>
+          </w:tcPr>
+          <w:p>
+            <w:pPr>
+              <w:spacing w:after="30" w:line="265"/>
+            </w:pPr>
+            <w:r>
+              <w:rPr>
+                <w:rFonts w:ascii="Malgun Gothic" w:cs="Malgun Gothic" w:eastAsia="Malgun Gothic" w:hAnsi="Malgun Gothic"/>
+                <w:b/>
+                <w:bCs/>
+                <w:color w:val="2A2420"/>
+                <w:sz w:val="18"/>
+                <w:szCs w:val="18"/>
+              </w:rPr>
+              <w:t xml:space="preserve">요청</w:t>
+            </w:r>
+          </w:p>
+        </w:tc>
+        <w:tc>
+          <w:tcPr>
+            <w:tcW w:type="dxa" w:w="7938"/>
+            <w:tcBorders>
+              <w:top w:val="single" w:color="D9CDB8" w:sz="4"/>
+              <w:left w:val="single" w:color="D9CDB8" w:sz="4"/>
+              <w:bottom w:val="single" w:color="D9CDB8" w:sz="4"/>
+              <w:right w:val="single" w:color="D9CDB8" w:sz="4"/>
+            </w:tcBorders>
+            <w:tcMar>
+              <w:top w:type="dxa" w:w="60"/>
+              <w:left w:type="dxa" w:w="90"/>
+              <w:bottom w:type="dxa" w:w="60"/>
+              <w:right w:type="dxa" w:w="90"/>
+            </w:tcMar>
+          </w:tcPr>
+          <w:p>
+            <w:pPr>
+              <w:spacing w:after="30" w:line="265"/>
+            </w:pPr>
+            <w:r>
+              <w:rPr>
+                <w:rFonts w:ascii="Malgun Gothic" w:cs="Malgun Gothic" w:eastAsia="Malgun Gothic" w:hAnsi="Malgun Gothic"/>
+                <w:color w:val="2A2420"/>
+                <w:sz w:val="18"/>
+                <w:szCs w:val="18"/>
+              </w:rPr>
+              <w:t xml:space="preserve">{ "type": "SAVE_EXIT" | "DISCARD" }</w:t>
+            </w:r>
+          </w:p>
+        </w:tc>
+      </w:tr>
+      <w:tr>
+        <w:trPr>
+          <w:cantSplit/>
+        </w:trPr>
+        <w:tc>
+          <w:tcPr>
+            <w:tcW w:type="dxa" w:w="1700"/>
+            <w:tcBorders>
+              <w:top w:val="single" w:color="D9CDB8" w:sz="4"/>
+              <w:left w:val="single" w:color="D9CDB8" w:sz="4"/>
+              <w:bottom w:val="single" w:color="D9CDB8" w:sz="4"/>
+              <w:right w:val="single" w:color="D9CDB8" w:sz="4"/>
+            </w:tcBorders>
+            <w:shd w:fill="EFE6D6" w:color="auto" w:val="clear"/>
+            <w:tcMar>
+              <w:top w:type="dxa" w:w="60"/>
+              <w:left w:type="dxa" w:w="90"/>
+              <w:bottom w:type="dxa" w:w="60"/>
+              <w:right w:type="dxa" w:w="90"/>
+            </w:tcMar>
+          </w:tcPr>
+          <w:p>
+            <w:pPr>
+              <w:spacing w:after="30" w:line="265"/>
+            </w:pPr>
+            <w:r>
+              <w:rPr>
+                <w:rFonts w:ascii="Malgun Gothic" w:cs="Malgun Gothic" w:eastAsia="Malgun Gothic" w:hAnsi="Malgun Gothic"/>
+                <w:b/>
+                <w:bCs/>
+                <w:color w:val="2A2420"/>
+                <w:sz w:val="18"/>
+                <w:szCs w:val="18"/>
+              </w:rPr>
+              <w:t xml:space="preserve">성공 응답</w:t>
+            </w:r>
+          </w:p>
+        </w:tc>
+        <w:tc>
+          <w:tcPr>
+            <w:tcW w:type="dxa" w:w="7938"/>
+            <w:tcBorders>
+              <w:top w:val="single" w:color="D9CDB8" w:sz="4"/>
+              <w:left w:val="single" w:color="D9CDB8" w:sz="4"/>
+              <w:bottom w:val="single" w:color="D9CDB8" w:sz="4"/>
+              <w:right w:val="single" w:color="D9CDB8" w:sz="4"/>
+            </w:tcBorders>
+            <w:tcMar>
+              <w:top w:type="dxa" w:w="60"/>
+              <w:left w:type="dxa" w:w="90"/>
+              <w:bottom w:type="dxa" w:w="60"/>
+              <w:right w:type="dxa" w:w="90"/>
+            </w:tcMar>
+          </w:tcPr>
+          <w:p>
+            <w:pPr>
+              <w:spacing w:after="30" w:line="265"/>
+            </w:pPr>
+            <w:r>
+              <w:rPr>
+                <w:rFonts w:ascii="Malgun Gothic" w:cs="Malgun Gothic" w:eastAsia="Malgun Gothic" w:hAnsi="Malgun Gothic"/>
+                <w:color w:val="2A2420"/>
+                <w:sz w:val="18"/>
+                <w:szCs w:val="18"/>
+              </w:rPr>
+              <w:t xml:space="preserve">204</w:t>
+            </w:r>
+          </w:p>
+        </w:tc>
+      </w:tr>
+      <w:tr>
+        <w:trPr>
+          <w:cantSplit/>
+        </w:trPr>
+        <w:tc>
+          <w:tcPr>
+            <w:tcW w:type="dxa" w:w="1700"/>
+            <w:tcBorders>
+              <w:top w:val="single" w:color="D9CDB8" w:sz="4"/>
+              <w:left w:val="single" w:color="D9CDB8" w:sz="4"/>
+              <w:bottom w:val="single" w:color="D9CDB8" w:sz="4"/>
+              <w:right w:val="single" w:color="D9CDB8" w:sz="4"/>
+            </w:tcBorders>
+            <w:shd w:fill="EFE6D6" w:color="auto" w:val="clear"/>
+            <w:tcMar>
+              <w:top w:type="dxa" w:w="60"/>
+              <w:left w:type="dxa" w:w="90"/>
+              <w:bottom w:type="dxa" w:w="60"/>
+              <w:right w:type="dxa" w:w="90"/>
+            </w:tcMar>
+          </w:tcPr>
+          <w:p>
+            <w:pPr>
+              <w:spacing w:after="30" w:line="265"/>
+            </w:pPr>
+            <w:r>
+              <w:rPr>
+                <w:rFonts w:ascii="Malgun Gothic" w:cs="Malgun Gothic" w:eastAsia="Malgun Gothic" w:hAnsi="Malgun Gothic"/>
+                <w:b/>
+                <w:bCs/>
+                <w:color w:val="2A2420"/>
+                <w:sz w:val="18"/>
+                <w:szCs w:val="18"/>
+              </w:rPr>
+              <w:t xml:space="preserve">서버 처리</w:t>
+            </w:r>
+          </w:p>
+        </w:tc>
+        <w:tc>
+          <w:tcPr>
+            <w:tcW w:type="dxa" w:w="7938"/>
+            <w:tcBorders>
+              <w:top w:val="single" w:color="D9CDB8" w:sz="4"/>
+              <w:left w:val="single" w:color="D9CDB8" w:sz="4"/>
+              <w:bottom w:val="single" w:color="D9CDB8" w:sz="4"/>
+              <w:right w:val="single" w:color="D9CDB8" w:sz="4"/>
+            </w:tcBorders>
+            <w:tcMar>
+              <w:top w:type="dxa" w:w="60"/>
+              <w:left w:type="dxa" w:w="90"/>
+              <w:bottom w:type="dxa" w:w="60"/>
+              <w:right w:type="dxa" w:w="90"/>
+            </w:tcMar>
+          </w:tcPr>
+          <w:p>
+            <w:pPr>
+              <w:spacing w:after="30" w:line="265"/>
+            </w:pPr>
+            <w:r>
+              <w:rPr>
+                <w:rFonts w:ascii="Malgun Gothic" w:cs="Malgun Gothic" w:eastAsia="Malgun Gothic" w:hAnsi="Malgun Gothic"/>
+                <w:color w:val="2A2420"/>
+                <w:sz w:val="18"/>
+                <w:szCs w:val="18"/>
+              </w:rPr>
+              <w:t xml:space="preserve">SAVE_EXIT(「여기까지 저장하고 마치기」): 남은 PENDING 질문을 SKIPPED로, 인터뷰를 COMPLETED(end_type=SAVE_EXIT)로 바꾼다. 이후 챕터 작성이 가능하다. DISCARD(「저장하지 않고 나가기」): 이번 인터뷰의 음성(Object Storage 객체 포함)·전사·질문 답변을 삭제하고 end_type=DISCARD로 기록하며 챕터는 만들지 않는다. 프론트는 이 호출을 기다리지 않고 화면을 넘기므로(best-effort) 실패하거나 호출되지 않아도 안전해야 한다: 브라우저를 닫는 등 종료 호출 없이 끊긴 인터뷰는 IN_PROGRESS로 남고 다음 E10에서 이어 하기가 되며, 이 상태에서 E12(챕터 작성)가 오면 SAVE_EXIT로 간주한다.</w:t>
+            </w:r>
+          </w:p>
+        </w:tc>
+      </w:tr>
+      <w:tr>
+        <w:trPr>
+          <w:cantSplit/>
+        </w:trPr>
+        <w:tc>
+          <w:tcPr>
+            <w:tcW w:type="dxa" w:w="1700"/>
+            <w:tcBorders>
+              <w:top w:val="single" w:color="D9CDB8" w:sz="4"/>
+              <w:left w:val="single" w:color="D9CDB8" w:sz="4"/>
+              <w:bottom w:val="single" w:color="D9CDB8" w:sz="4"/>
+              <w:right w:val="single" w:color="D9CDB8" w:sz="4"/>
+            </w:tcBorders>
+            <w:shd w:fill="EFE6D6" w:color="auto" w:val="clear"/>
+            <w:tcMar>
+              <w:top w:type="dxa" w:w="60"/>
+              <w:left w:type="dxa" w:w="90"/>
+              <w:bottom w:type="dxa" w:w="60"/>
+              <w:right w:type="dxa" w:w="90"/>
+            </w:tcMar>
+          </w:tcPr>
+          <w:p>
+            <w:pPr>
+              <w:spacing w:after="30" w:line="265"/>
+            </w:pPr>
+            <w:r>
+              <w:rPr>
+                <w:rFonts w:ascii="Malgun Gothic" w:cs="Malgun Gothic" w:eastAsia="Malgun Gothic" w:hAnsi="Malgun Gothic"/>
+                <w:b/>
+                <w:bCs/>
+                <w:color w:val="2A2420"/>
+                <w:sz w:val="18"/>
+                <w:szCs w:val="18"/>
+              </w:rPr>
+              <w:t xml:space="preserve">NCP 서비스</w:t>
+            </w:r>
+          </w:p>
+        </w:tc>
+        <w:tc>
+          <w:tcPr>
+            <w:tcW w:type="dxa" w:w="7938"/>
+            <w:tcBorders>
+              <w:top w:val="single" w:color="D9CDB8" w:sz="4"/>
+              <w:left w:val="single" w:color="D9CDB8" w:sz="4"/>
+              <w:bottom w:val="single" w:color="D9CDB8" w:sz="4"/>
+              <w:right w:val="single" w:color="D9CDB8" w:sz="4"/>
+            </w:tcBorders>
+            <w:tcMar>
+              <w:top w:type="dxa" w:w="60"/>
+              <w:left w:type="dxa" w:w="90"/>
+              <w:bottom w:type="dxa" w:w="60"/>
+              <w:right w:type="dxa" w:w="90"/>
+            </w:tcMar>
+          </w:tcPr>
+          <w:p>
+            <w:pPr>
+              <w:spacing w:after="30" w:line="265"/>
+            </w:pPr>
+            <w:r>
+              <w:rPr>
+                <w:rFonts w:ascii="Malgun Gothic" w:cs="Malgun Gothic" w:eastAsia="Malgun Gothic" w:hAnsi="Malgun Gothic"/>
+                <w:color w:val="2A2420"/>
+                <w:sz w:val="18"/>
+                <w:szCs w:val="18"/>
+              </w:rPr>
+              <w:t xml:space="preserve">Object Storage(DISCARD 시 삭제)</w:t>
+            </w:r>
+          </w:p>
+        </w:tc>
+      </w:tr>
+      <w:tr>
+        <w:trPr>
+          <w:cantSplit/>
+        </w:trPr>
+        <w:tc>
+          <w:tcPr>
+            <w:tcW w:type="dxa" w:w="1700"/>
+            <w:tcBorders>
+              <w:top w:val="single" w:color="D9CDB8" w:sz="4"/>
+              <w:left w:val="single" w:color="D9CDB8" w:sz="4"/>
+              <w:bottom w:val="single" w:color="D9CDB8" w:sz="4"/>
+              <w:right w:val="single" w:color="D9CDB8" w:sz="4"/>
+            </w:tcBorders>
+            <w:shd w:fill="EFE6D6" w:color="auto" w:val="clear"/>
+            <w:tcMar>
+              <w:top w:type="dxa" w:w="60"/>
+              <w:left w:type="dxa" w:w="90"/>
+              <w:bottom w:type="dxa" w:w="60"/>
+              <w:right w:type="dxa" w:w="90"/>
+            </w:tcMar>
+          </w:tcPr>
+          <w:p>
+            <w:pPr>
+              <w:spacing w:after="30" w:line="265"/>
+            </w:pPr>
+            <w:r>
+              <w:rPr>
+                <w:rFonts w:ascii="Malgun Gothic" w:cs="Malgun Gothic" w:eastAsia="Malgun Gothic" w:hAnsi="Malgun Gothic"/>
+                <w:b/>
+                <w:bCs/>
+                <w:color w:val="2A2420"/>
+                <w:sz w:val="18"/>
+                <w:szCs w:val="18"/>
+              </w:rPr>
+              <w:t xml:space="preserve">오류</w:t>
+            </w:r>
+          </w:p>
+        </w:tc>
+        <w:tc>
+          <w:tcPr>
+            <w:tcW w:type="dxa" w:w="7938"/>
+            <w:tcBorders>
+              <w:top w:val="single" w:color="D9CDB8" w:sz="4"/>
+              <w:left w:val="single" w:color="D9CDB8" w:sz="4"/>
+              <w:bottom w:val="single" w:color="D9CDB8" w:sz="4"/>
+              <w:right w:val="single" w:color="D9CDB8" w:sz="4"/>
+            </w:tcBorders>
+            <w:tcMar>
+              <w:top w:type="dxa" w:w="60"/>
+              <w:left w:type="dxa" w:w="90"/>
+              <w:bottom w:type="dxa" w:w="60"/>
+              <w:right w:type="dxa" w:w="90"/>
+            </w:tcMar>
+          </w:tcPr>
+          <w:p>
+            <w:pPr>
+              <w:spacing w:after="30" w:line="265"/>
+            </w:pPr>
+            <w:r>
+              <w:rPr>
+                <w:rFonts w:ascii="Malgun Gothic" w:cs="Malgun Gothic" w:eastAsia="Malgun Gothic" w:hAnsi="Malgun Gothic"/>
+                <w:color w:val="2A2420"/>
+                <w:sz w:val="18"/>
+                <w:szCs w:val="18"/>
+              </w:rPr>
+              <w:t xml:space="preserve">404, 409 이미 종료된 인터뷰(같은 type 재호출은 204로 멱등)</w:t>
+            </w:r>
+          </w:p>
+        </w:tc>
+      </w:tr>
+    </w:tbl>
     <w:p>
       <w:pPr>
         <w:spacing w:after="100"/>
@@ -14156,7 +17262,7 @@
                 <w:sz w:val="18"/>
                 <w:szCs w:val="18"/>
               </w:rPr>
-              <w:t xml:space="preserve">같은 일차에 running/done job이 있으면 기존 jobId(멱등). 답변이 0개여도 사진 정보만으로 작성 가능(품질 낮음). 챕터 작성 파이프라인(6.3) 시작. phase는 완료 시 todayDone.</w:t>
+              <w:t xml:space="preserve">같은 일차에 진행 중(PROCESSING)·완료(DONE) 작성 작업이 있으면 기존 jobId(멱등). 선행 조건: 인터뷰가 종료됐거나(없으면 SAVE_EXIT로 간주) 아직 시작 전이어도 사진 정보만으로 작성 가능하며, 사용자 발화 파일이 아직 업로드 중(UPLOADING)이면 보관 완료를 확인한 뒤 시작한다(팀 설계). 챕터 작성 파이프라인(6.3) 시작. 실패 시 챕터는 FAILED로 표시하되 사진·음성·전사는 보존한다. 재시도(「다시 쓰기」)는 같은 챕터에 새 작업을 만들고 재시도 횟수를 올린다.</w:t>
             </w:r>
           </w:p>
         </w:tc>
@@ -14296,7 +17402,7 @@
                 <w:sz w:val="18"/>
                 <w:szCs w:val="18"/>
               </w:rPr>
-              <w:t xml:space="preserve">404</w:t>
+              <w:t xml:space="preserve">404, 409 인터뷰 업로드 미완료</w:t>
             </w:r>
           </w:p>
         </w:tc>
@@ -15216,7 +18322,7 @@
                 <w:sz w:val="18"/>
                 <w:szCs w:val="18"/>
               </w:rPr>
-              <w:t xml:space="preserve">이미 finish job이 있으면 같은 jobId·bookId 반환(멱등, 책 중복 생성 금지). 책 엮기 파이프라인(6.4). 완료 시 books에 추가, 진행 중 여행 종료. bookId는 즉시 발급하고 완료 전에는 GET /books/:id가 409.</w:t>
+              <w:t xml:space="preserve">이미 책 엮기 작업이 있으면 같은 jobId·bookId 반환(멱등, 책 중복 생성 금지). bookId는 trip.id를 그대로 쓴다(책 1권 = 여행 1건). 완료(DONE)된 챕터가 하나도 없으면 400. 챕터가 작성 중(WRITING)이면 409. 실패·미작성 일차는 책에 포함하지 않는다(제안값 — 팀 결정 필요). trip.status=BINDING으로 바꾸고 책 엮기 파이프라인(6.4) 시작. 완료 시 status=DONE, completed_at 기록. 완료 전에는 GET /books/:id가 409.</w:t>
             </w:r>
           </w:p>
         </w:tc>
@@ -15356,7 +18462,7 @@
                 <w:sz w:val="18"/>
                 <w:szCs w:val="18"/>
               </w:rPr>
-              <w:t xml:space="preserve">400 챕터가 하나도 없음, 404</w:t>
+              <w:t xml:space="preserve">400 완료된 챕터 없음, 404, 409 작성 중인 챕터 있음</w:t>
             </w:r>
           </w:p>
         </w:tc>
@@ -16666,7 +19772,7 @@
                 <w:sz w:val="18"/>
                 <w:szCs w:val="18"/>
               </w:rPr>
-              <w:t xml:space="preserve">{ "style": "에세이" | "감성" | "동화" }</w:t>
+              <w:t xml:space="preserve">{ "style": "ESSAY" | "EMOTIONAL" | "FAIRYTALE" }</w:t>
             </w:r>
           </w:p>
         </w:tc>
@@ -16806,7 +19912,7 @@
                 <w:sz w:val="18"/>
                 <w:szCs w:val="18"/>
               </w:rPr>
-              <w:t xml:space="preserve">책 전체 문장을 새 문체로 다시 쓴다(문장·근거 id 유지, 6.5). 새 결과가 모두 만들어진 뒤 한 번에 교체한다(실패 시 기존 본문 유지). 같은 책에 running job이 있으면 409(또는 기존 jobId).</w:t>
+              <w:t xml:space="preserve">책의 모든 일차 챕터를 새 문체로 다시 쓴다. 기존 챕터는 그대로 두고 새 버전(version+1, style_code)을 만들며, 모든 일차가 완성된 뒤 한 번에 current_yn을 전환하고 tb_trip.writing_style을 갱신한다(실패 시 기존 본문 유지). 같은 책에 진행 중 작업이 있으면 기존 jobId. 같은 문체로 요청하면 새로 쓰지 않고 완료된 작업을 반환해도 된다.</w:t>
             </w:r>
           </w:p>
         </w:tc>
@@ -17214,7 +20320,7 @@
                 <w:sz w:val="18"/>
                 <w:szCs w:val="18"/>
               </w:rPr>
-              <w:t xml:space="preserve">-</w:t>
+              <w:t xml:space="preserve">쿠키</w:t>
             </w:r>
           </w:p>
         </w:tc>
@@ -17284,7 +20390,7 @@
                 <w:sz w:val="18"/>
                 <w:szCs w:val="18"/>
               </w:rPr>
-              <w:t xml:space="preserve">204</w:t>
+              <w:t xml:space="preserve">204  + 쿠키 만료(Set-Cookie)</w:t>
             </w:r>
           </w:p>
         </w:tc>
@@ -17354,7 +20460,7 @@
                 <w:sz w:val="18"/>
                 <w:szCs w:val="18"/>
               </w:rPr>
-              <w:t xml:space="preserve">DB의 해당 사용자 모든 행 삭제 + Object Storage의 users/{userId}/ 접두 아래 객체 전부 삭제. 실행 중 job이 있으면 취소 후 삭제. 중간에 실패하면 500(프론트는 “데이터는 그대로 있어요” 안내) — 부분 삭제가 남지 않도록 DB 삭제는 객체 삭제 성공 이후에 한다.</w:t>
+              <w:t xml:space="preserve">팀 설계 7장의 삭제 절차: ① 여행을 DELETING으로 바꿔 업로드·생성·결과 반영을 막고 진행 중 작업을 취소 ② 사진·발화를 DELETE_PENDING으로 표시하고 Object Storage 객체를 삭제(실패 시 객체 키와 DB 행을 남겨 재시도) ③ 삭제 확인 후 표지·대표 인용 참조를 풀고 근거·문장·질문 등 자식 데이터부터 삭제 ④ 마지막에 사용자 삭제와 쿠키 만료. DB의 CASCADE만으로 지우면 Object Storage 파일이 남으므로 객체 삭제가 먼저다.</w:t>
             </w:r>
           </w:p>
         </w:tc>
@@ -17494,7 +20600,7 @@
                 <w:sz w:val="18"/>
                 <w:szCs w:val="18"/>
               </w:rPr>
-              <w:t xml:space="preserve">500</w:t>
+              <w:t xml:space="preserve">500 (프론트는 “데이터는 그대로 있어요” 안내 + 다시 시도)</w:t>
             </w:r>
           </w:p>
         </w:tc>
@@ -17744,7 +20850,7 @@
                 <w:sz w:val="18"/>
                 <w:szCs w:val="18"/>
               </w:rPr>
-              <w:t xml:space="preserve">{ "voice": "차분한 목소리"|"밝은 목소리"|"담백한 목소리", "keepAudio": true }</w:t>
+              <w:t xml:space="preserve">{ "voice": "CALM"|"BRIGHT"|"PLAIN", "keepAudio": true }</w:t>
             </w:r>
           </w:p>
         </w:tc>
@@ -17814,7 +20920,7 @@
                 <w:sz w:val="18"/>
                 <w:szCs w:val="18"/>
               </w:rPr>
-              <w:t xml:space="preserve">200  { voice, keepAudio }</w:t>
+              <w:t xml:space="preserve">200  { nickname, voice, keepAudio }</w:t>
             </w:r>
           </w:p>
         </w:tc>
@@ -17884,7 +20990,7 @@
                 <w:sz w:val="18"/>
                 <w:szCs w:val="18"/>
               </w:rPr>
-              <w:t xml:space="preserve">voice → CLOVA Voice speaker로 매핑(표 6.2). keepAudio=false이면 이후 답변 녹음 원본을 보관하지 않고 전사 후 삭제(그러면 리더의 “그때 내 목소리”가 없는 문장이 생김 — 프론트는 audioUrl이 없으면 재생 버튼을 숨긴다).</w:t>
+              <w:t xml:space="preserve">tb_user.interviewer_voice, keep_audio_yn 갱신. voice → CLOVA Voice speaker 매핑(6.2). keepAudio=false이면 이후 답변 녹음 원본을 보관하지 않고 전사 후 삭제한다(이미 보관된 음성은 유지). 그러면 그 답변이 근거인 문장은 audioUrl이 없다 — 프론트는 audioUrl이 없으면 재생 버튼을 숨긴다.</w:t>
             </w:r>
           </w:p>
         </w:tc>
@@ -18024,7 +21130,7 @@
                 <w:sz w:val="18"/>
                 <w:szCs w:val="18"/>
               </w:rPr>
-              <w:t xml:space="preserve">400</w:t>
+              <w:t xml:space="preserve">400 알 수 없는 코드</w:t>
             </w:r>
           </w:p>
         </w:tc>
@@ -18451,7 +21557,7 @@
                 <w:sz w:val="18"/>
                 <w:szCs w:val="18"/>
               </w:rPr>
-              <w:t xml:space="preserve">각 사진의 촬영 시각(DateTimeOriginal), GPS 위도·경도, 방향 읽기. 시각이 없으면 업로드 순서로 보정</w:t>
+              <w:t xml:space="preserve">각 사진의 촬영 시각(DateTimeOriginal), GPS 위도·경도, 가로·세로 크기 읽기. 촬영 시각이 없으면 NULL로 저장하고 업로드 시각을 촬영 시각으로 간주하지 않는다(팀 설계). 이 사진을 어느 장면에 넣을지는 팀 미결정(제안: 직전 장면에 편입, 직전 장면이 없으면 “시간 미상” 장면을 만들어 맨 뒤에 둔다)</w:t>
             </w:r>
           </w:p>
         </w:tc>
@@ -18517,7 +21623,7 @@
                 <w:sz w:val="18"/>
                 <w:szCs w:val="18"/>
               </w:rPr>
-              <w:t xml:space="preserve">해당 사진은 “시간 미상”으로 뒤에 배치</w:t>
+              <w:t xml:space="preserve">해당 사진은 시간 NULL</w:t>
             </w:r>
           </w:p>
         </w:tc>
@@ -19392,7 +22498,7 @@
           <w:sz w:val="22"/>
           <w:szCs w:val="22"/>
         </w:rPr>
-        <w:t xml:space="preserve">질문 5개 설계 규칙</w:t>
+        <w:t xml:space="preserve">질문 생성 규칙 (동적)</w:t>
       </w:r>
     </w:p>
     <w:p>
@@ -19411,7 +22517,7 @@
           <w:sz w:val="21"/>
           <w:szCs w:val="21"/>
         </w:rPr>
-        <w:t xml:space="preserve">간격 장면이 있으면 그중 가장 긴 것 1개를 반드시 질문으로 만든다(“3시부터 5시까지는 사진이 한 장도 없네요. 그때 뭐 하셨어요?”).</w:t>
+        <w:t xml:space="preserve">질문은 한 번에 5개를 만들어 두지 않고, 답변이 확정될 때마다 이전 대화와 장면을 반영해 다음 질문을 하나씩 생성한다(팀 설계). 첫 질문은 인터뷰 시작 때 생성한다. 질문 개수는 5개 고정이다.</w:t>
       </w:r>
     </w:p>
     <w:p>
@@ -19430,7 +22536,7 @@
           <w:sz w:val="21"/>
           <w:szCs w:val="21"/>
         </w:rPr>
-        <w:t xml:space="preserve">사진 수가 많은 장면(“오래 머문 곳”) 2개, 간판·메뉴가 읽힌 장면 1개를 질문으로 만든다. 장면이 부족하면 중복 장면에서 다른 각도로 질문한다.</w:t>
+        <w:t xml:space="preserve">질문 유형 순서(제안값): ① 간격 장면(GAP)이 있으면 가장 긴 것 1개를 첫 질문으로 ② 사진 수가 많거나 간판·메뉴가 읽힌 장면(PLACE) 3개 ③ 마지막은 고정 질문 “오늘 하루를 한 단어로 하면요?”(CLOSING, 근거 장면 없음).</w:t>
       </w:r>
     </w:p>
     <w:p>
@@ -19449,7 +22555,7 @@
           <w:sz w:val="21"/>
           <w:szCs w:val="21"/>
         </w:rPr>
-        <w:t xml:space="preserve">마지막(5번째)은 고정 질문 “오늘 하루를 한 단어로 하면요?”(근거 장면 없음, sceneRef=null).</w:t>
+        <w:t xml:space="preserve">각 질문은 근거 장면(scene_id)·대표 사진(photo_id)·근거 설명(basis_text)과 함께 저장한다. 사진에서 근거를 찾을 수 없는 사실을 단정하지 않는다(“~네요, 그때 어땠어요?” 형식).</w:t>
       </w:r>
     </w:p>
     <w:p>
@@ -19468,7 +22574,26 @@
           <w:sz w:val="21"/>
           <w:szCs w:val="21"/>
         </w:rPr>
-        <w:t xml:space="preserve">각 질문은 HCX가 장면 정보(시간·장소·메모·OCR)를 받아 한국어 구어체 한두 문장으로 만든다. 질문은 사진에 없는 사실을 단정하지 않는다(“~네요, 그때 어땠어요?” 형식).</w:t>
+        <w:t xml:space="preserve">건너뛴 질문은 그 장면을 답변 없이 사진 정보만으로 다룬다. 이후 질문은 건너뛴 장면보다 아직 묻지 않은 장면을 우선한다.</w:t>
+      </w:r>
+    </w:p>
+    <w:p>
+      <w:pPr>
+        <w:pStyle w:val="ListParagraph"/>
+        <w:numPr>
+          <w:ilvl w:val="0"/>
+          <w:numId w:val="2"/>
+        </w:numPr>
+        <w:spacing w:after="50" w:line="290"/>
+      </w:pPr>
+      <w:r>
+        <w:rPr>
+          <w:rFonts w:ascii="Malgun Gothic" w:cs="Malgun Gothic" w:eastAsia="Malgun Gothic" w:hAnsi="Malgun Gothic"/>
+          <w:color w:val="2A2420"/>
+          <w:sz w:val="21"/>
+          <w:szCs w:val="21"/>
+        </w:rPr>
+        <w:t xml:space="preserve">다음 질문 생성이 지연되면 프론트는 “생각하는 중”을 계속 보여 준다. 생성은 동기이며, 질문 생성·답변 정리를 tb_job 기록으로 남기더라도 프론트가 그 작업을 기다리는 구조는 아니다.</w:t>
       </w:r>
     </w:p>
     <w:p>
@@ -20017,7 +23142,7 @@
           <w:sz w:val="21"/>
           <w:szCs w:val="21"/>
         </w:rPr>
-        <w:t xml:space="preserve">전사가 빈 문자열이면(무음) transcript=""로 저장하고 다음 질문으로 진행한다(프론트는 빈 답변도 정상 처리).</w:t>
+        <w:t xml:space="preserve">전사가 빈 문자열이면(무음) 답변으로 인정하지 않고 SKIPPED로 처리한다(팀 설계: ANSWERED는 비어 있지 않은 전사 필수). 응답의 skipped=true.</w:t>
       </w:r>
     </w:p>
     <w:p>
@@ -20036,7 +23161,26 @@
           <w:sz w:val="21"/>
           <w:szCs w:val="21"/>
         </w:rPr>
-        <w:t xml:space="preserve">같은 질문 index에 대한 재전송(프론트의 “다시 보내기”)은 이미 처리된 답변이면 같은 응답을 돌려준다(멱등).</w:t>
+        <w:t xml:space="preserve">같은 질문에 대한 재전송(프론트의 “다시 보내기”)은 이미 처리된 결과를 그대로 돌려준다(멱등).</w:t>
+      </w:r>
+    </w:p>
+    <w:p>
+      <w:pPr>
+        <w:pStyle w:val="ListParagraph"/>
+        <w:numPr>
+          <w:ilvl w:val="0"/>
+          <w:numId w:val="2"/>
+        </w:numPr>
+        <w:spacing w:after="50" w:line="290"/>
+      </w:pPr>
+      <w:r>
+        <w:rPr>
+          <w:rFonts w:ascii="Malgun Gothic" w:cs="Malgun Gothic" w:eastAsia="Malgun Gothic" w:hAnsi="Malgun Gothic"/>
+          <w:color w:val="2A2420"/>
+          <w:sz w:val="21"/>
+          <w:szCs w:val="21"/>
+        </w:rPr>
+        <w:t xml:space="preserve">「다시 듣기」·「건너뛰기」는 답변 확정을 취소하는 동작일 뿐 이미 저장된 원본 음성을 삭제하지 않는다. 확정된 답변의 전사·음성 연결은 수정하지 않는다.</w:t>
       </w:r>
     </w:p>
     <w:p>
@@ -20455,7 +23599,7 @@
                 <w:sz w:val="18"/>
                 <w:szCs w:val="18"/>
               </w:rPr>
-              <w:t xml:space="preserve">각 문장에 evidenceIds가 비어 있거나, 존재하지 않는 id를 가리키거나, 명백한 새 고유명사·수치가 있으면 그 문장을 제거 또는 근거 있는 표현으로 재작성한다</w:t>
+              <w:t xml:space="preserve">각 문장(문단이 아니라 문장 단위)에 evidenceIds가 비어 있거나, 존재하지 않는 id를 가리키거나, 명백한 새 고유명사·수치가 있으면 그 문장을 제거 또는 근거 있는 표현으로 재작성한다</w:t>
             </w:r>
           </w:p>
         </w:tc>
@@ -20559,7 +23703,7 @@
                 <w:sz w:val="18"/>
                 <w:szCs w:val="18"/>
               </w:rPr>
-              <w:t xml:space="preserve">문장별로 사진(photoUrl·시각·장소·설명), 전사(transcript)와 원본 음성(audioUrl)을 evidence로 묶어 저장</w:t>
+              <w:t xml:space="preserve">문장별로 사진(photoUrl·시각·장소·설명), 전사(transcript)와 발화 음성(audioUrl)을 evidence로 묶어 저장. 팀 설계서의 문단 단위 근거를 문장 단위로 확장해야 함(7장)</w:t>
             </w:r>
           </w:p>
         </w:tc>
@@ -21115,7 +24259,7 @@
                 <w:sz w:val="18"/>
                 <w:szCs w:val="18"/>
               </w:rPr>
-              <w:t xml:space="preserve">API 서버 프로세스 안의 백그라운드 작업(스레드/비동기). 동시 실행은 사용자당 1개, 서버 전체 2~3개로 제한(NCP 호출 한도 보호)</w:t>
+              <w:t xml:space="preserve">WAS 프로세스 안의 백그라운드 작업(스레드/비동기). 상태는 모두 tb_job(MySQL)에 저장. 동시 실행은 사용자당 1개, 서버 전체 2~3개로 제한(NCP 호출 한도 보호)</w:t>
             </w:r>
           </w:p>
         </w:tc>
@@ -21186,7 +24330,7 @@
                 <w:sz w:val="18"/>
                 <w:szCs w:val="18"/>
               </w:rPr>
-              <w:t xml:space="preserve">jobs(id, kind, target, status, progress, error, createdAt). 단계가 끝날 때마다 progress 갱신</w:t>
+              <w:t xml:space="preserve">tb_job(job_type, target_type, target_id, status, progress_done/progress_total, error_code …). API의 progress = progress_done / progress_total(0~1). 같은 대상의 진행 중 작업 중복 방지를 위해 활성 작업 키(active_key)에 유니크 제약이 필요(MySQL은 부분 유니크 인덱스가 없음)</w:t>
             </w:r>
           </w:p>
         </w:tc>
@@ -21470,7 +24614,7 @@
                 <w:sz w:val="18"/>
                 <w:szCs w:val="18"/>
               </w:rPr>
-              <w:t xml:space="preserve">트래픽이 늘면 Cloud Functions / 큐 서비스로 job 실행을 분리</w:t>
+              <w:t xml:space="preserve">WAS를 여러 대로 늘리면 작업 실행이 서버 메모리에 묶이지 않도록 tb_job을 가져가는 방식(행 잠금)으로 바꾸거나 큐로 분리</w:t>
             </w:r>
           </w:p>
         </w:tc>
@@ -21495,7 +24639,7 @@
           <w:sz w:val="30"/>
           <w:szCs w:val="30"/>
         </w:rPr>
-        <w:t xml:space="preserve">7. 데이터 모델 (최소)</w:t>
+        <w:t xml:space="preserve">7. 데이터 모델 대응</w:t>
       </w:r>
     </w:p>
     <w:p>
@@ -21509,7 +24653,7 @@
           <w:sz w:val="21"/>
           <w:szCs w:val="21"/>
         </w:rPr>
-        <w:t xml:space="preserve">MVP는 SQLite로 시작하고 같은 DDL(표준 SQL)로 Cloud DB for MySQL로 옮긴다. 모든 테이블은 user_id로 소유자를 구분한다.</w:t>
+        <w:t xml:space="preserve">데이터 모델은 팀이 만든 「데이터 테이블 설계서 v0.4」(MySQL 8.0, 14개 테이블)를 기준으로 하고, ERD 문서와의 충돌과 이 API가 요구하는 변경은 「정합성 검증 보고서」에 정리했다. 아래는 API 응답이 어느 테이블에서 만들어지는지의 대응이다.</w:t>
       </w:r>
     </w:p>
     <w:tbl>
@@ -21525,9 +24669,9 @@
         </w:tblBorders>
       </w:tblPr>
       <w:tblGrid>
-        <w:gridCol w:w="1800"/>
-        <w:gridCol w:w="5400"/>
-        <w:gridCol w:w="2438"/>
+        <w:gridCol w:w="2500"/>
+        <w:gridCol w:w="4200"/>
+        <w:gridCol w:w="2938"/>
       </w:tblGrid>
       <w:tr>
         <w:trPr>
@@ -21535,7 +24679,7 @@
         </w:trPr>
         <w:tc>
           <w:tcPr>
-            <w:tcW w:type="dxa" w:w="1800"/>
+            <w:tcW w:type="dxa" w:w="2500"/>
             <w:tcBorders>
               <w:top w:val="single" w:color="D9CDB8" w:sz="4"/>
               <w:left w:val="single" w:color="D9CDB8" w:sz="4"/>
@@ -21563,13 +24707,13 @@
                 <w:sz w:val="18"/>
                 <w:szCs w:val="18"/>
               </w:rPr>
-              <w:t xml:space="preserve">테이블</w:t>
-            </w:r>
-          </w:p>
-        </w:tc>
-        <w:tc>
-          <w:tcPr>
-            <w:tcW w:type="dxa" w:w="5400"/>
+              <w:t xml:space="preserve">API 응답 항목</w:t>
+            </w:r>
+          </w:p>
+        </w:tc>
+        <w:tc>
+          <w:tcPr>
+            <w:tcW w:type="dxa" w:w="4200"/>
             <w:tcBorders>
               <w:top w:val="single" w:color="D9CDB8" w:sz="4"/>
               <w:left w:val="single" w:color="D9CDB8" w:sz="4"/>
@@ -21597,13 +24741,13 @@
                 <w:sz w:val="18"/>
                 <w:szCs w:val="18"/>
               </w:rPr>
-              <w:t xml:space="preserve">주요 컬럼</w:t>
-            </w:r>
-          </w:p>
-        </w:tc>
-        <w:tc>
-          <w:tcPr>
-            <w:tcW w:type="dxa" w:w="2438"/>
+              <w:t xml:space="preserve">출처 테이블 · 컬럼</w:t>
+            </w:r>
+          </w:p>
+        </w:tc>
+        <w:tc>
+          <w:tcPr>
+            <w:tcW w:type="dxa" w:w="2938"/>
             <w:tcBorders>
               <w:top w:val="single" w:color="D9CDB8" w:sz="4"/>
               <w:left w:val="single" w:color="D9CDB8" w:sz="4"/>
@@ -21631,7 +24775,7 @@
                 <w:sz w:val="18"/>
                 <w:szCs w:val="18"/>
               </w:rPr>
-              <w:t xml:space="preserve">메모</w:t>
+              <w:t xml:space="preserve">비고</w:t>
             </w:r>
           </w:p>
         </w:tc>
@@ -21642,40 +24786,40 @@
         </w:trPr>
         <w:tc>
           <w:tcPr>
-            <w:tcW w:type="dxa" w:w="1800"/>
-            <w:tcBorders>
-              <w:top w:val="single" w:color="D9CDB8" w:sz="4"/>
-              <w:left w:val="single" w:color="D9CDB8" w:sz="4"/>
-              <w:bottom w:val="single" w:color="D9CDB8" w:sz="4"/>
-              <w:right w:val="single" w:color="D9CDB8" w:sz="4"/>
-            </w:tcBorders>
-            <w:tcMar>
-              <w:top w:type="dxa" w:w="60"/>
-              <w:left w:type="dxa" w:w="90"/>
-              <w:bottom w:type="dxa" w:w="60"/>
-              <w:right w:type="dxa" w:w="90"/>
-            </w:tcMar>
-          </w:tcPr>
-          <w:p>
-            <w:pPr>
-              <w:spacing w:after="30" w:line="265"/>
-            </w:pPr>
-            <w:r>
-              <w:rPr>
-                <w:rFonts w:ascii="Malgun Gothic" w:cs="Malgun Gothic" w:eastAsia="Malgun Gothic" w:hAnsi="Malgun Gothic"/>
-                <w:b/>
-                <w:bCs/>
-                <w:color w:val="2A2420"/>
-                <w:sz w:val="18"/>
-                <w:szCs w:val="18"/>
-              </w:rPr>
-              <w:t xml:space="preserve">users</w:t>
-            </w:r>
-          </w:p>
-        </w:tc>
-        <w:tc>
-          <w:tcPr>
-            <w:tcW w:type="dxa" w:w="5400"/>
+            <w:tcW w:type="dxa" w:w="2500"/>
+            <w:tcBorders>
+              <w:top w:val="single" w:color="D9CDB8" w:sz="4"/>
+              <w:left w:val="single" w:color="D9CDB8" w:sz="4"/>
+              <w:bottom w:val="single" w:color="D9CDB8" w:sz="4"/>
+              <w:right w:val="single" w:color="D9CDB8" w:sz="4"/>
+            </w:tcBorders>
+            <w:tcMar>
+              <w:top w:type="dxa" w:w="60"/>
+              <w:left w:type="dxa" w:w="90"/>
+              <w:bottom w:type="dxa" w:w="60"/>
+              <w:right w:type="dxa" w:w="90"/>
+            </w:tcMar>
+          </w:tcPr>
+          <w:p>
+            <w:pPr>
+              <w:spacing w:after="30" w:line="265"/>
+            </w:pPr>
+            <w:r>
+              <w:rPr>
+                <w:rFonts w:ascii="Malgun Gothic" w:cs="Malgun Gothic" w:eastAsia="Malgun Gothic" w:hAnsi="Malgun Gothic"/>
+                <w:b/>
+                <w:bCs/>
+                <w:color w:val="2A2420"/>
+                <w:sz w:val="18"/>
+                <w:szCs w:val="18"/>
+              </w:rPr>
+              <w:t xml:space="preserve">nickname / voice / keepAudio</w:t>
+            </w:r>
+          </w:p>
+        </w:tc>
+        <w:tc>
+          <w:tcPr>
+            <w:tcW w:type="dxa" w:w="4200"/>
             <w:tcBorders>
               <w:top w:val="single" w:color="D9CDB8" w:sz="4"/>
               <w:left w:val="single" w:color="D9CDB8" w:sz="4"/>
@@ -21702,13 +24846,13 @@
                 <w:sz w:val="18"/>
                 <w:szCs w:val="18"/>
               </w:rPr>
-              <w:t xml:space="preserve">id, nickname, voice, keep_audio, created_at</w:t>
-            </w:r>
-          </w:p>
-        </w:tc>
-        <w:tc>
-          <w:tcPr>
-            <w:tcW w:type="dxa" w:w="2438"/>
+              <w:t xml:space="preserve">tb_user.nickname, interviewer_voice, keep_audio_yn</w:t>
+            </w:r>
+          </w:p>
+        </w:tc>
+        <w:tc>
+          <w:tcPr>
+            <w:tcW w:type="dxa" w:w="2938"/>
             <w:tcBorders>
               <w:top w:val="single" w:color="D9CDB8" w:sz="4"/>
               <w:left w:val="single" w:color="D9CDB8" w:sz="4"/>
@@ -21735,7 +24879,7 @@
                 <w:sz w:val="18"/>
                 <w:szCs w:val="18"/>
               </w:rPr>
-              <w:t xml:space="preserve"/>
+              <w:t xml:space="preserve">코드값 CALM/BRIGHT/PLAIN. 사용자 식별은 browser_token_hash</w:t>
             </w:r>
           </w:p>
         </w:tc>
@@ -21746,40 +24890,40 @@
         </w:trPr>
         <w:tc>
           <w:tcPr>
-            <w:tcW w:type="dxa" w:w="1800"/>
-            <w:tcBorders>
-              <w:top w:val="single" w:color="D9CDB8" w:sz="4"/>
-              <w:left w:val="single" w:color="D9CDB8" w:sz="4"/>
-              <w:bottom w:val="single" w:color="D9CDB8" w:sz="4"/>
-              <w:right w:val="single" w:color="D9CDB8" w:sz="4"/>
-            </w:tcBorders>
-            <w:tcMar>
-              <w:top w:type="dxa" w:w="60"/>
-              <w:left w:type="dxa" w:w="90"/>
-              <w:bottom w:type="dxa" w:w="60"/>
-              <w:right w:type="dxa" w:w="90"/>
-            </w:tcMar>
-          </w:tcPr>
-          <w:p>
-            <w:pPr>
-              <w:spacing w:after="30" w:line="265"/>
-            </w:pPr>
-            <w:r>
-              <w:rPr>
-                <w:rFonts w:ascii="Malgun Gothic" w:cs="Malgun Gothic" w:eastAsia="Malgun Gothic" w:hAnsi="Malgun Gothic"/>
-                <w:b/>
-                <w:bCs/>
-                <w:color w:val="2A2420"/>
-                <w:sz w:val="18"/>
-                <w:szCs w:val="18"/>
-              </w:rPr>
-              <w:t xml:space="preserve">trips</w:t>
-            </w:r>
-          </w:p>
-        </w:tc>
-        <w:tc>
-          <w:tcPr>
-            <w:tcW w:type="dxa" w:w="5400"/>
+            <w:tcW w:type="dxa" w:w="2500"/>
+            <w:tcBorders>
+              <w:top w:val="single" w:color="D9CDB8" w:sz="4"/>
+              <w:left w:val="single" w:color="D9CDB8" w:sz="4"/>
+              <w:bottom w:val="single" w:color="D9CDB8" w:sz="4"/>
+              <w:right w:val="single" w:color="D9CDB8" w:sz="4"/>
+            </w:tcBorders>
+            <w:tcMar>
+              <w:top w:type="dxa" w:w="60"/>
+              <w:left w:type="dxa" w:w="90"/>
+              <w:bottom w:type="dxa" w:w="60"/>
+              <w:right w:type="dxa" w:w="90"/>
+            </w:tcMar>
+          </w:tcPr>
+          <w:p>
+            <w:pPr>
+              <w:spacing w:after="30" w:line="265"/>
+            </w:pPr>
+            <w:r>
+              <w:rPr>
+                <w:rFonts w:ascii="Malgun Gothic" w:cs="Malgun Gothic" w:eastAsia="Malgun Gothic" w:hAnsi="Malgun Gothic"/>
+                <w:b/>
+                <w:bCs/>
+                <w:color w:val="2A2420"/>
+                <w:sz w:val="18"/>
+                <w:szCs w:val="18"/>
+              </w:rPr>
+              <w:t xml:space="preserve">trip.place / day / totalDays</w:t>
+            </w:r>
+          </w:p>
+        </w:tc>
+        <w:tc>
+          <w:tcPr>
+            <w:tcW w:type="dxa" w:w="4200"/>
             <w:tcBorders>
               <w:top w:val="single" w:color="D9CDB8" w:sz="4"/>
               <w:left w:val="single" w:color="D9CDB8" w:sz="4"/>
@@ -21806,13 +24950,13 @@
                 <w:sz w:val="18"/>
                 <w:szCs w:val="18"/>
               </w:rPr>
-              <w:t xml:space="preserve">id, user_id, place, start_date, end_date, companions, phase, created_at</w:t>
-            </w:r>
-          </w:p>
-        </w:tc>
-        <w:tc>
-          <w:tcPr>
-            <w:tcW w:type="dxa" w:w="2438"/>
+              <w:t xml:space="preserve">tb_trip.destination, start_date, end_date + tb_trip_day.day_no</w:t>
+            </w:r>
+          </w:p>
+        </w:tc>
+        <w:tc>
+          <w:tcPr>
+            <w:tcW w:type="dxa" w:w="2938"/>
             <w:tcBorders>
               <w:top w:val="single" w:color="D9CDB8" w:sz="4"/>
               <w:left w:val="single" w:color="D9CDB8" w:sz="4"/>
@@ -21839,7 +24983,7 @@
                 <w:sz w:val="18"/>
                 <w:szCs w:val="18"/>
               </w:rPr>
-              <w:t xml:space="preserve">진행 중 1개 제한</w:t>
+              <w:t xml:space="preserve">day = 오늘 날짜로 계산</w:t>
             </w:r>
           </w:p>
         </w:tc>
@@ -21850,40 +24994,40 @@
         </w:trPr>
         <w:tc>
           <w:tcPr>
-            <w:tcW w:type="dxa" w:w="1800"/>
-            <w:tcBorders>
-              <w:top w:val="single" w:color="D9CDB8" w:sz="4"/>
-              <w:left w:val="single" w:color="D9CDB8" w:sz="4"/>
-              <w:bottom w:val="single" w:color="D9CDB8" w:sz="4"/>
-              <w:right w:val="single" w:color="D9CDB8" w:sz="4"/>
-            </w:tcBorders>
-            <w:tcMar>
-              <w:top w:type="dxa" w:w="60"/>
-              <w:left w:type="dxa" w:w="90"/>
-              <w:bottom w:type="dxa" w:w="60"/>
-              <w:right w:type="dxa" w:w="90"/>
-            </w:tcMar>
-          </w:tcPr>
-          <w:p>
-            <w:pPr>
-              <w:spacing w:after="30" w:line="265"/>
-            </w:pPr>
-            <w:r>
-              <w:rPr>
-                <w:rFonts w:ascii="Malgun Gothic" w:cs="Malgun Gothic" w:eastAsia="Malgun Gothic" w:hAnsi="Malgun Gothic"/>
-                <w:b/>
-                <w:bCs/>
-                <w:color w:val="2A2420"/>
-                <w:sz w:val="18"/>
-                <w:szCs w:val="18"/>
-              </w:rPr>
-              <w:t xml:space="preserve">photos</w:t>
-            </w:r>
-          </w:p>
-        </w:tc>
-        <w:tc>
-          <w:tcPr>
-            <w:tcW w:type="dxa" w:w="5400"/>
+            <w:tcW w:type="dxa" w:w="2500"/>
+            <w:tcBorders>
+              <w:top w:val="single" w:color="D9CDB8" w:sz="4"/>
+              <w:left w:val="single" w:color="D9CDB8" w:sz="4"/>
+              <w:bottom w:val="single" w:color="D9CDB8" w:sz="4"/>
+              <w:right w:val="single" w:color="D9CDB8" w:sz="4"/>
+            </w:tcBorders>
+            <w:tcMar>
+              <w:top w:type="dxa" w:w="60"/>
+              <w:left w:type="dxa" w:w="90"/>
+              <w:bottom w:type="dxa" w:w="60"/>
+              <w:right w:type="dxa" w:w="90"/>
+            </w:tcMar>
+          </w:tcPr>
+          <w:p>
+            <w:pPr>
+              <w:spacing w:after="30" w:line="265"/>
+            </w:pPr>
+            <w:r>
+              <w:rPr>
+                <w:rFonts w:ascii="Malgun Gothic" w:cs="Malgun Gothic" w:eastAsia="Malgun Gothic" w:hAnsi="Malgun Gothic"/>
+                <w:b/>
+                <w:bCs/>
+                <w:color w:val="2A2420"/>
+                <w:sz w:val="18"/>
+                <w:szCs w:val="18"/>
+              </w:rPr>
+              <w:t xml:space="preserve">phase / bindingProgress</w:t>
+            </w:r>
+          </w:p>
+        </w:tc>
+        <w:tc>
+          <w:tcPr>
+            <w:tcW w:type="dxa" w:w="4200"/>
             <w:tcBorders>
               <w:top w:val="single" w:color="D9CDB8" w:sz="4"/>
               <w:left w:val="single" w:color="D9CDB8" w:sz="4"/>
@@ -21910,13 +25054,13 @@
                 <w:sz w:val="18"/>
                 <w:szCs w:val="18"/>
               </w:rPr>
-              <w:t xml:space="preserve">id, trip_id, day, object_key, taken_at, lat, lng, width, height, status(uploading/ready)</w:t>
-            </w:r>
-          </w:p>
-        </w:tc>
-        <w:tc>
-          <w:tcPr>
-            <w:tcW w:type="dxa" w:w="2438"/>
+              <w:t xml:space="preserve">tb_trip.status, tb_trip_day(DAY_STATUS) , tb_job(BOOK_BIND)</w:t>
+            </w:r>
+          </w:p>
+        </w:tc>
+        <w:tc>
+          <w:tcPr>
+            <w:tcW w:type="dxa" w:w="2938"/>
             <w:tcBorders>
               <w:top w:val="single" w:color="D9CDB8" w:sz="4"/>
               <w:left w:val="single" w:color="D9CDB8" w:sz="4"/>
@@ -21943,7 +25087,7 @@
                 <w:sz w:val="18"/>
                 <w:szCs w:val="18"/>
               </w:rPr>
-              <w:t xml:space="preserve">EXIF 결과 저장</w:t>
+              <w:t xml:space="preserve">매핑 규칙은 E02</w:t>
             </w:r>
           </w:p>
         </w:tc>
@@ -21954,40 +25098,40 @@
         </w:trPr>
         <w:tc>
           <w:tcPr>
-            <w:tcW w:type="dxa" w:w="1800"/>
-            <w:tcBorders>
-              <w:top w:val="single" w:color="D9CDB8" w:sz="4"/>
-              <w:left w:val="single" w:color="D9CDB8" w:sz="4"/>
-              <w:bottom w:val="single" w:color="D9CDB8" w:sz="4"/>
-              <w:right w:val="single" w:color="D9CDB8" w:sz="4"/>
-            </w:tcBorders>
-            <w:tcMar>
-              <w:top w:type="dxa" w:w="60"/>
-              <w:left w:type="dxa" w:w="90"/>
-              <w:bottom w:type="dxa" w:w="60"/>
-              <w:right w:type="dxa" w:w="90"/>
-            </w:tcMar>
-          </w:tcPr>
-          <w:p>
-            <w:pPr>
-              <w:spacing w:after="30" w:line="265"/>
-            </w:pPr>
-            <w:r>
-              <w:rPr>
-                <w:rFonts w:ascii="Malgun Gothic" w:cs="Malgun Gothic" w:eastAsia="Malgun Gothic" w:hAnsi="Malgun Gothic"/>
-                <w:b/>
-                <w:bCs/>
-                <w:color w:val="2A2420"/>
-                <w:sz w:val="18"/>
-                <w:szCs w:val="18"/>
-              </w:rPr>
-              <w:t xml:space="preserve">scenes</w:t>
-            </w:r>
-          </w:p>
-        </w:tc>
-        <w:tc>
-          <w:tcPr>
-            <w:tcW w:type="dxa" w:w="5400"/>
+            <w:tcW w:type="dxa" w:w="2500"/>
+            <w:tcBorders>
+              <w:top w:val="single" w:color="D9CDB8" w:sz="4"/>
+              <w:left w:val="single" w:color="D9CDB8" w:sz="4"/>
+              <w:bottom w:val="single" w:color="D9CDB8" w:sz="4"/>
+              <w:right w:val="single" w:color="D9CDB8" w:sz="4"/>
+            </w:tcBorders>
+            <w:tcMar>
+              <w:top w:type="dxa" w:w="60"/>
+              <w:left w:type="dxa" w:w="90"/>
+              <w:bottom w:type="dxa" w:w="60"/>
+              <w:right w:type="dxa" w:w="90"/>
+            </w:tcMar>
+          </w:tcPr>
+          <w:p>
+            <w:pPr>
+              <w:spacing w:after="30" w:line="265"/>
+            </w:pPr>
+            <w:r>
+              <w:rPr>
+                <w:rFonts w:ascii="Malgun Gothic" w:cs="Malgun Gothic" w:eastAsia="Malgun Gothic" w:hAnsi="Malgun Gothic"/>
+                <w:b/>
+                <w:bCs/>
+                <w:color w:val="2A2420"/>
+                <w:sz w:val="18"/>
+                <w:szCs w:val="18"/>
+              </w:rPr>
+              <w:t xml:space="preserve">scenes[].time/place/title/note/gap</w:t>
+            </w:r>
+          </w:p>
+        </w:tc>
+        <w:tc>
+          <w:tcPr>
+            <w:tcW w:type="dxa" w:w="4200"/>
             <w:tcBorders>
               <w:top w:val="single" w:color="D9CDB8" w:sz="4"/>
               <w:left w:val="single" w:color="D9CDB8" w:sz="4"/>
@@ -22014,13 +25158,13 @@
                 <w:sz w:val="18"/>
                 <w:szCs w:val="18"/>
               </w:rPr>
-              <w:t xml:space="preserve">id, trip_id, day, seq, start_time, end_time, place, title, note, gap, photo_ids(JSON), thumb_keys(JSON)</w:t>
-            </w:r>
-          </w:p>
-        </w:tc>
-        <w:tc>
-          <w:tcPr>
-            <w:tcW w:type="dxa" w:w="2438"/>
+              <w:t xml:space="preserve">tb_scene.start_time·end_time, place_name, title, summary, scene_type(GAP)</w:t>
+            </w:r>
+          </w:p>
+        </w:tc>
+        <w:tc>
+          <w:tcPr>
+            <w:tcW w:type="dxa" w:w="2938"/>
             <w:tcBorders>
               <w:top w:val="single" w:color="D9CDB8" w:sz="4"/>
               <w:left w:val="single" w:color="D9CDB8" w:sz="4"/>
@@ -22047,7 +25191,7 @@
                 <w:sz w:val="18"/>
                 <w:szCs w:val="18"/>
               </w:rPr>
-              <w:t xml:space="preserve">분석 결과</w:t>
+              <w:t xml:space="preserve">thumbs = tb_photo(scene_id) 최대 3장</w:t>
             </w:r>
           </w:p>
         </w:tc>
@@ -22058,40 +25202,40 @@
         </w:trPr>
         <w:tc>
           <w:tcPr>
-            <w:tcW w:type="dxa" w:w="1800"/>
-            <w:tcBorders>
-              <w:top w:val="single" w:color="D9CDB8" w:sz="4"/>
-              <w:left w:val="single" w:color="D9CDB8" w:sz="4"/>
-              <w:bottom w:val="single" w:color="D9CDB8" w:sz="4"/>
-              <w:right w:val="single" w:color="D9CDB8" w:sz="4"/>
-            </w:tcBorders>
-            <w:tcMar>
-              <w:top w:type="dxa" w:w="60"/>
-              <w:left w:type="dxa" w:w="90"/>
-              <w:bottom w:type="dxa" w:w="60"/>
-              <w:right w:type="dxa" w:w="90"/>
-            </w:tcMar>
-          </w:tcPr>
-          <w:p>
-            <w:pPr>
-              <w:spacing w:after="30" w:line="265"/>
-            </w:pPr>
-            <w:r>
-              <w:rPr>
-                <w:rFonts w:ascii="Malgun Gothic" w:cs="Malgun Gothic" w:eastAsia="Malgun Gothic" w:hAnsi="Malgun Gothic"/>
-                <w:b/>
-                <w:bCs/>
-                <w:color w:val="2A2420"/>
-                <w:sz w:val="18"/>
-                <w:szCs w:val="18"/>
-              </w:rPr>
-              <w:t xml:space="preserve">interview_sessions</w:t>
-            </w:r>
-          </w:p>
-        </w:tc>
-        <w:tc>
-          <w:tcPr>
-            <w:tcW w:type="dxa" w:w="5400"/>
+            <w:tcW w:type="dxa" w:w="2500"/>
+            <w:tcBorders>
+              <w:top w:val="single" w:color="D9CDB8" w:sz="4"/>
+              <w:left w:val="single" w:color="D9CDB8" w:sz="4"/>
+              <w:bottom w:val="single" w:color="D9CDB8" w:sz="4"/>
+              <w:right w:val="single" w:color="D9CDB8" w:sz="4"/>
+            </w:tcBorders>
+            <w:tcMar>
+              <w:top w:type="dxa" w:w="60"/>
+              <w:left w:type="dxa" w:w="90"/>
+              <w:bottom w:type="dxa" w:w="60"/>
+              <w:right w:type="dxa" w:w="90"/>
+            </w:tcMar>
+          </w:tcPr>
+          <w:p>
+            <w:pPr>
+              <w:spacing w:after="30" w:line="265"/>
+            </w:pPr>
+            <w:r>
+              <w:rPr>
+                <w:rFonts w:ascii="Malgun Gothic" w:cs="Malgun Gothic" w:eastAsia="Malgun Gothic" w:hAnsi="Malgun Gothic"/>
+                <w:b/>
+                <w:bCs/>
+                <w:color w:val="2A2420"/>
+                <w:sz w:val="18"/>
+                <w:szCs w:val="18"/>
+              </w:rPr>
+              <w:t xml:space="preserve">question.text / sceneRef</w:t>
+            </w:r>
+          </w:p>
+        </w:tc>
+        <w:tc>
+          <w:tcPr>
+            <w:tcW w:type="dxa" w:w="4200"/>
             <w:tcBorders>
               <w:top w:val="single" w:color="D9CDB8" w:sz="4"/>
               <w:left w:val="single" w:color="D9CDB8" w:sz="4"/>
@@ -22118,13 +25262,13 @@
                 <w:sz w:val="18"/>
                 <w:szCs w:val="18"/>
               </w:rPr>
-              <w:t xml:space="preserve">id, trip_id, day, questions(JSON: index,text,sceneId,audioKey), current_index, created_at</w:t>
-            </w:r>
-          </w:p>
-        </w:tc>
-        <w:tc>
-          <w:tcPr>
-            <w:tcW w:type="dxa" w:w="2438"/>
+              <w:t xml:space="preserve">tb_interview_question.question_text, scene_id, basis_text</w:t>
+            </w:r>
+          </w:p>
+        </w:tc>
+        <w:tc>
+          <w:tcPr>
+            <w:tcW w:type="dxa" w:w="2938"/>
             <w:tcBorders>
               <w:top w:val="single" w:color="D9CDB8" w:sz="4"/>
               <w:left w:val="single" w:color="D9CDB8" w:sz="4"/>
@@ -22151,7 +25295,7 @@
                 <w:sz w:val="18"/>
                 <w:szCs w:val="18"/>
               </w:rPr>
-              <w:t xml:space="preserve">질문 5개를 미리 저장</w:t>
+              <w:t xml:space="preserve">index = seq, total = tb_interview.total_question_cnt</w:t>
             </w:r>
           </w:p>
         </w:tc>
@@ -22162,40 +25306,40 @@
         </w:trPr>
         <w:tc>
           <w:tcPr>
-            <w:tcW w:type="dxa" w:w="1800"/>
-            <w:tcBorders>
-              <w:top w:val="single" w:color="D9CDB8" w:sz="4"/>
-              <w:left w:val="single" w:color="D9CDB8" w:sz="4"/>
-              <w:bottom w:val="single" w:color="D9CDB8" w:sz="4"/>
-              <w:right w:val="single" w:color="D9CDB8" w:sz="4"/>
-            </w:tcBorders>
-            <w:tcMar>
-              <w:top w:type="dxa" w:w="60"/>
-              <w:left w:type="dxa" w:w="90"/>
-              <w:bottom w:type="dxa" w:w="60"/>
-              <w:right w:type="dxa" w:w="90"/>
-            </w:tcMar>
-          </w:tcPr>
-          <w:p>
-            <w:pPr>
-              <w:spacing w:after="30" w:line="265"/>
-            </w:pPr>
-            <w:r>
-              <w:rPr>
-                <w:rFonts w:ascii="Malgun Gothic" w:cs="Malgun Gothic" w:eastAsia="Malgun Gothic" w:hAnsi="Malgun Gothic"/>
-                <w:b/>
-                <w:bCs/>
-                <w:color w:val="2A2420"/>
-                <w:sz w:val="18"/>
-                <w:szCs w:val="18"/>
-              </w:rPr>
-              <w:t xml:space="preserve">answers</w:t>
-            </w:r>
-          </w:p>
-        </w:tc>
-        <w:tc>
-          <w:tcPr>
-            <w:tcW w:type="dxa" w:w="5400"/>
+            <w:tcW w:type="dxa" w:w="2500"/>
+            <w:tcBorders>
+              <w:top w:val="single" w:color="D9CDB8" w:sz="4"/>
+              <w:left w:val="single" w:color="D9CDB8" w:sz="4"/>
+              <w:bottom w:val="single" w:color="D9CDB8" w:sz="4"/>
+              <w:right w:val="single" w:color="D9CDB8" w:sz="4"/>
+            </w:tcBorders>
+            <w:tcMar>
+              <w:top w:type="dxa" w:w="60"/>
+              <w:left w:type="dxa" w:w="90"/>
+              <w:bottom w:type="dxa" w:w="60"/>
+              <w:right w:type="dxa" w:w="90"/>
+            </w:tcMar>
+          </w:tcPr>
+          <w:p>
+            <w:pPr>
+              <w:spacing w:after="30" w:line="265"/>
+            </w:pPr>
+            <w:r>
+              <w:rPr>
+                <w:rFonts w:ascii="Malgun Gothic" w:cs="Malgun Gothic" w:eastAsia="Malgun Gothic" w:hAnsi="Malgun Gothic"/>
+                <w:b/>
+                <w:bCs/>
+                <w:color w:val="2A2420"/>
+                <w:sz w:val="18"/>
+                <w:szCs w:val="18"/>
+              </w:rPr>
+              <w:t xml:space="preserve">question.audioUrl</w:t>
+            </w:r>
+          </w:p>
+        </w:tc>
+        <w:tc>
+          <w:tcPr>
+            <w:tcW w:type="dxa" w:w="4200"/>
             <w:tcBorders>
               <w:top w:val="single" w:color="D9CDB8" w:sz="4"/>
               <w:left w:val="single" w:color="D9CDB8" w:sz="4"/>
@@ -22222,13 +25366,13 @@
                 <w:sz w:val="18"/>
                 <w:szCs w:val="18"/>
               </w:rPr>
-              <w:t xml:space="preserve">id, session_id, q_index, transcript, audio_key, seconds, skipped</w:t>
-            </w:r>
-          </w:p>
-        </w:tc>
-        <w:tc>
-          <w:tcPr>
-            <w:tcW w:type="dxa" w:w="2438"/>
+              <w:t xml:space="preserve">tb_voice_segment(speaker=AI).audio_key → 서명 URL</w:t>
+            </w:r>
+          </w:p>
+        </w:tc>
+        <w:tc>
+          <w:tcPr>
+            <w:tcW w:type="dxa" w:w="2938"/>
             <w:tcBorders>
               <w:top w:val="single" w:color="D9CDB8" w:sz="4"/>
               <w:left w:val="single" w:color="D9CDB8" w:sz="4"/>
@@ -22255,7 +25399,7 @@
                 <w:sz w:val="18"/>
                 <w:szCs w:val="18"/>
               </w:rPr>
-              <w:t xml:space="preserve">voiceMinutes 계산에 사용</w:t>
+              <w:t xml:space="preserve"/>
             </w:r>
           </w:p>
         </w:tc>
@@ -22266,40 +25410,40 @@
         </w:trPr>
         <w:tc>
           <w:tcPr>
-            <w:tcW w:type="dxa" w:w="1800"/>
-            <w:tcBorders>
-              <w:top w:val="single" w:color="D9CDB8" w:sz="4"/>
-              <w:left w:val="single" w:color="D9CDB8" w:sz="4"/>
-              <w:bottom w:val="single" w:color="D9CDB8" w:sz="4"/>
-              <w:right w:val="single" w:color="D9CDB8" w:sz="4"/>
-            </w:tcBorders>
-            <w:tcMar>
-              <w:top w:type="dxa" w:w="60"/>
-              <w:left w:type="dxa" w:w="90"/>
-              <w:bottom w:type="dxa" w:w="60"/>
-              <w:right w:type="dxa" w:w="90"/>
-            </w:tcMar>
-          </w:tcPr>
-          <w:p>
-            <w:pPr>
-              <w:spacing w:after="30" w:line="265"/>
-            </w:pPr>
-            <w:r>
-              <w:rPr>
-                <w:rFonts w:ascii="Malgun Gothic" w:cs="Malgun Gothic" w:eastAsia="Malgun Gothic" w:hAnsi="Malgun Gothic"/>
-                <w:b/>
-                <w:bCs/>
-                <w:color w:val="2A2420"/>
-                <w:sz w:val="18"/>
-                <w:szCs w:val="18"/>
-              </w:rPr>
-              <w:t xml:space="preserve">chapters</w:t>
-            </w:r>
-          </w:p>
-        </w:tc>
-        <w:tc>
-          <w:tcPr>
-            <w:tcW w:type="dxa" w:w="5400"/>
+            <w:tcW w:type="dxa" w:w="2500"/>
+            <w:tcBorders>
+              <w:top w:val="single" w:color="D9CDB8" w:sz="4"/>
+              <w:left w:val="single" w:color="D9CDB8" w:sz="4"/>
+              <w:bottom w:val="single" w:color="D9CDB8" w:sz="4"/>
+              <w:right w:val="single" w:color="D9CDB8" w:sz="4"/>
+            </w:tcBorders>
+            <w:tcMar>
+              <w:top w:type="dxa" w:w="60"/>
+              <w:left w:type="dxa" w:w="90"/>
+              <w:bottom w:type="dxa" w:w="60"/>
+              <w:right w:type="dxa" w:w="90"/>
+            </w:tcMar>
+          </w:tcPr>
+          <w:p>
+            <w:pPr>
+              <w:spacing w:after="30" w:line="265"/>
+            </w:pPr>
+            <w:r>
+              <w:rPr>
+                <w:rFonts w:ascii="Malgun Gothic" w:cs="Malgun Gothic" w:eastAsia="Malgun Gothic" w:hAnsi="Malgun Gothic"/>
+                <w:b/>
+                <w:bCs/>
+                <w:color w:val="2A2420"/>
+                <w:sz w:val="18"/>
+                <w:szCs w:val="18"/>
+              </w:rPr>
+              <w:t xml:space="preserve">transcript / skipped</w:t>
+            </w:r>
+          </w:p>
+        </w:tc>
+        <w:tc>
+          <w:tcPr>
+            <w:tcW w:type="dxa" w:w="4200"/>
             <w:tcBorders>
               <w:top w:val="single" w:color="D9CDB8" w:sz="4"/>
               <w:left w:val="single" w:color="D9CDB8" w:sz="4"/>
@@ -22326,13 +25470,13 @@
                 <w:sz w:val="18"/>
                 <w:szCs w:val="18"/>
               </w:rPr>
-              <w:t xml:space="preserve">id, trip_id, day, label, title, body, moments(JSON), sentences(JSON: text, style별 본문, evidenceIds)</w:t>
-            </w:r>
-          </w:p>
-        </w:tc>
-        <w:tc>
-          <w:tcPr>
-            <w:tcW w:type="dxa" w:w="2438"/>
+              <w:t xml:space="preserve">tb_voice_segment(speaker=USER).transcript / tb_interview_question.status(SKIPPED)</w:t>
+            </w:r>
+          </w:p>
+        </w:tc>
+        <w:tc>
+          <w:tcPr>
+            <w:tcW w:type="dxa" w:w="2938"/>
             <w:tcBorders>
               <w:top w:val="single" w:color="D9CDB8" w:sz="4"/>
               <w:left w:val="single" w:color="D9CDB8" w:sz="4"/>
@@ -22359,7 +25503,7 @@
                 <w:sz w:val="18"/>
                 <w:szCs w:val="18"/>
               </w:rPr>
-              <w:t xml:space="preserve">문장 단위 JSON</w:t>
+              <w:t xml:space="preserve">빈 전사 = SKIPPED</w:t>
             </w:r>
           </w:p>
         </w:tc>
@@ -22370,40 +25514,40 @@
         </w:trPr>
         <w:tc>
           <w:tcPr>
-            <w:tcW w:type="dxa" w:w="1800"/>
-            <w:tcBorders>
-              <w:top w:val="single" w:color="D9CDB8" w:sz="4"/>
-              <w:left w:val="single" w:color="D9CDB8" w:sz="4"/>
-              <w:bottom w:val="single" w:color="D9CDB8" w:sz="4"/>
-              <w:right w:val="single" w:color="D9CDB8" w:sz="4"/>
-            </w:tcBorders>
-            <w:tcMar>
-              <w:top w:type="dxa" w:w="60"/>
-              <w:left w:type="dxa" w:w="90"/>
-              <w:bottom w:type="dxa" w:w="60"/>
-              <w:right w:type="dxa" w:w="90"/>
-            </w:tcMar>
-          </w:tcPr>
-          <w:p>
-            <w:pPr>
-              <w:spacing w:after="30" w:line="265"/>
-            </w:pPr>
-            <w:r>
-              <w:rPr>
-                <w:rFonts w:ascii="Malgun Gothic" w:cs="Malgun Gothic" w:eastAsia="Malgun Gothic" w:hAnsi="Malgun Gothic"/>
-                <w:b/>
-                <w:bCs/>
-                <w:color w:val="2A2420"/>
-                <w:sz w:val="18"/>
-                <w:szCs w:val="18"/>
-              </w:rPr>
-              <w:t xml:space="preserve">books</w:t>
-            </w:r>
-          </w:p>
-        </w:tc>
-        <w:tc>
-          <w:tcPr>
-            <w:tcW w:type="dxa" w:w="5400"/>
+            <w:tcW w:type="dxa" w:w="2500"/>
+            <w:tcBorders>
+              <w:top w:val="single" w:color="D9CDB8" w:sz="4"/>
+              <w:left w:val="single" w:color="D9CDB8" w:sz="4"/>
+              <w:bottom w:val="single" w:color="D9CDB8" w:sz="4"/>
+              <w:right w:val="single" w:color="D9CDB8" w:sz="4"/>
+            </w:tcBorders>
+            <w:tcMar>
+              <w:top w:type="dxa" w:w="60"/>
+              <w:left w:type="dxa" w:w="90"/>
+              <w:bottom w:type="dxa" w:w="60"/>
+              <w:right w:type="dxa" w:w="90"/>
+            </w:tcMar>
+          </w:tcPr>
+          <w:p>
+            <w:pPr>
+              <w:spacing w:after="30" w:line="265"/>
+            </w:pPr>
+            <w:r>
+              <w:rPr>
+                <w:rFonts w:ascii="Malgun Gothic" w:cs="Malgun Gothic" w:eastAsia="Malgun Gothic" w:hAnsi="Malgun Gothic"/>
+                <w:b/>
+                <w:bCs/>
+                <w:color w:val="2A2420"/>
+                <w:sz w:val="18"/>
+                <w:szCs w:val="18"/>
+              </w:rPr>
+              <w:t xml:space="preserve">chapter.label / title / body</w:t>
+            </w:r>
+          </w:p>
+        </w:tc>
+        <w:tc>
+          <w:tcPr>
+            <w:tcW w:type="dxa" w:w="4200"/>
             <w:tcBorders>
               <w:top w:val="single" w:color="D9CDB8" w:sz="4"/>
               <w:left w:val="single" w:color="D9CDB8" w:sz="4"/>
@@ -22430,13 +25574,13 @@
                 <w:sz w:val="18"/>
                 <w:szCs w:val="18"/>
               </w:rPr>
-              <w:t xml:space="preserve">id, user_id, trip_id, title, place, date_range, style, cover_photo_key, stats(JSON), created_at</w:t>
-            </w:r>
-          </w:p>
-        </w:tc>
-        <w:tc>
-          <w:tcPr>
-            <w:tcW w:type="dxa" w:w="2438"/>
+              <w:t xml:space="preserve">tb_trip_day.travel_date, tb_chapter.title, 문장들</w:t>
+            </w:r>
+          </w:p>
+        </w:tc>
+        <w:tc>
+          <w:tcPr>
+            <w:tcW w:type="dxa" w:w="2938"/>
             <w:tcBorders>
               <w:top w:val="single" w:color="D9CDB8" w:sz="4"/>
               <w:left w:val="single" w:color="D9CDB8" w:sz="4"/>
@@ -22463,7 +25607,7 @@
                 <w:sz w:val="18"/>
                 <w:szCs w:val="18"/>
               </w:rPr>
-              <w:t xml:space="preserve"/>
+              <w:t xml:space="preserve">부제(subtitle)·포착 순간(moments) 컬럼이 설계서에 없음 → 추가 필요</w:t>
             </w:r>
           </w:p>
         </w:tc>
@@ -22474,40 +25618,40 @@
         </w:trPr>
         <w:tc>
           <w:tcPr>
-            <w:tcW w:type="dxa" w:w="1800"/>
-            <w:tcBorders>
-              <w:top w:val="single" w:color="D9CDB8" w:sz="4"/>
-              <w:left w:val="single" w:color="D9CDB8" w:sz="4"/>
-              <w:bottom w:val="single" w:color="D9CDB8" w:sz="4"/>
-              <w:right w:val="single" w:color="D9CDB8" w:sz="4"/>
-            </w:tcBorders>
-            <w:tcMar>
-              <w:top w:type="dxa" w:w="60"/>
-              <w:left w:type="dxa" w:w="90"/>
-              <w:bottom w:type="dxa" w:w="60"/>
-              <w:right w:type="dxa" w:w="90"/>
-            </w:tcMar>
-          </w:tcPr>
-          <w:p>
-            <w:pPr>
-              <w:spacing w:after="30" w:line="265"/>
-            </w:pPr>
-            <w:r>
-              <w:rPr>
-                <w:rFonts w:ascii="Malgun Gothic" w:cs="Malgun Gothic" w:eastAsia="Malgun Gothic" w:hAnsi="Malgun Gothic"/>
-                <w:b/>
-                <w:bCs/>
-                <w:color w:val="2A2420"/>
-                <w:sz w:val="18"/>
-                <w:szCs w:val="18"/>
-              </w:rPr>
-              <w:t xml:space="preserve">jobs</w:t>
-            </w:r>
-          </w:p>
-        </w:tc>
-        <w:tc>
-          <w:tcPr>
-            <w:tcW w:type="dxa" w:w="5400"/>
+            <w:tcW w:type="dxa" w:w="2500"/>
+            <w:tcBorders>
+              <w:top w:val="single" w:color="D9CDB8" w:sz="4"/>
+              <w:left w:val="single" w:color="D9CDB8" w:sz="4"/>
+              <w:bottom w:val="single" w:color="D9CDB8" w:sz="4"/>
+              <w:right w:val="single" w:color="D9CDB8" w:sz="4"/>
+            </w:tcBorders>
+            <w:tcMar>
+              <w:top w:type="dxa" w:w="60"/>
+              <w:left w:type="dxa" w:w="90"/>
+              <w:bottom w:type="dxa" w:w="60"/>
+              <w:right w:type="dxa" w:w="90"/>
+            </w:tcMar>
+          </w:tcPr>
+          <w:p>
+            <w:pPr>
+              <w:spacing w:after="30" w:line="265"/>
+            </w:pPr>
+            <w:r>
+              <w:rPr>
+                <w:rFonts w:ascii="Malgun Gothic" w:cs="Malgun Gothic" w:eastAsia="Malgun Gothic" w:hAnsi="Malgun Gothic"/>
+                <w:b/>
+                <w:bCs/>
+                <w:color w:val="2A2420"/>
+                <w:sz w:val="18"/>
+                <w:szCs w:val="18"/>
+              </w:rPr>
+              <w:t xml:space="preserve">sentences[].evidence</w:t>
+            </w:r>
+          </w:p>
+        </w:tc>
+        <w:tc>
+          <w:tcPr>
+            <w:tcW w:type="dxa" w:w="4200"/>
             <w:tcBorders>
               <w:top w:val="single" w:color="D9CDB8" w:sz="4"/>
               <w:left w:val="single" w:color="D9CDB8" w:sz="4"/>
@@ -22534,13 +25678,13 @@
                 <w:sz w:val="18"/>
                 <w:szCs w:val="18"/>
               </w:rPr>
-              <w:t xml:space="preserve">id, user_id, kind, target_id, status, progress, error, created_at, updated_at</w:t>
-            </w:r>
-          </w:p>
-        </w:tc>
-        <w:tc>
-          <w:tcPr>
-            <w:tcW w:type="dxa" w:w="2438"/>
+              <w:t xml:space="preserve">문장 단위 근거 → tb_photo, tb_voice_segment</w:t>
+            </w:r>
+          </w:p>
+        </w:tc>
+        <w:tc>
+          <w:tcPr>
+            <w:tcW w:type="dxa" w:w="2938"/>
             <w:tcBorders>
               <w:top w:val="single" w:color="D9CDB8" w:sz="4"/>
               <w:left w:val="single" w:color="D9CDB8" w:sz="4"/>
@@ -22567,7 +25711,631 @@
                 <w:sz w:val="18"/>
                 <w:szCs w:val="18"/>
               </w:rPr>
-              <w:t xml:space="preserve">4.1장</w:t>
+              <w:t xml:space="preserve">설계서는 문단 단위(tb_paragraph_evidence)라 문장 단위 테이블 필요</w:t>
+            </w:r>
+          </w:p>
+        </w:tc>
+      </w:tr>
+      <w:tr>
+        <w:trPr>
+          <w:cantSplit/>
+        </w:trPr>
+        <w:tc>
+          <w:tcPr>
+            <w:tcW w:type="dxa" w:w="2500"/>
+            <w:tcBorders>
+              <w:top w:val="single" w:color="D9CDB8" w:sz="4"/>
+              <w:left w:val="single" w:color="D9CDB8" w:sz="4"/>
+              <w:bottom w:val="single" w:color="D9CDB8" w:sz="4"/>
+              <w:right w:val="single" w:color="D9CDB8" w:sz="4"/>
+            </w:tcBorders>
+            <w:tcMar>
+              <w:top w:type="dxa" w:w="60"/>
+              <w:left w:type="dxa" w:w="90"/>
+              <w:bottom w:type="dxa" w:w="60"/>
+              <w:right w:type="dxa" w:w="90"/>
+            </w:tcMar>
+          </w:tcPr>
+          <w:p>
+            <w:pPr>
+              <w:spacing w:after="30" w:line="265"/>
+            </w:pPr>
+            <w:r>
+              <w:rPr>
+                <w:rFonts w:ascii="Malgun Gothic" w:cs="Malgun Gothic" w:eastAsia="Malgun Gothic" w:hAnsi="Malgun Gothic"/>
+                <w:b/>
+                <w:bCs/>
+                <w:color w:val="2A2420"/>
+                <w:sz w:val="18"/>
+                <w:szCs w:val="18"/>
+              </w:rPr>
+              <w:t xml:space="preserve">pullQuote</w:t>
+            </w:r>
+          </w:p>
+        </w:tc>
+        <w:tc>
+          <w:tcPr>
+            <w:tcW w:type="dxa" w:w="4200"/>
+            <w:tcBorders>
+              <w:top w:val="single" w:color="D9CDB8" w:sz="4"/>
+              <w:left w:val="single" w:color="D9CDB8" w:sz="4"/>
+              <w:bottom w:val="single" w:color="D9CDB8" w:sz="4"/>
+              <w:right w:val="single" w:color="D9CDB8" w:sz="4"/>
+            </w:tcBorders>
+            <w:tcMar>
+              <w:top w:type="dxa" w:w="60"/>
+              <w:left w:type="dxa" w:w="90"/>
+              <w:bottom w:type="dxa" w:w="60"/>
+              <w:right w:type="dxa" w:w="90"/>
+            </w:tcMar>
+          </w:tcPr>
+          <w:p>
+            <w:pPr>
+              <w:spacing w:after="30" w:line="265"/>
+            </w:pPr>
+            <w:r>
+              <w:rPr>
+                <w:rFonts w:ascii="Malgun Gothic" w:cs="Malgun Gothic" w:eastAsia="Malgun Gothic" w:hAnsi="Malgun Gothic"/>
+                <w:b w:val="false"/>
+                <w:bCs w:val="false"/>
+                <w:color w:val="2A2420"/>
+                <w:sz w:val="18"/>
+                <w:szCs w:val="18"/>
+              </w:rPr>
+              <w:t xml:space="preserve">대표 인용문 + 그 발화(tb_voice_segment)</w:t>
+            </w:r>
+          </w:p>
+        </w:tc>
+        <w:tc>
+          <w:tcPr>
+            <w:tcW w:type="dxa" w:w="2938"/>
+            <w:tcBorders>
+              <w:top w:val="single" w:color="D9CDB8" w:sz="4"/>
+              <w:left w:val="single" w:color="D9CDB8" w:sz="4"/>
+              <w:bottom w:val="single" w:color="D9CDB8" w:sz="4"/>
+              <w:right w:val="single" w:color="D9CDB8" w:sz="4"/>
+            </w:tcBorders>
+            <w:tcMar>
+              <w:top w:type="dxa" w:w="60"/>
+              <w:left w:type="dxa" w:w="90"/>
+              <w:bottom w:type="dxa" w:w="60"/>
+              <w:right w:type="dxa" w:w="90"/>
+            </w:tcMar>
+          </w:tcPr>
+          <w:p>
+            <w:pPr>
+              <w:spacing w:after="30" w:line="265"/>
+            </w:pPr>
+            <w:r>
+              <w:rPr>
+                <w:rFonts w:ascii="Malgun Gothic" w:cs="Malgun Gothic" w:eastAsia="Malgun Gothic" w:hAnsi="Malgun Gothic"/>
+                <w:b w:val="false"/>
+                <w:bCs w:val="false"/>
+                <w:color w:val="2A2420"/>
+                <w:sz w:val="18"/>
+                <w:szCs w:val="18"/>
+              </w:rPr>
+              <w:t xml:space="preserve">설계서에 대표 인용 컬럼이 없음(ERD에는 highlight_*)</w:t>
+            </w:r>
+          </w:p>
+        </w:tc>
+      </w:tr>
+      <w:tr>
+        <w:trPr>
+          <w:cantSplit/>
+        </w:trPr>
+        <w:tc>
+          <w:tcPr>
+            <w:tcW w:type="dxa" w:w="2500"/>
+            <w:tcBorders>
+              <w:top w:val="single" w:color="D9CDB8" w:sz="4"/>
+              <w:left w:val="single" w:color="D9CDB8" w:sz="4"/>
+              <w:bottom w:val="single" w:color="D9CDB8" w:sz="4"/>
+              <w:right w:val="single" w:color="D9CDB8" w:sz="4"/>
+            </w:tcBorders>
+            <w:tcMar>
+              <w:top w:type="dxa" w:w="60"/>
+              <w:left w:type="dxa" w:w="90"/>
+              <w:bottom w:type="dxa" w:w="60"/>
+              <w:right w:type="dxa" w:w="90"/>
+            </w:tcMar>
+          </w:tcPr>
+          <w:p>
+            <w:pPr>
+              <w:spacing w:after="30" w:line="265"/>
+            </w:pPr>
+            <w:r>
+              <w:rPr>
+                <w:rFonts w:ascii="Malgun Gothic" w:cs="Malgun Gothic" w:eastAsia="Malgun Gothic" w:hAnsi="Malgun Gothic"/>
+                <w:b/>
+                <w:bCs/>
+                <w:color w:val="2A2420"/>
+                <w:sz w:val="18"/>
+                <w:szCs w:val="18"/>
+              </w:rPr>
+              <w:t xml:space="preserve">book.title / dateRange / stats</w:t>
+            </w:r>
+          </w:p>
+        </w:tc>
+        <w:tc>
+          <w:tcPr>
+            <w:tcW w:type="dxa" w:w="4200"/>
+            <w:tcBorders>
+              <w:top w:val="single" w:color="D9CDB8" w:sz="4"/>
+              <w:left w:val="single" w:color="D9CDB8" w:sz="4"/>
+              <w:bottom w:val="single" w:color="D9CDB8" w:sz="4"/>
+              <w:right w:val="single" w:color="D9CDB8" w:sz="4"/>
+            </w:tcBorders>
+            <w:tcMar>
+              <w:top w:type="dxa" w:w="60"/>
+              <w:left w:type="dxa" w:w="90"/>
+              <w:bottom w:type="dxa" w:w="60"/>
+              <w:right w:type="dxa" w:w="90"/>
+            </w:tcMar>
+          </w:tcPr>
+          <w:p>
+            <w:pPr>
+              <w:spacing w:after="30" w:line="265"/>
+            </w:pPr>
+            <w:r>
+              <w:rPr>
+                <w:rFonts w:ascii="Malgun Gothic" w:cs="Malgun Gothic" w:eastAsia="Malgun Gothic" w:hAnsi="Malgun Gothic"/>
+                <w:b w:val="false"/>
+                <w:bCs w:val="false"/>
+                <w:color w:val="2A2420"/>
+                <w:sz w:val="18"/>
+                <w:szCs w:val="18"/>
+              </w:rPr>
+              <w:t xml:space="preserve">tb_trip.title, start_date~end_date, 집계(사진 수=READY 사진, 목소리=USER 발화 길이 합)</w:t>
+            </w:r>
+          </w:p>
+        </w:tc>
+        <w:tc>
+          <w:tcPr>
+            <w:tcW w:type="dxa" w:w="2938"/>
+            <w:tcBorders>
+              <w:top w:val="single" w:color="D9CDB8" w:sz="4"/>
+              <w:left w:val="single" w:color="D9CDB8" w:sz="4"/>
+              <w:bottom w:val="single" w:color="D9CDB8" w:sz="4"/>
+              <w:right w:val="single" w:color="D9CDB8" w:sz="4"/>
+            </w:tcBorders>
+            <w:tcMar>
+              <w:top w:type="dxa" w:w="60"/>
+              <w:left w:type="dxa" w:w="90"/>
+              <w:bottom w:type="dxa" w:w="60"/>
+              <w:right w:type="dxa" w:w="90"/>
+            </w:tcMar>
+          </w:tcPr>
+          <w:p>
+            <w:pPr>
+              <w:spacing w:after="30" w:line="265"/>
+            </w:pPr>
+            <w:r>
+              <w:rPr>
+                <w:rFonts w:ascii="Malgun Gothic" w:cs="Malgun Gothic" w:eastAsia="Malgun Gothic" w:hAnsi="Malgun Gothic"/>
+                <w:b w:val="false"/>
+                <w:bCs w:val="false"/>
+                <w:color w:val="2A2420"/>
+                <w:sz w:val="18"/>
+                <w:szCs w:val="18"/>
+              </w:rPr>
+              <w:t xml:space="preserve">“목소리 N분”은 사용자 답변 음성의 합으로 정의</w:t>
+            </w:r>
+          </w:p>
+        </w:tc>
+      </w:tr>
+      <w:tr>
+        <w:trPr>
+          <w:cantSplit/>
+        </w:trPr>
+        <w:tc>
+          <w:tcPr>
+            <w:tcW w:type="dxa" w:w="2500"/>
+            <w:tcBorders>
+              <w:top w:val="single" w:color="D9CDB8" w:sz="4"/>
+              <w:left w:val="single" w:color="D9CDB8" w:sz="4"/>
+              <w:bottom w:val="single" w:color="D9CDB8" w:sz="4"/>
+              <w:right w:val="single" w:color="D9CDB8" w:sz="4"/>
+            </w:tcBorders>
+            <w:tcMar>
+              <w:top w:type="dxa" w:w="60"/>
+              <w:left w:type="dxa" w:w="90"/>
+              <w:bottom w:type="dxa" w:w="60"/>
+              <w:right w:type="dxa" w:w="90"/>
+            </w:tcMar>
+          </w:tcPr>
+          <w:p>
+            <w:pPr>
+              <w:spacing w:after="30" w:line="265"/>
+            </w:pPr>
+            <w:r>
+              <w:rPr>
+                <w:rFonts w:ascii="Malgun Gothic" w:cs="Malgun Gothic" w:eastAsia="Malgun Gothic" w:hAnsi="Malgun Gothic"/>
+                <w:b/>
+                <w:bCs/>
+                <w:color w:val="2A2420"/>
+                <w:sz w:val="18"/>
+                <w:szCs w:val="18"/>
+              </w:rPr>
+              <w:t xml:space="preserve">coverPhotoUrl / coverColor</w:t>
+            </w:r>
+          </w:p>
+        </w:tc>
+        <w:tc>
+          <w:tcPr>
+            <w:tcW w:type="dxa" w:w="4200"/>
+            <w:tcBorders>
+              <w:top w:val="single" w:color="D9CDB8" w:sz="4"/>
+              <w:left w:val="single" w:color="D9CDB8" w:sz="4"/>
+              <w:bottom w:val="single" w:color="D9CDB8" w:sz="4"/>
+              <w:right w:val="single" w:color="D9CDB8" w:sz="4"/>
+            </w:tcBorders>
+            <w:tcMar>
+              <w:top w:type="dxa" w:w="60"/>
+              <w:left w:type="dxa" w:w="90"/>
+              <w:bottom w:type="dxa" w:w="60"/>
+              <w:right w:type="dxa" w:w="90"/>
+            </w:tcMar>
+          </w:tcPr>
+          <w:p>
+            <w:pPr>
+              <w:spacing w:after="30" w:line="265"/>
+            </w:pPr>
+            <w:r>
+              <w:rPr>
+                <w:rFonts w:ascii="Malgun Gothic" w:cs="Malgun Gothic" w:eastAsia="Malgun Gothic" w:hAnsi="Malgun Gothic"/>
+                <w:b w:val="false"/>
+                <w:bCs w:val="false"/>
+                <w:color w:val="2A2420"/>
+                <w:sz w:val="18"/>
+                <w:szCs w:val="18"/>
+              </w:rPr>
+              <w:t xml:space="preserve">tb_trip 표지 사진(cover_photo_id 필요) / cover_color_set</w:t>
+            </w:r>
+          </w:p>
+        </w:tc>
+        <w:tc>
+          <w:tcPr>
+            <w:tcW w:type="dxa" w:w="2938"/>
+            <w:tcBorders>
+              <w:top w:val="single" w:color="D9CDB8" w:sz="4"/>
+              <w:left w:val="single" w:color="D9CDB8" w:sz="4"/>
+              <w:bottom w:val="single" w:color="D9CDB8" w:sz="4"/>
+              <w:right w:val="single" w:color="D9CDB8" w:sz="4"/>
+            </w:tcBorders>
+            <w:tcMar>
+              <w:top w:type="dxa" w:w="60"/>
+              <w:left w:type="dxa" w:w="90"/>
+              <w:bottom w:type="dxa" w:w="60"/>
+              <w:right w:type="dxa" w:w="90"/>
+            </w:tcMar>
+          </w:tcPr>
+          <w:p>
+            <w:pPr>
+              <w:spacing w:after="30" w:line="265"/>
+            </w:pPr>
+            <w:r>
+              <w:rPr>
+                <w:rFonts w:ascii="Malgun Gothic" w:cs="Malgun Gothic" w:eastAsia="Malgun Gothic" w:hAnsi="Malgun Gothic"/>
+                <w:b w:val="false"/>
+                <w:bCs w:val="false"/>
+                <w:color w:val="2A2420"/>
+                <w:sz w:val="18"/>
+                <w:szCs w:val="18"/>
+              </w:rPr>
+              <w:t xml:space="preserve">표지는 사진 배경 + 제목 고정. 색은 책등 색(1 red, 2 teal, 3 slate)</w:t>
+            </w:r>
+          </w:p>
+        </w:tc>
+      </w:tr>
+      <w:tr>
+        <w:trPr>
+          <w:cantSplit/>
+        </w:trPr>
+        <w:tc>
+          <w:tcPr>
+            <w:tcW w:type="dxa" w:w="2500"/>
+            <w:tcBorders>
+              <w:top w:val="single" w:color="D9CDB8" w:sz="4"/>
+              <w:left w:val="single" w:color="D9CDB8" w:sz="4"/>
+              <w:bottom w:val="single" w:color="D9CDB8" w:sz="4"/>
+              <w:right w:val="single" w:color="D9CDB8" w:sz="4"/>
+            </w:tcBorders>
+            <w:tcMar>
+              <w:top w:type="dxa" w:w="60"/>
+              <w:left w:type="dxa" w:w="90"/>
+              <w:bottom w:type="dxa" w:w="60"/>
+              <w:right w:type="dxa" w:w="90"/>
+            </w:tcMar>
+          </w:tcPr>
+          <w:p>
+            <w:pPr>
+              <w:spacing w:after="30" w:line="265"/>
+            </w:pPr>
+            <w:r>
+              <w:rPr>
+                <w:rFonts w:ascii="Malgun Gothic" w:cs="Malgun Gothic" w:eastAsia="Malgun Gothic" w:hAnsi="Malgun Gothic"/>
+                <w:b/>
+                <w:bCs/>
+                <w:color w:val="2A2420"/>
+                <w:sz w:val="18"/>
+                <w:szCs w:val="18"/>
+              </w:rPr>
+              <w:t xml:space="preserve">book.chapters[]</w:t>
+            </w:r>
+          </w:p>
+        </w:tc>
+        <w:tc>
+          <w:tcPr>
+            <w:tcW w:type="dxa" w:w="4200"/>
+            <w:tcBorders>
+              <w:top w:val="single" w:color="D9CDB8" w:sz="4"/>
+              <w:left w:val="single" w:color="D9CDB8" w:sz="4"/>
+              <w:bottom w:val="single" w:color="D9CDB8" w:sz="4"/>
+              <w:right w:val="single" w:color="D9CDB8" w:sz="4"/>
+            </w:tcBorders>
+            <w:tcMar>
+              <w:top w:type="dxa" w:w="60"/>
+              <w:left w:type="dxa" w:w="90"/>
+              <w:bottom w:type="dxa" w:w="60"/>
+              <w:right w:type="dxa" w:w="90"/>
+            </w:tcMar>
+          </w:tcPr>
+          <w:p>
+            <w:pPr>
+              <w:spacing w:after="30" w:line="265"/>
+            </w:pPr>
+            <w:r>
+              <w:rPr>
+                <w:rFonts w:ascii="Malgun Gothic" w:cs="Malgun Gothic" w:eastAsia="Malgun Gothic" w:hAnsi="Malgun Gothic"/>
+                <w:b w:val="false"/>
+                <w:bCs w:val="false"/>
+                <w:color w:val="2A2420"/>
+                <w:sz w:val="18"/>
+                <w:szCs w:val="18"/>
+              </w:rPr>
+              <w:t xml:space="preserve">tb_chapter(current_yn=Y) chapter_no, title + 일차</w:t>
+            </w:r>
+          </w:p>
+        </w:tc>
+        <w:tc>
+          <w:tcPr>
+            <w:tcW w:type="dxa" w:w="2938"/>
+            <w:tcBorders>
+              <w:top w:val="single" w:color="D9CDB8" w:sz="4"/>
+              <w:left w:val="single" w:color="D9CDB8" w:sz="4"/>
+              <w:bottom w:val="single" w:color="D9CDB8" w:sz="4"/>
+              <w:right w:val="single" w:color="D9CDB8" w:sz="4"/>
+            </w:tcBorders>
+            <w:tcMar>
+              <w:top w:type="dxa" w:w="60"/>
+              <w:left w:type="dxa" w:w="90"/>
+              <w:bottom w:type="dxa" w:w="60"/>
+              <w:right w:type="dxa" w:w="90"/>
+            </w:tcMar>
+          </w:tcPr>
+          <w:p>
+            <w:pPr>
+              <w:spacing w:after="30" w:line="265"/>
+            </w:pPr>
+            <w:r>
+              <w:rPr>
+                <w:rFonts w:ascii="Malgun Gothic" w:cs="Malgun Gothic" w:eastAsia="Malgun Gothic" w:hAnsi="Malgun Gothic"/>
+                <w:b w:val="false"/>
+                <w:bCs w:val="false"/>
+                <w:color w:val="2A2420"/>
+                <w:sz w:val="18"/>
+                <w:szCs w:val="18"/>
+              </w:rPr>
+              <w:t xml:space="preserve"/>
+            </w:r>
+          </w:p>
+        </w:tc>
+      </w:tr>
+      <w:tr>
+        <w:trPr>
+          <w:cantSplit/>
+        </w:trPr>
+        <w:tc>
+          <w:tcPr>
+            <w:tcW w:type="dxa" w:w="2500"/>
+            <w:tcBorders>
+              <w:top w:val="single" w:color="D9CDB8" w:sz="4"/>
+              <w:left w:val="single" w:color="D9CDB8" w:sz="4"/>
+              <w:bottom w:val="single" w:color="D9CDB8" w:sz="4"/>
+              <w:right w:val="single" w:color="D9CDB8" w:sz="4"/>
+            </w:tcBorders>
+            <w:tcMar>
+              <w:top w:type="dxa" w:w="60"/>
+              <w:left w:type="dxa" w:w="90"/>
+              <w:bottom w:type="dxa" w:w="60"/>
+              <w:right w:type="dxa" w:w="90"/>
+            </w:tcMar>
+          </w:tcPr>
+          <w:p>
+            <w:pPr>
+              <w:spacing w:after="30" w:line="265"/>
+            </w:pPr>
+            <w:r>
+              <w:rPr>
+                <w:rFonts w:ascii="Malgun Gothic" w:cs="Malgun Gothic" w:eastAsia="Malgun Gothic" w:hAnsi="Malgun Gothic"/>
+                <w:b/>
+                <w:bCs/>
+                <w:color w:val="2A2420"/>
+                <w:sz w:val="18"/>
+                <w:szCs w:val="18"/>
+              </w:rPr>
+              <w:t xml:space="preserve">style</w:t>
+            </w:r>
+          </w:p>
+        </w:tc>
+        <w:tc>
+          <w:tcPr>
+            <w:tcW w:type="dxa" w:w="4200"/>
+            <w:tcBorders>
+              <w:top w:val="single" w:color="D9CDB8" w:sz="4"/>
+              <w:left w:val="single" w:color="D9CDB8" w:sz="4"/>
+              <w:bottom w:val="single" w:color="D9CDB8" w:sz="4"/>
+              <w:right w:val="single" w:color="D9CDB8" w:sz="4"/>
+            </w:tcBorders>
+            <w:tcMar>
+              <w:top w:type="dxa" w:w="60"/>
+              <w:left w:type="dxa" w:w="90"/>
+              <w:bottom w:type="dxa" w:w="60"/>
+              <w:right w:type="dxa" w:w="90"/>
+            </w:tcMar>
+          </w:tcPr>
+          <w:p>
+            <w:pPr>
+              <w:spacing w:after="30" w:line="265"/>
+            </w:pPr>
+            <w:r>
+              <w:rPr>
+                <w:rFonts w:ascii="Malgun Gothic" w:cs="Malgun Gothic" w:eastAsia="Malgun Gothic" w:hAnsi="Malgun Gothic"/>
+                <w:b w:val="false"/>
+                <w:bCs w:val="false"/>
+                <w:color w:val="2A2420"/>
+                <w:sz w:val="18"/>
+                <w:szCs w:val="18"/>
+              </w:rPr>
+              <w:t xml:space="preserve">tb_trip.writing_style / tb_chapter.style_code</w:t>
+            </w:r>
+          </w:p>
+        </w:tc>
+        <w:tc>
+          <w:tcPr>
+            <w:tcW w:type="dxa" w:w="2938"/>
+            <w:tcBorders>
+              <w:top w:val="single" w:color="D9CDB8" w:sz="4"/>
+              <w:left w:val="single" w:color="D9CDB8" w:sz="4"/>
+              <w:bottom w:val="single" w:color="D9CDB8" w:sz="4"/>
+              <w:right w:val="single" w:color="D9CDB8" w:sz="4"/>
+            </w:tcBorders>
+            <w:tcMar>
+              <w:top w:type="dxa" w:w="60"/>
+              <w:left w:type="dxa" w:w="90"/>
+              <w:bottom w:type="dxa" w:w="60"/>
+              <w:right w:type="dxa" w:w="90"/>
+            </w:tcMar>
+          </w:tcPr>
+          <w:p>
+            <w:pPr>
+              <w:spacing w:after="30" w:line="265"/>
+            </w:pPr>
+            <w:r>
+              <w:rPr>
+                <w:rFonts w:ascii="Malgun Gothic" w:cs="Malgun Gothic" w:eastAsia="Malgun Gothic" w:hAnsi="Malgun Gothic"/>
+                <w:b w:val="false"/>
+                <w:bCs w:val="false"/>
+                <w:color w:val="2A2420"/>
+                <w:sz w:val="18"/>
+                <w:szCs w:val="18"/>
+              </w:rPr>
+              <w:t xml:space="preserve">ESSAY/EMOTIONAL/FAIRYTALE (NOVEL은 화면 없음 → 결정 필요)</w:t>
+            </w:r>
+          </w:p>
+        </w:tc>
+      </w:tr>
+      <w:tr>
+        <w:trPr>
+          <w:cantSplit/>
+        </w:trPr>
+        <w:tc>
+          <w:tcPr>
+            <w:tcW w:type="dxa" w:w="2500"/>
+            <w:tcBorders>
+              <w:top w:val="single" w:color="D9CDB8" w:sz="4"/>
+              <w:left w:val="single" w:color="D9CDB8" w:sz="4"/>
+              <w:bottom w:val="single" w:color="D9CDB8" w:sz="4"/>
+              <w:right w:val="single" w:color="D9CDB8" w:sz="4"/>
+            </w:tcBorders>
+            <w:tcMar>
+              <w:top w:type="dxa" w:w="60"/>
+              <w:left w:type="dxa" w:w="90"/>
+              <w:bottom w:type="dxa" w:w="60"/>
+              <w:right w:type="dxa" w:w="90"/>
+            </w:tcMar>
+          </w:tcPr>
+          <w:p>
+            <w:pPr>
+              <w:spacing w:after="30" w:line="265"/>
+            </w:pPr>
+            <w:r>
+              <w:rPr>
+                <w:rFonts w:ascii="Malgun Gothic" w:cs="Malgun Gothic" w:eastAsia="Malgun Gothic" w:hAnsi="Malgun Gothic"/>
+                <w:b/>
+                <w:bCs/>
+                <w:color w:val="2A2420"/>
+                <w:sz w:val="18"/>
+                <w:szCs w:val="18"/>
+              </w:rPr>
+              <w:t xml:space="preserve">jobId / status / progress</w:t>
+            </w:r>
+          </w:p>
+        </w:tc>
+        <w:tc>
+          <w:tcPr>
+            <w:tcW w:type="dxa" w:w="4200"/>
+            <w:tcBorders>
+              <w:top w:val="single" w:color="D9CDB8" w:sz="4"/>
+              <w:left w:val="single" w:color="D9CDB8" w:sz="4"/>
+              <w:bottom w:val="single" w:color="D9CDB8" w:sz="4"/>
+              <w:right w:val="single" w:color="D9CDB8" w:sz="4"/>
+            </w:tcBorders>
+            <w:tcMar>
+              <w:top w:type="dxa" w:w="60"/>
+              <w:left w:type="dxa" w:w="90"/>
+              <w:bottom w:type="dxa" w:w="60"/>
+              <w:right w:type="dxa" w:w="90"/>
+            </w:tcMar>
+          </w:tcPr>
+          <w:p>
+            <w:pPr>
+              <w:spacing w:after="30" w:line="265"/>
+            </w:pPr>
+            <w:r>
+              <w:rPr>
+                <w:rFonts w:ascii="Malgun Gothic" w:cs="Malgun Gothic" w:eastAsia="Malgun Gothic" w:hAnsi="Malgun Gothic"/>
+                <w:b w:val="false"/>
+                <w:bCs w:val="false"/>
+                <w:color w:val="2A2420"/>
+                <w:sz w:val="18"/>
+                <w:szCs w:val="18"/>
+              </w:rPr>
+              <w:t xml:space="preserve">tb_job.id, status, progress_done/progress_total</w:t>
+            </w:r>
+          </w:p>
+        </w:tc>
+        <w:tc>
+          <w:tcPr>
+            <w:tcW w:type="dxa" w:w="2938"/>
+            <w:tcBorders>
+              <w:top w:val="single" w:color="D9CDB8" w:sz="4"/>
+              <w:left w:val="single" w:color="D9CDB8" w:sz="4"/>
+              <w:bottom w:val="single" w:color="D9CDB8" w:sz="4"/>
+              <w:right w:val="single" w:color="D9CDB8" w:sz="4"/>
+            </w:tcBorders>
+            <w:tcMar>
+              <w:top w:type="dxa" w:w="60"/>
+              <w:left w:type="dxa" w:w="90"/>
+              <w:bottom w:type="dxa" w:w="60"/>
+              <w:right w:type="dxa" w:w="90"/>
+            </w:tcMar>
+          </w:tcPr>
+          <w:p>
+            <w:pPr>
+              <w:spacing w:after="30" w:line="265"/>
+            </w:pPr>
+            <w:r>
+              <w:rPr>
+                <w:rFonts w:ascii="Malgun Gothic" w:cs="Malgun Gothic" w:eastAsia="Malgun Gothic" w:hAnsi="Malgun Gothic"/>
+                <w:b w:val="false"/>
+                <w:bCs w:val="false"/>
+                <w:color w:val="2A2420"/>
+                <w:sz w:val="18"/>
+                <w:szCs w:val="18"/>
+              </w:rPr>
+              <w:t xml:space="preserve">QUEUED·진행·완료·실패 → running/done/failed로 변환</w:t>
             </w:r>
           </w:p>
         </w:tc>
@@ -22604,7 +26372,7 @@
           <w:sz w:val="17"/>
           <w:szCs w:val="17"/>
         </w:rPr>
-        <w:t xml:space="preserve">users/{userId}/trips/{tripId}/day{n}/photos/{photoId}.jpg      사진 원본</w:t>
+        <w:t xml:space="preserve">users/{userId}/trips/{tripId}/day{n}/photos/{photoId}.jpg      사진 원본 (tb_photo.storage_key)</w:t>
       </w:r>
     </w:p>
     <w:p>
@@ -22620,7 +26388,7 @@
           <w:sz w:val="17"/>
           <w:szCs w:val="17"/>
         </w:rPr>
-        <w:t xml:space="preserve">users/{userId}/trips/{tripId}/day{n}/answers/{answerId}.webm    사용자 답변 원본(보관 설정 시)</w:t>
+        <w:t xml:space="preserve">users/{userId}/trips/{tripId}/day{n}/answers/{segmentId}.webm   사용자 발화 원본(보관 설정 시) (tb_voice_segment.audio_key)</w:t>
       </w:r>
     </w:p>
     <w:p>
@@ -22655,7 +26423,7 @@
           <w:sz w:val="21"/>
           <w:szCs w:val="21"/>
         </w:rPr>
-        <w:t xml:space="preserve">버킷은 비공개. 모든 URL은 서명 URL(PUT 15분, GET 1시간)로만 준다. 삭제는 users/{userId}/ 접두 일괄 삭제.</w:t>
+        <w:t xml:space="preserve">버킷은 비공개. DB에는 객체 키만 저장하고(팀 설계), URL은 요청 때마다 서명 URL(PUT 15분, GET 1시간)로 만들어 준다. 삭제는 users/{userId}/ 접두 일괄 삭제(E18 절차).</w:t>
       </w:r>
     </w:p>
     <w:p>
@@ -23461,7 +27229,7 @@
                 <w:sz w:val="18"/>
                 <w:szCs w:val="18"/>
               </w:rPr>
-              <w:t xml:space="preserve">DATABASE_URL</w:t>
+              <w:t xml:space="preserve">DB_HOST / DB_NAME / DB_USER / DB_PASSWORD</w:t>
             </w:r>
           </w:p>
         </w:tc>
@@ -23494,7 +27262,7 @@
                 <w:sz w:val="18"/>
                 <w:szCs w:val="18"/>
               </w:rPr>
-              <w:t xml:space="preserve">sqlite:///app.db (MVP) → MySQL 연결 문자열</w:t>
+              <w:t xml:space="preserve">Cloud DB for MySQL 접속 정보(utf8mb4)</w:t>
             </w:r>
           </w:p>
         </w:tc>
@@ -23565,7 +27333,7 @@
                 <w:sz w:val="18"/>
                 <w:szCs w:val="18"/>
               </w:rPr>
-              <w:t xml:space="preserve">ALLOWED_ORIGINS</w:t>
+              <w:t xml:space="preserve">COOKIE_NAME / COOKIE_MAX_AGE_DAYS</w:t>
             </w:r>
           </w:p>
         </w:tc>
@@ -23598,7 +27366,7 @@
                 <w:sz w:val="18"/>
                 <w:szCs w:val="18"/>
               </w:rPr>
-              <w:t xml:space="preserve">CORS 허용 프론트 도메인</w:t>
+              <w:t xml:space="preserve">쿠키 이름(예: yeohaengmal_token)과 유효 기간(접속할 때마다 연장). 속성은 HttpOnly·Secure·SameSite=Lax·Path=/ 고정</w:t>
             </w:r>
           </w:p>
         </w:tc>
@@ -23690,7 +27458,7 @@
           <w:sz w:val="21"/>
           <w:szCs w:val="21"/>
         </w:rPr>
-        <w:t xml:space="preserve">VITE_USE_MOCK=false, VITE_API_BASE_URL=서버 주소로 바꾸면 src/api/index.ts가 실제 호출한다. 엔드포인트·응답 모양은 이 문서와 src/api/types.ts가 같다.</w:t>
+        <w:t xml:space="preserve">VITE_USE_MOCK=false, VITE_API_BASE_URL=/api 로 두고 Nginx가 /api를 WAS로 전달하면 src/api/index.ts가 실제 호출한다. 엔드포인트·응답 모양은 이 문서와 src/api/types.ts가 같다.</w:t>
       </w:r>
     </w:p>
     <w:p>
@@ -23709,7 +27477,7 @@
           <w:sz w:val="21"/>
           <w:szCs w:val="21"/>
         </w:rPr>
-        <w:t xml:space="preserve">서버 CORS와 Object Storage 버킷 CORS(PUT 허용)를 먼저 열어 둔다. 마이크는 HTTPS에서만 되므로 서버·프론트 모두 HTTPS로 배포한다.</w:t>
+        <w:t xml:space="preserve">Object Storage 버킷 CORS(PUT 허용)를 먼저 열어 둔다. API는 같은 출처라 CORS가 필요 없다. 마이크는 HTTPS에서만 되므로 로드밸런서에서 HTTPS를 종료한다. 로컬 개발은 Vite 프록시가 /api를 http://localhost:8080으로 넘긴다.</w:t>
       </w:r>
     </w:p>
     <w:p>
@@ -23728,7 +27496,7 @@
           <w:sz w:val="21"/>
           <w:szCs w:val="21"/>
         </w:rPr>
-        <w:t xml:space="preserve">프론트가 추가로 호출해야 하는 것: PUT /users/me/settings(E19, 현재 로컬 저장).</w:t>
+        <w:t xml:space="preserve">프론트는 이미 쿠키 방식(credentials: include, GET /users/me), 코드값(동행·문체·목소리), 인터뷰 종료·이어 하기(E21, answered), 설정 서버 저장(E19)을 호출하도록 맞춰져 있다.</w:t>
       </w:r>
     </w:p>
     <w:p>
@@ -23956,7 +27724,7 @@
                 <w:sz w:val="18"/>
                 <w:szCs w:val="18"/>
               </w:rPr>
-              <w:t xml:space="preserve">서버 뼈대 + SQLite + E01·E02·E03·E04·E18(DB만)</w:t>
+              <w:t xml:space="preserve">VPC·서브넷·서버, Cloud DB for MySQL, 팀 스키마(DDL) 생성, WAS 뼈대, Nginx(/api 전달), 로드밸런서 HTTPS</w:t>
             </w:r>
           </w:p>
         </w:tc>
@@ -23989,7 +27757,7 @@
                 <w:sz w:val="18"/>
                 <w:szCs w:val="18"/>
               </w:rPr>
-              <w:t xml:space="preserve">닉네임 → 책장 → 새 여행까지 실제 서버로 동작</w:t>
+              <w:t xml:space="preserve">HTTPS 주소로 화면이 열리고 /api/users/me가 401을 돌려준다</w:t>
             </w:r>
           </w:p>
         </w:tc>
@@ -24060,7 +27828,7 @@
                 <w:sz w:val="18"/>
                 <w:szCs w:val="18"/>
               </w:rPr>
-              <w:t xml:space="preserve">Object Storage 연결 + E05·E06(+대안 A)</w:t>
+              <w:t xml:space="preserve">E01·E20·E03·E04·E19 + 쿠키 + tb_job 프레임워크 + E08</w:t>
             </w:r>
           </w:p>
         </w:tc>
@@ -24093,7 +27861,7 @@
                 <w:sz w:val="18"/>
                 <w:szCs w:val="18"/>
               </w:rPr>
-              <w:t xml:space="preserve">사진 42장이 버킷에 올라간다</w:t>
+              <w:t xml:space="preserve">닉네임 → 책장 → 새 여행까지 실제 서버로 동작</w:t>
             </w:r>
           </w:p>
         </w:tc>
@@ -24164,7 +27932,7 @@
                 <w:sz w:val="18"/>
                 <w:szCs w:val="18"/>
               </w:rPr>
-              <w:t xml:space="preserve">사진 분석: EXIF + 장면 분할 + Reverse Geocoding (HCX 없이 기본 문구) + E07·E08·E09</w:t>
+              <w:t xml:space="preserve">Object Storage 연결 + E05·E06 (서명 URL 시험, 안 되면 서버 경유)</w:t>
             </w:r>
           </w:p>
         </w:tc>
@@ -24197,7 +27965,7 @@
                 <w:sz w:val="18"/>
                 <w:szCs w:val="18"/>
               </w:rPr>
-              <w:t xml:space="preserve">장면 5개가 화면에 뜬다</w:t>
+              <w:t xml:space="preserve">사진 42장이 버킷에 올라간다</w:t>
             </w:r>
           </w:p>
         </w:tc>
@@ -24268,7 +28036,7 @@
                 <w:sz w:val="18"/>
                 <w:szCs w:val="18"/>
               </w:rPr>
-              <w:t xml:space="preserve">ffmpeg + CSR + CLOVA Voice + HCX 질문 + E10·E11</w:t>
+              <w:t xml:space="preserve">사진 분석: EXIF + 장면 분할 + Reverse Geocoding(기본 문구) + E07·E09</w:t>
             </w:r>
           </w:p>
         </w:tc>
@@ -24301,7 +28069,7 @@
                 <w:sz w:val="18"/>
                 <w:szCs w:val="18"/>
               </w:rPr>
-              <w:t xml:space="preserve">질문 5개가 끝까지 돌고 전사가 저장된다</w:t>
+              <w:t xml:space="preserve">장면 5개가 화면에 뜬다</w:t>
             </w:r>
           </w:p>
         </w:tc>
@@ -24372,7 +28140,7 @@
                 <w:sz w:val="18"/>
                 <w:szCs w:val="18"/>
               </w:rPr>
-              <w:t xml:space="preserve">HCX 챕터 작성(근거 검증 최소) + E12·E13</w:t>
+              <w:t xml:space="preserve">ffmpeg + CSR + CLOVA Voice + HCX 질문 + E10·E11·E21</w:t>
             </w:r>
           </w:p>
         </w:tc>
@@ -24405,7 +28173,7 @@
                 <w:sz w:val="18"/>
                 <w:szCs w:val="18"/>
               </w:rPr>
-              <w:t xml:space="preserve">초안이 나온다</w:t>
+              <w:t xml:space="preserve">질문 5개가 끝까지 돌고 전사가 저장되며 이어 하기가 된다</w:t>
             </w:r>
           </w:p>
         </w:tc>
@@ -24476,7 +28244,7 @@
                 <w:sz w:val="18"/>
                 <w:szCs w:val="18"/>
               </w:rPr>
-              <w:t xml:space="preserve">책 엮기·리더·문체 + E14·E15·E16·E17</w:t>
+              <w:t xml:space="preserve">HCX 챕터 작성(문장 단위 근거 + 걸러내기) + E12·E13</w:t>
             </w:r>
           </w:p>
         </w:tc>
@@ -24509,7 +28277,7 @@
                 <w:sz w:val="18"/>
                 <w:szCs w:val="18"/>
               </w:rPr>
-              <w:t xml:space="preserve">책 완성 → 읽기 → 문체 변경</w:t>
+              <w:t xml:space="preserve">초안이 나온다</w:t>
             </w:r>
           </w:p>
         </w:tc>
@@ -24580,7 +28348,7 @@
                 <w:sz w:val="18"/>
                 <w:szCs w:val="18"/>
               </w:rPr>
-              <w:t xml:space="preserve">HCX-005 장면 설명, OCR, 네이버 검색 API(선택), E19, 썸네일</w:t>
+              <w:t xml:space="preserve">책 엮기·리더·문체 + E14·E15·E16·E17, 삭제 E18</w:t>
             </w:r>
           </w:p>
         </w:tc>
@@ -24613,7 +28381,7 @@
                 <w:sz w:val="18"/>
                 <w:szCs w:val="18"/>
               </w:rPr>
-              <w:t xml:space="preserve">품질 개선</w:t>
+              <w:t xml:space="preserve">책 완성 → 읽기 → 문체 변경 → 데이터 삭제</w:t>
             </w:r>
           </w:p>
         </w:tc>
@@ -24684,7 +28452,7 @@
                 <w:sz w:val="18"/>
                 <w:szCs w:val="18"/>
               </w:rPr>
-              <w:t xml:space="preserve">Cloud DB for MySQL 이전, Image Optimizer, 모니터링</w:t>
+              <w:t xml:space="preserve">HCX-005 장면 설명, OCR, 네이버 검색 API(선택), 썸네일 최적화</w:t>
             </w:r>
           </w:p>
         </w:tc>
@@ -24717,7 +28485,7 @@
                 <w:sz w:val="18"/>
                 <w:szCs w:val="18"/>
               </w:rPr>
-              <w:t xml:space="preserve">운영 준비</w:t>
+              <w:t xml:space="preserve">품질 개선</w:t>
             </w:r>
           </w:p>
         </w:tc>
@@ -24752,7 +28520,7 @@
           <w:sz w:val="21"/>
           <w:szCs w:val="21"/>
         </w:rPr>
-        <w:t xml:space="preserve">1~2번이 끝나기 전에도 프론트는 mock으로 전체 시연이 된다. 서버를 단계적으로 붙일 때 엔드포인트별로 mock/실서버를 섞고 싶다면 프론트의 api 함수 단위로 USE_MOCK 분기를 나누면 된다(별도 요청 시 작업).</w:t>
+        <w:t xml:space="preserve">1~3번이 끝나기 전에도 프론트는 mock으로 전체 시연이 된다. 서버를 단계적으로 붙일 때 엔드포인트별로 mock/실서버를 섞고 싶다면 프론트의 api 함수 단위로 USE_MOCK 분기를 나누면 된다(별도 요청 시 작업).</w:t>
       </w:r>
     </w:p>
     <w:p>
@@ -25208,6 +28976,214 @@
                 <w:szCs w:val="18"/>
               </w:rPr>
               <w:t xml:space="preserve">장면당 대표 1장만 사용. 모든 사진을 보내지 않음</w:t>
+            </w:r>
+          </w:p>
+        </w:tc>
+      </w:tr>
+      <w:tr>
+        <w:trPr>
+          <w:cantSplit/>
+        </w:trPr>
+        <w:tc>
+          <w:tcPr>
+            <w:tcW w:type="dxa" w:w="1700"/>
+            <w:tcBorders>
+              <w:top w:val="single" w:color="D9CDB8" w:sz="4"/>
+              <w:left w:val="single" w:color="D9CDB8" w:sz="4"/>
+              <w:bottom w:val="single" w:color="D9CDB8" w:sz="4"/>
+              <w:right w:val="single" w:color="D9CDB8" w:sz="4"/>
+            </w:tcBorders>
+            <w:tcMar>
+              <w:top w:type="dxa" w:w="60"/>
+              <w:left w:type="dxa" w:w="90"/>
+              <w:bottom w:type="dxa" w:w="60"/>
+              <w:right w:type="dxa" w:w="90"/>
+            </w:tcMar>
+          </w:tcPr>
+          <w:p>
+            <w:pPr>
+              <w:spacing w:after="30" w:line="265"/>
+            </w:pPr>
+            <w:r>
+              <w:rPr>
+                <w:rFonts w:ascii="Malgun Gothic" w:cs="Malgun Gothic" w:eastAsia="Malgun Gothic" w:hAnsi="Malgun Gothic"/>
+                <w:b/>
+                <w:bCs/>
+                <w:color w:val="2A2420"/>
+                <w:sz w:val="18"/>
+                <w:szCs w:val="18"/>
+              </w:rPr>
+              <w:t xml:space="preserve">세션 쿠키</w:t>
+            </w:r>
+          </w:p>
+        </w:tc>
+        <w:tc>
+          <w:tcPr>
+            <w:tcW w:type="dxa" w:w="4000"/>
+            <w:tcBorders>
+              <w:top w:val="single" w:color="D9CDB8" w:sz="4"/>
+              <w:left w:val="single" w:color="D9CDB8" w:sz="4"/>
+              <w:bottom w:val="single" w:color="D9CDB8" w:sz="4"/>
+              <w:right w:val="single" w:color="D9CDB8" w:sz="4"/>
+            </w:tcBorders>
+            <w:tcMar>
+              <w:top w:type="dxa" w:w="60"/>
+              <w:left w:type="dxa" w:w="90"/>
+              <w:bottom w:type="dxa" w:w="60"/>
+              <w:right w:type="dxa" w:w="90"/>
+            </w:tcMar>
+          </w:tcPr>
+          <w:p>
+            <w:pPr>
+              <w:spacing w:after="30" w:line="265"/>
+            </w:pPr>
+            <w:r>
+              <w:rPr>
+                <w:rFonts w:ascii="Malgun Gothic" w:cs="Malgun Gothic" w:eastAsia="Malgun Gothic" w:hAnsi="Malgun Gothic"/>
+                <w:b w:val="false"/>
+                <w:bCs w:val="false"/>
+                <w:color w:val="2A2420"/>
+                <w:sz w:val="18"/>
+                <w:szCs w:val="18"/>
+              </w:rPr>
+              <w:t xml:space="preserve">쿠키를 잃으면(삭제·다른 브라우저·시크릿 창) 기존 책장을 복구할 수 없음. 쿠키 이름·유효기간 미정</w:t>
+            </w:r>
+          </w:p>
+        </w:tc>
+        <w:tc>
+          <w:tcPr>
+            <w:tcW w:type="dxa" w:w="3938"/>
+            <w:tcBorders>
+              <w:top w:val="single" w:color="D9CDB8" w:sz="4"/>
+              <w:left w:val="single" w:color="D9CDB8" w:sz="4"/>
+              <w:bottom w:val="single" w:color="D9CDB8" w:sz="4"/>
+              <w:right w:val="single" w:color="D9CDB8" w:sz="4"/>
+            </w:tcBorders>
+            <w:tcMar>
+              <w:top w:type="dxa" w:w="60"/>
+              <w:left w:type="dxa" w:w="90"/>
+              <w:bottom w:type="dxa" w:w="60"/>
+              <w:right w:type="dxa" w:w="90"/>
+            </w:tcMar>
+          </w:tcPr>
+          <w:p>
+            <w:pPr>
+              <w:spacing w:after="30" w:line="265"/>
+            </w:pPr>
+            <w:r>
+              <w:rPr>
+                <w:rFonts w:ascii="Malgun Gothic" w:cs="Malgun Gothic" w:eastAsia="Malgun Gothic" w:hAnsi="Malgun Gothic"/>
+                <w:b w:val="false"/>
+                <w:bCs w:val="false"/>
+                <w:color w:val="2A2420"/>
+                <w:sz w:val="18"/>
+                <w:szCs w:val="18"/>
+              </w:rPr>
+              <w:t xml:space="preserve">팀 결정 필요(정합성 보고서). 시연 중 브라우저를 바꾸지 않도록 안내</w:t>
+            </w:r>
+          </w:p>
+        </w:tc>
+      </w:tr>
+      <w:tr>
+        <w:trPr>
+          <w:cantSplit/>
+        </w:trPr>
+        <w:tc>
+          <w:tcPr>
+            <w:tcW w:type="dxa" w:w="1700"/>
+            <w:tcBorders>
+              <w:top w:val="single" w:color="D9CDB8" w:sz="4"/>
+              <w:left w:val="single" w:color="D9CDB8" w:sz="4"/>
+              <w:bottom w:val="single" w:color="D9CDB8" w:sz="4"/>
+              <w:right w:val="single" w:color="D9CDB8" w:sz="4"/>
+            </w:tcBorders>
+            <w:tcMar>
+              <w:top w:type="dxa" w:w="60"/>
+              <w:left w:type="dxa" w:w="90"/>
+              <w:bottom w:type="dxa" w:w="60"/>
+              <w:right w:type="dxa" w:w="90"/>
+            </w:tcMar>
+          </w:tcPr>
+          <w:p>
+            <w:pPr>
+              <w:spacing w:after="30" w:line="265"/>
+            </w:pPr>
+            <w:r>
+              <w:rPr>
+                <w:rFonts w:ascii="Malgun Gothic" w:cs="Malgun Gothic" w:eastAsia="Malgun Gothic" w:hAnsi="Malgun Gothic"/>
+                <w:b/>
+                <w:bCs/>
+                <w:color w:val="2A2420"/>
+                <w:sz w:val="18"/>
+                <w:szCs w:val="18"/>
+              </w:rPr>
+              <w:t xml:space="preserve">iPhone 사진 위치정보</w:t>
+            </w:r>
+          </w:p>
+        </w:tc>
+        <w:tc>
+          <w:tcPr>
+            <w:tcW w:type="dxa" w:w="4000"/>
+            <w:tcBorders>
+              <w:top w:val="single" w:color="D9CDB8" w:sz="4"/>
+              <w:left w:val="single" w:color="D9CDB8" w:sz="4"/>
+              <w:bottom w:val="single" w:color="D9CDB8" w:sz="4"/>
+              <w:right w:val="single" w:color="D9CDB8" w:sz="4"/>
+            </w:tcBorders>
+            <w:tcMar>
+              <w:top w:type="dxa" w:w="60"/>
+              <w:left w:type="dxa" w:w="90"/>
+              <w:bottom w:type="dxa" w:w="60"/>
+              <w:right w:type="dxa" w:w="90"/>
+            </w:tcMar>
+          </w:tcPr>
+          <w:p>
+            <w:pPr>
+              <w:spacing w:after="30" w:line="265"/>
+            </w:pPr>
+            <w:r>
+              <w:rPr>
+                <w:rFonts w:ascii="Malgun Gothic" w:cs="Malgun Gothic" w:eastAsia="Malgun Gothic" w:hAnsi="Malgun Gothic"/>
+                <w:b w:val="false"/>
+                <w:bCs w:val="false"/>
+                <w:color w:val="2A2420"/>
+                <w:sz w:val="18"/>
+                <w:szCs w:val="18"/>
+              </w:rPr>
+              <w:t xml:space="preserve">iPhone Safari에서 사진을 고를 때 위치정보(GPS)가 빠질 수 있음(선택 옵션에 따라 다름 — 확인 필요)</w:t>
+            </w:r>
+          </w:p>
+        </w:tc>
+        <w:tc>
+          <w:tcPr>
+            <w:tcW w:type="dxa" w:w="3938"/>
+            <w:tcBorders>
+              <w:top w:val="single" w:color="D9CDB8" w:sz="4"/>
+              <w:left w:val="single" w:color="D9CDB8" w:sz="4"/>
+              <w:bottom w:val="single" w:color="D9CDB8" w:sz="4"/>
+              <w:right w:val="single" w:color="D9CDB8" w:sz="4"/>
+            </w:tcBorders>
+            <w:tcMar>
+              <w:top w:type="dxa" w:w="60"/>
+              <w:left w:type="dxa" w:w="90"/>
+              <w:bottom w:type="dxa" w:w="60"/>
+              <w:right w:type="dxa" w:w="90"/>
+            </w:tcMar>
+          </w:tcPr>
+          <w:p>
+            <w:pPr>
+              <w:spacing w:after="30" w:line="265"/>
+            </w:pPr>
+            <w:r>
+              <w:rPr>
+                <w:rFonts w:ascii="Malgun Gothic" w:cs="Malgun Gothic" w:eastAsia="Malgun Gothic" w:hAnsi="Malgun Gothic"/>
+                <w:b w:val="false"/>
+                <w:bCs w:val="false"/>
+                <w:color w:val="2A2420"/>
+                <w:sz w:val="18"/>
+                <w:szCs w:val="18"/>
+              </w:rPr>
+              <w:t xml:space="preserve">GPS가 없어도 동작하도록 설계됨(장소명 비움). 시연용 사진은 위치정보를 포함해 시험</w:t>
             </w:r>
           </w:p>
         </w:tc>
@@ -26213,7 +30189,7 @@
         <w:sz w:val="17"/>
         <w:szCs w:val="17"/>
       </w:rPr>
-      <w:t xml:space="preserve">여행말 · API 기능명세서 v0.1</w:t>
+      <w:t xml:space="preserve">여행말 · API 기능명세서 v0.2</w:t>
     </w:r>
   </w:p>
 </w:hdr>
